--- a/Lab02/Node_Lab02.docx
+++ b/Lab02/Node_Lab02.docx
@@ -345,7 +345,6 @@
         <w:t xml:space="preserve">const result = await </w:t>
       </w:r>
       <w:proofErr w:type="spellStart"/>
-      <w:proofErr w:type="gramStart"/>
       <w:r>
         <w:rPr>
           <w:lang w:val="en-US"/>
@@ -357,14 +356,7 @@
         <w:rPr>
           <w:lang w:val="en-US"/>
         </w:rPr>
-        <w:t>(</w:t>
-      </w:r>
-      <w:proofErr w:type="gramEnd"/>
-      <w:r>
-        <w:rPr>
-          <w:lang w:val="en-US"/>
-        </w:rPr>
-        <w:t xml:space="preserve">op, 3) — </w:t>
+        <w:t xml:space="preserve">(op, 3) — </w:t>
       </w:r>
       <w:proofErr w:type="spellStart"/>
       <w:r>
@@ -480,53 +472,105 @@
     <w:p>
       <w:pPr>
         <w:pStyle w:val="ZIKSMAINTEXT"/>
-      </w:pPr>
-      <w:r>
+        <w:rPr>
+          <w:sz w:val="17"/>
+          <w:szCs w:val="17"/>
+        </w:rPr>
+      </w:pPr>
+      <w:r>
+        <w:rPr>
+          <w:sz w:val="17"/>
+          <w:szCs w:val="17"/>
+        </w:rPr>
         <w:t>import {delay} from './delay.js';</w:t>
       </w:r>
     </w:p>
     <w:p>
       <w:pPr>
         <w:pStyle w:val="ZIKSMAINTEXT"/>
-      </w:pPr>
-      <w:r>
+        <w:rPr>
+          <w:sz w:val="17"/>
+          <w:szCs w:val="17"/>
+        </w:rPr>
+      </w:pPr>
+      <w:r>
+        <w:rPr>
+          <w:sz w:val="17"/>
+          <w:szCs w:val="17"/>
+        </w:rPr>
         <w:t>import {AsyncOperation} from '../types/index.js';</w:t>
       </w:r>
     </w:p>
     <w:p>
       <w:pPr>
         <w:pStyle w:val="ZIKSMAINTEXT"/>
-      </w:pPr>
-    </w:p>
-    <w:p>
-      <w:pPr>
-        <w:pStyle w:val="ZIKSMAINTEXT"/>
-      </w:pPr>
-      <w:r>
+        <w:rPr>
+          <w:sz w:val="17"/>
+          <w:szCs w:val="17"/>
+        </w:rPr>
+      </w:pPr>
+    </w:p>
+    <w:p>
+      <w:pPr>
+        <w:pStyle w:val="ZIKSMAINTEXT"/>
+        <w:rPr>
+          <w:sz w:val="17"/>
+          <w:szCs w:val="17"/>
+        </w:rPr>
+      </w:pPr>
+      <w:r>
+        <w:rPr>
+          <w:sz w:val="17"/>
+          <w:szCs w:val="17"/>
+        </w:rPr>
         <w:t>export const retryOperation = async &lt;T&gt;(</w:t>
       </w:r>
     </w:p>
     <w:p>
       <w:pPr>
         <w:pStyle w:val="ZIKSMAINTEXT"/>
-      </w:pPr>
-      <w:r>
+        <w:rPr>
+          <w:sz w:val="17"/>
+          <w:szCs w:val="17"/>
+        </w:rPr>
+      </w:pPr>
+      <w:r>
+        <w:rPr>
+          <w:sz w:val="17"/>
+          <w:szCs w:val="17"/>
+        </w:rPr>
         <w:t xml:space="preserve">    operation: AsyncOperation&lt;T&gt;,</w:t>
       </w:r>
     </w:p>
     <w:p>
       <w:pPr>
         <w:pStyle w:val="ZIKSMAINTEXT"/>
-      </w:pPr>
-      <w:r>
+        <w:rPr>
+          <w:sz w:val="17"/>
+          <w:szCs w:val="17"/>
+        </w:rPr>
+      </w:pPr>
+      <w:r>
+        <w:rPr>
+          <w:sz w:val="17"/>
+          <w:szCs w:val="17"/>
+        </w:rPr>
         <w:t xml:space="preserve">    maxRetries: number = 3                                                                      </w:t>
       </w:r>
     </w:p>
     <w:p>
       <w:pPr>
         <w:pStyle w:val="ZIKSMAINTEXT"/>
-      </w:pPr>
-      <w:r>
+        <w:rPr>
+          <w:sz w:val="17"/>
+          <w:szCs w:val="17"/>
+        </w:rPr>
+      </w:pPr>
+      <w:r>
+        <w:rPr>
+          <w:sz w:val="17"/>
+          <w:szCs w:val="17"/>
+        </w:rPr>
         <w:t>): Promise&lt;T&gt; =&gt; {</w:t>
       </w:r>
     </w:p>
@@ -534,34 +578,64 @@
       <w:pPr>
         <w:pStyle w:val="ZIKSMAINTEXT"/>
         <w:rPr>
-          <w:lang w:val="en-US"/>
-        </w:rPr>
-      </w:pPr>
-      <w:r>
+          <w:sz w:val="17"/>
+          <w:szCs w:val="17"/>
+          <w:lang w:val="en-US"/>
+        </w:rPr>
+      </w:pPr>
+      <w:r>
+        <w:rPr>
+          <w:sz w:val="17"/>
+          <w:szCs w:val="17"/>
+        </w:rPr>
         <w:t xml:space="preserve">    let lastError: Error = new Error('Unknown error');</w:t>
       </w:r>
     </w:p>
     <w:p>
       <w:pPr>
         <w:pStyle w:val="ZIKSMAINTEXT"/>
-      </w:pPr>
-      <w:r>
+        <w:rPr>
+          <w:sz w:val="17"/>
+          <w:szCs w:val="17"/>
+        </w:rPr>
+      </w:pPr>
+      <w:r>
+        <w:rPr>
+          <w:sz w:val="17"/>
+          <w:szCs w:val="17"/>
+        </w:rPr>
         <w:t xml:space="preserve">    for (let attempt = 1; attempt &lt;= maxRetries; attempt++) {</w:t>
       </w:r>
     </w:p>
     <w:p>
       <w:pPr>
         <w:pStyle w:val="ZIKSMAINTEXT"/>
-      </w:pPr>
-      <w:r>
+        <w:rPr>
+          <w:sz w:val="17"/>
+          <w:szCs w:val="17"/>
+        </w:rPr>
+      </w:pPr>
+      <w:r>
+        <w:rPr>
+          <w:sz w:val="17"/>
+          <w:szCs w:val="17"/>
+        </w:rPr>
         <w:t xml:space="preserve">        try {</w:t>
       </w:r>
     </w:p>
     <w:p>
       <w:pPr>
         <w:pStyle w:val="ZIKSMAINTEXT"/>
-      </w:pPr>
-      <w:r>
+        <w:rPr>
+          <w:sz w:val="17"/>
+          <w:szCs w:val="17"/>
+        </w:rPr>
+      </w:pPr>
+      <w:r>
+        <w:rPr>
+          <w:sz w:val="17"/>
+          <w:szCs w:val="17"/>
+        </w:rPr>
         <w:t xml:space="preserve">            console.log(`Спроба ${attempt}...`);</w:t>
       </w:r>
     </w:p>
@@ -569,10 +643,16 @@
       <w:pPr>
         <w:pStyle w:val="ZIKSMAINTEXT"/>
         <w:rPr>
-          <w:lang w:val="en-US"/>
-        </w:rPr>
-      </w:pPr>
-      <w:r>
+          <w:sz w:val="17"/>
+          <w:szCs w:val="17"/>
+          <w:lang w:val="en-US"/>
+        </w:rPr>
+      </w:pPr>
+      <w:r>
+        <w:rPr>
+          <w:sz w:val="17"/>
+          <w:szCs w:val="17"/>
+        </w:rPr>
         <w:t xml:space="preserve">            return await operation();</w:t>
       </w:r>
     </w:p>
@@ -580,69 +660,167 @@
       <w:pPr>
         <w:pStyle w:val="ZIKSMAINTEXT"/>
         <w:rPr>
-          <w:lang w:val="en-US"/>
-        </w:rPr>
-      </w:pPr>
-    </w:p>
-    <w:p>
-      <w:pPr>
-        <w:pStyle w:val="ZIKSMAINTEXT"/>
-        <w:rPr>
-          <w:lang w:val="en-US"/>
-        </w:rPr>
-      </w:pPr>
-    </w:p>
-    <w:p>
-      <w:pPr>
-        <w:pStyle w:val="ZIKSMAINTEXT"/>
-      </w:pPr>
-      <w:r>
+          <w:sz w:val="17"/>
+          <w:szCs w:val="17"/>
+          <w:lang w:val="en-US"/>
+        </w:rPr>
+      </w:pPr>
+    </w:p>
+    <w:p>
+      <w:pPr>
+        <w:pStyle w:val="ZIKSMAINTEXT"/>
+        <w:rPr>
+          <w:sz w:val="17"/>
+          <w:szCs w:val="17"/>
+          <w:lang w:val="en-US"/>
+        </w:rPr>
+      </w:pPr>
+    </w:p>
+    <w:p>
+      <w:pPr>
+        <w:pStyle w:val="ZIKSMAINTEXT"/>
+        <w:rPr>
+          <w:sz w:val="17"/>
+          <w:szCs w:val="17"/>
+        </w:rPr>
+      </w:pPr>
+      <w:r>
+        <w:rPr>
+          <w:sz w:val="17"/>
+          <w:szCs w:val="17"/>
+        </w:rPr>
+        <w:t xml:space="preserve">        } catch (error) {</w:t>
+      </w:r>
+    </w:p>
+    <w:p>
+      <w:pPr>
+        <w:pStyle w:val="ZIKSMAINTEXT"/>
+        <w:rPr>
+          <w:sz w:val="17"/>
+          <w:szCs w:val="17"/>
+        </w:rPr>
+      </w:pPr>
+      <w:r>
+        <w:rPr>
+          <w:sz w:val="17"/>
+          <w:szCs w:val="17"/>
+        </w:rPr>
+        <w:t xml:space="preserve">            lastError = error instanceof Error ? error : new Error(String(error));</w:t>
+      </w:r>
+    </w:p>
+    <w:p>
+      <w:pPr>
+        <w:pStyle w:val="ZIKSMAINTEXT"/>
+        <w:rPr>
+          <w:sz w:val="17"/>
+          <w:szCs w:val="17"/>
+        </w:rPr>
+      </w:pPr>
+    </w:p>
+    <w:p>
+      <w:pPr>
+        <w:pStyle w:val="ZIKSMAINTEXT"/>
+        <w:rPr>
+          <w:sz w:val="17"/>
+          <w:szCs w:val="17"/>
+        </w:rPr>
+      </w:pPr>
+      <w:r>
+        <w:rPr>
+          <w:sz w:val="17"/>
+          <w:szCs w:val="17"/>
+        </w:rPr>
+        <w:t xml:space="preserve">            if (attempt &lt; maxRetries) {</w:t>
+      </w:r>
+    </w:p>
+    <w:p>
+      <w:pPr>
+        <w:pStyle w:val="ZIKSMAINTEXT"/>
+        <w:rPr>
+          <w:sz w:val="17"/>
+          <w:szCs w:val="17"/>
+          <w:lang w:val="en-US"/>
+        </w:rPr>
+      </w:pPr>
+      <w:r>
+        <w:rPr>
+          <w:sz w:val="17"/>
+          <w:szCs w:val="17"/>
+        </w:rPr>
+        <w:t xml:space="preserve">                await delay(150);</w:t>
+      </w:r>
+    </w:p>
+    <w:p>
+      <w:pPr>
+        <w:pStyle w:val="ZIKSMAINTEXT"/>
+        <w:rPr>
+          <w:sz w:val="17"/>
+          <w:szCs w:val="17"/>
+          <w:lang w:val="en-US"/>
+        </w:rPr>
+      </w:pPr>
+    </w:p>
+    <w:p>
+      <w:pPr>
+        <w:pStyle w:val="ZIKSMAINTEXT"/>
+        <w:rPr>
+          <w:sz w:val="17"/>
+          <w:szCs w:val="17"/>
+          <w:lang w:val="en-US"/>
+        </w:rPr>
+      </w:pPr>
+    </w:p>
+    <w:p>
+      <w:pPr>
+        <w:pStyle w:val="ZIKSMAINTEXT"/>
+        <w:rPr>
+          <w:sz w:val="17"/>
+          <w:szCs w:val="17"/>
+          <w:lang w:val="en-US"/>
+        </w:rPr>
+      </w:pPr>
+    </w:p>
+    <w:p>
+      <w:pPr>
+        <w:pStyle w:val="ZIKSMAINTEXT"/>
+        <w:ind w:firstLine="0"/>
+        <w:rPr>
+          <w:sz w:val="17"/>
+          <w:szCs w:val="17"/>
+          <w:lang w:val="en-US"/>
+        </w:rPr>
+      </w:pPr>
+    </w:p>
+    <w:p>
+      <w:pPr>
+        <w:pStyle w:val="ZIKSMAINTEXT"/>
+        <w:rPr>
+          <w:sz w:val="17"/>
+          <w:szCs w:val="17"/>
+        </w:rPr>
+      </w:pPr>
+      <w:r>
+        <w:rPr>
+          <w:sz w:val="17"/>
+          <w:szCs w:val="17"/>
+        </w:rPr>
         <w:lastRenderedPageBreak/>
-        <w:t xml:space="preserve">        } catch (error) {</w:t>
-      </w:r>
-    </w:p>
-    <w:p>
-      <w:pPr>
-        <w:pStyle w:val="ZIKSMAINTEXT"/>
-      </w:pPr>
-      <w:r>
-        <w:t xml:space="preserve">            lastError = error instanceof Error ? error : new Error(String(error));</w:t>
-      </w:r>
-    </w:p>
-    <w:p>
-      <w:pPr>
-        <w:pStyle w:val="ZIKSMAINTEXT"/>
-      </w:pPr>
-    </w:p>
-    <w:p>
-      <w:pPr>
-        <w:pStyle w:val="ZIKSMAINTEXT"/>
-      </w:pPr>
-      <w:r>
-        <w:t xml:space="preserve">            if (attempt &lt; maxRetries) {</w:t>
-      </w:r>
-    </w:p>
-    <w:p>
-      <w:pPr>
-        <w:pStyle w:val="ZIKSMAINTEXT"/>
-      </w:pPr>
-      <w:r>
-        <w:t xml:space="preserve">                await delay(150);</w:t>
-      </w:r>
-    </w:p>
-    <w:p>
-      <w:pPr>
-        <w:pStyle w:val="ZIKSMAINTEXT"/>
-      </w:pPr>
-      <w:r>
         <w:t xml:space="preserve">            }</w:t>
       </w:r>
     </w:p>
     <w:p>
       <w:pPr>
         <w:pStyle w:val="ZIKSMAINTEXT"/>
-      </w:pPr>
-      <w:r>
+        <w:rPr>
+          <w:sz w:val="17"/>
+          <w:szCs w:val="17"/>
+        </w:rPr>
+      </w:pPr>
+      <w:r>
+        <w:rPr>
+          <w:sz w:val="17"/>
+          <w:szCs w:val="17"/>
+        </w:rPr>
         <w:t xml:space="preserve">        }</w:t>
       </w:r>
     </w:p>
@@ -650,18 +828,32 @@
       <w:pPr>
         <w:pStyle w:val="ZIKSMAINTEXT"/>
         <w:rPr>
-          <w:lang w:val="en-US"/>
-        </w:rPr>
-      </w:pPr>
-      <w:r>
+          <w:sz w:val="17"/>
+          <w:szCs w:val="17"/>
+          <w:lang w:val="en-US"/>
+        </w:rPr>
+      </w:pPr>
+      <w:r>
+        <w:rPr>
+          <w:sz w:val="17"/>
+          <w:szCs w:val="17"/>
+        </w:rPr>
         <w:t xml:space="preserve">    }</w:t>
       </w:r>
     </w:p>
     <w:p>
       <w:pPr>
         <w:pStyle w:val="ZIKSMAINTEXT"/>
-      </w:pPr>
-      <w:r>
+        <w:rPr>
+          <w:sz w:val="17"/>
+          <w:szCs w:val="17"/>
+        </w:rPr>
+      </w:pPr>
+      <w:r>
+        <w:rPr>
+          <w:sz w:val="17"/>
+          <w:szCs w:val="17"/>
+        </w:rPr>
         <w:t xml:space="preserve">    throw lastError;</w:t>
       </w:r>
     </w:p>
@@ -670,10 +862,16 @@
         <w:pStyle w:val="ZIKSMAINTEXT"/>
         <w:ind w:firstLine="0"/>
         <w:rPr>
-          <w:lang w:val="en-US"/>
-        </w:rPr>
-      </w:pPr>
-      <w:r>
+          <w:sz w:val="17"/>
+          <w:szCs w:val="17"/>
+          <w:lang w:val="en-US"/>
+        </w:rPr>
+      </w:pPr>
+      <w:r>
+        <w:rPr>
+          <w:sz w:val="17"/>
+          <w:szCs w:val="17"/>
+        </w:rPr>
         <w:t>};</w:t>
       </w:r>
     </w:p>
@@ -757,33 +955,33 @@
       <w:pPr>
         <w:pStyle w:val="ZIKSMAINTEXT"/>
         <w:rPr>
-          <w:lang w:val="en-US"/>
-        </w:rPr>
-      </w:pPr>
-      <w:r>
-        <w:rPr>
-          <w:lang w:val="en-US"/>
-        </w:rPr>
-        <w:t xml:space="preserve">import </w:t>
-      </w:r>
-      <w:proofErr w:type="gramStart"/>
-      <w:r>
-        <w:rPr>
-          <w:lang w:val="en-US"/>
-        </w:rPr>
-        <w:t xml:space="preserve">{ </w:t>
+          <w:sz w:val="17"/>
+          <w:szCs w:val="17"/>
+          <w:lang w:val="en-US"/>
+        </w:rPr>
+      </w:pPr>
+      <w:r>
+        <w:rPr>
+          <w:sz w:val="17"/>
+          <w:szCs w:val="17"/>
+          <w:lang w:val="en-US"/>
+        </w:rPr>
+        <w:t xml:space="preserve">import { </w:t>
       </w:r>
       <w:proofErr w:type="spellStart"/>
       <w:r>
         <w:rPr>
+          <w:sz w:val="17"/>
+          <w:szCs w:val="17"/>
           <w:lang w:val="en-US"/>
         </w:rPr>
         <w:t>TimeoutError</w:t>
       </w:r>
       <w:proofErr w:type="spellEnd"/>
-      <w:proofErr w:type="gramEnd"/>
-      <w:r>
-        <w:rPr>
+      <w:r>
+        <w:rPr>
+          <w:sz w:val="17"/>
+          <w:szCs w:val="17"/>
           <w:lang w:val="en-US"/>
         </w:rPr>
         <w:t xml:space="preserve"> } from '../types/index.js';</w:t>
@@ -793,11 +991,15 @@
       <w:pPr>
         <w:pStyle w:val="ZIKSMAINTEXT"/>
         <w:rPr>
-          <w:lang w:val="en-US"/>
-        </w:rPr>
-      </w:pPr>
-      <w:r>
-        <w:rPr>
+          <w:sz w:val="17"/>
+          <w:szCs w:val="17"/>
+          <w:lang w:val="en-US"/>
+        </w:rPr>
+      </w:pPr>
+      <w:r>
+        <w:rPr>
+          <w:sz w:val="17"/>
+          <w:szCs w:val="17"/>
           <w:lang w:val="en-US"/>
         </w:rPr>
         <w:t xml:space="preserve">export const </w:t>
@@ -805,6 +1007,8 @@
       <w:proofErr w:type="spellStart"/>
       <w:r>
         <w:rPr>
+          <w:sz w:val="17"/>
+          <w:szCs w:val="17"/>
           <w:lang w:val="en-US"/>
         </w:rPr>
         <w:t>raceWithTimeout</w:t>
@@ -812,28 +1016,26 @@
       <w:proofErr w:type="spellEnd"/>
       <w:r>
         <w:rPr>
-          <w:lang w:val="en-US"/>
-        </w:rPr>
-        <w:t xml:space="preserve"> = async &lt;T</w:t>
-      </w:r>
-      <w:proofErr w:type="gramStart"/>
-      <w:r>
-        <w:rPr>
-          <w:lang w:val="en-US"/>
-        </w:rPr>
-        <w:t>&gt;(</w:t>
-      </w:r>
-      <w:proofErr w:type="gramEnd"/>
-    </w:p>
-    <w:p>
-      <w:pPr>
-        <w:pStyle w:val="ZIKSMAINTEXT"/>
-        <w:rPr>
-          <w:lang w:val="en-US"/>
-        </w:rPr>
-      </w:pPr>
-      <w:r>
-        <w:rPr>
+          <w:sz w:val="17"/>
+          <w:szCs w:val="17"/>
+          <w:lang w:val="en-US"/>
+        </w:rPr>
+        <w:t xml:space="preserve"> = async &lt;T&gt;(</w:t>
+      </w:r>
+    </w:p>
+    <w:p>
+      <w:pPr>
+        <w:pStyle w:val="ZIKSMAINTEXT"/>
+        <w:rPr>
+          <w:sz w:val="17"/>
+          <w:szCs w:val="17"/>
+          <w:lang w:val="en-US"/>
+        </w:rPr>
+      </w:pPr>
+      <w:r>
+        <w:rPr>
+          <w:sz w:val="17"/>
+          <w:szCs w:val="17"/>
           <w:lang w:val="en-US"/>
         </w:rPr>
         <w:t xml:space="preserve">    promise: Promise&lt;T&gt;,</w:t>
@@ -843,11 +1045,15 @@
       <w:pPr>
         <w:pStyle w:val="ZIKSMAINTEXT"/>
         <w:rPr>
-          <w:lang w:val="en-US"/>
-        </w:rPr>
-      </w:pPr>
-      <w:r>
-        <w:rPr>
+          <w:sz w:val="17"/>
+          <w:szCs w:val="17"/>
+          <w:lang w:val="en-US"/>
+        </w:rPr>
+      </w:pPr>
+      <w:r>
+        <w:rPr>
+          <w:sz w:val="17"/>
+          <w:szCs w:val="17"/>
           <w:lang w:val="en-US"/>
         </w:rPr>
         <w:t xml:space="preserve">    </w:t>
@@ -855,6 +1061,8 @@
       <w:proofErr w:type="spellStart"/>
       <w:r>
         <w:rPr>
+          <w:sz w:val="17"/>
+          <w:szCs w:val="17"/>
           <w:lang w:val="en-US"/>
         </w:rPr>
         <w:t>timeoutMs</w:t>
@@ -862,6 +1070,8 @@
       <w:proofErr w:type="spellEnd"/>
       <w:r>
         <w:rPr>
+          <w:sz w:val="17"/>
+          <w:szCs w:val="17"/>
           <w:lang w:val="en-US"/>
         </w:rPr>
         <w:t>: number</w:t>
@@ -871,11 +1081,15 @@
       <w:pPr>
         <w:pStyle w:val="ZIKSMAINTEXT"/>
         <w:rPr>
-          <w:lang w:val="en-US"/>
-        </w:rPr>
-      </w:pPr>
-      <w:r>
-        <w:rPr>
+          <w:sz w:val="17"/>
+          <w:szCs w:val="17"/>
+          <w:lang w:val="en-US"/>
+        </w:rPr>
+      </w:pPr>
+      <w:r>
+        <w:rPr>
+          <w:sz w:val="17"/>
+          <w:szCs w:val="17"/>
           <w:lang w:val="en-US"/>
         </w:rPr>
         <w:t>): Promise&lt;T&gt; =&gt; {</w:t>
@@ -885,11 +1099,15 @@
       <w:pPr>
         <w:pStyle w:val="ZIKSMAINTEXT"/>
         <w:rPr>
-          <w:lang w:val="en-US"/>
-        </w:rPr>
-      </w:pPr>
-      <w:r>
-        <w:rPr>
+          <w:sz w:val="17"/>
+          <w:szCs w:val="17"/>
+          <w:lang w:val="en-US"/>
+        </w:rPr>
+      </w:pPr>
+      <w:r>
+        <w:rPr>
+          <w:sz w:val="17"/>
+          <w:szCs w:val="17"/>
           <w:lang w:val="en-US"/>
         </w:rPr>
         <w:t xml:space="preserve">    const </w:t>
@@ -897,6 +1115,8 @@
       <w:proofErr w:type="spellStart"/>
       <w:r>
         <w:rPr>
+          <w:sz w:val="17"/>
+          <w:szCs w:val="17"/>
           <w:lang w:val="en-US"/>
         </w:rPr>
         <w:t>timeoutPromise</w:t>
@@ -904,42 +1124,35 @@
       <w:proofErr w:type="spellEnd"/>
       <w:r>
         <w:rPr>
-          <w:lang w:val="en-US"/>
-        </w:rPr>
-        <w:t xml:space="preserve"> = new Promise&lt;never</w:t>
-      </w:r>
-      <w:proofErr w:type="gramStart"/>
-      <w:r>
-        <w:rPr>
-          <w:lang w:val="en-US"/>
-        </w:rPr>
-        <w:t>&gt;(</w:t>
-      </w:r>
-      <w:proofErr w:type="gramEnd"/>
-      <w:r>
-        <w:rPr>
-          <w:lang w:val="en-US"/>
-        </w:rPr>
-        <w:t>(_, reject) =&gt; {</w:t>
-      </w:r>
-    </w:p>
-    <w:p>
-      <w:pPr>
-        <w:pStyle w:val="ZIKSMAINTEXT"/>
-        <w:rPr>
-          <w:lang w:val="en-US"/>
-        </w:rPr>
-      </w:pPr>
-      <w:r>
-        <w:rPr>
+          <w:sz w:val="17"/>
+          <w:szCs w:val="17"/>
+          <w:lang w:val="en-US"/>
+        </w:rPr>
+        <w:t xml:space="preserve"> = new Promise&lt;never&gt;((_, reject) =&gt; {</w:t>
+      </w:r>
+    </w:p>
+    <w:p>
+      <w:pPr>
+        <w:pStyle w:val="ZIKSMAINTEXT"/>
+        <w:rPr>
+          <w:sz w:val="17"/>
+          <w:szCs w:val="17"/>
+          <w:lang w:val="en-US"/>
+        </w:rPr>
+      </w:pPr>
+      <w:r>
+        <w:rPr>
+          <w:sz w:val="17"/>
+          <w:szCs w:val="17"/>
           <w:lang w:val="en-US"/>
         </w:rPr>
         <w:t xml:space="preserve">        </w:t>
       </w:r>
       <w:proofErr w:type="spellStart"/>
-      <w:proofErr w:type="gramStart"/>
-      <w:r>
-        <w:rPr>
+      <w:r>
+        <w:rPr>
+          <w:sz w:val="17"/>
+          <w:szCs w:val="17"/>
           <w:lang w:val="en-US"/>
         </w:rPr>
         <w:t>setTimeout</w:t>
@@ -947,48 +1160,35 @@
       <w:proofErr w:type="spellEnd"/>
       <w:r>
         <w:rPr>
-          <w:lang w:val="en-US"/>
-        </w:rPr>
-        <w:t>(</w:t>
-      </w:r>
-      <w:proofErr w:type="gramEnd"/>
-      <w:r>
-        <w:rPr>
-          <w:lang w:val="en-US"/>
-        </w:rPr>
-        <w:t>() =&gt; {</w:t>
-      </w:r>
-    </w:p>
-    <w:p>
-      <w:pPr>
-        <w:pStyle w:val="ZIKSMAINTEXT"/>
-        <w:rPr>
-          <w:lang w:val="en-US"/>
-        </w:rPr>
-      </w:pPr>
-      <w:r>
-        <w:rPr>
-          <w:lang w:val="en-US"/>
-        </w:rPr>
-        <w:t xml:space="preserve">            const error = new </w:t>
-      </w:r>
-      <w:proofErr w:type="gramStart"/>
-      <w:r>
-        <w:rPr>
-          <w:lang w:val="en-US"/>
-        </w:rPr>
-        <w:t>Error(</w:t>
-      </w:r>
-      <w:proofErr w:type="gramEnd"/>
-      <w:r>
-        <w:rPr>
-          <w:lang w:val="en-US"/>
-        </w:rPr>
-        <w:t>`Operation timed out after ${</w:t>
+          <w:sz w:val="17"/>
+          <w:szCs w:val="17"/>
+          <w:lang w:val="en-US"/>
+        </w:rPr>
+        <w:t>(() =&gt; {</w:t>
+      </w:r>
+    </w:p>
+    <w:p>
+      <w:pPr>
+        <w:pStyle w:val="ZIKSMAINTEXT"/>
+        <w:rPr>
+          <w:sz w:val="17"/>
+          <w:szCs w:val="17"/>
+          <w:lang w:val="en-US"/>
+        </w:rPr>
+      </w:pPr>
+      <w:r>
+        <w:rPr>
+          <w:sz w:val="17"/>
+          <w:szCs w:val="17"/>
+          <w:lang w:val="en-US"/>
+        </w:rPr>
+        <w:t xml:space="preserve">            const error = new Error(`Operation timed out after ${</w:t>
       </w:r>
       <w:proofErr w:type="spellStart"/>
       <w:r>
         <w:rPr>
+          <w:sz w:val="17"/>
+          <w:szCs w:val="17"/>
           <w:lang w:val="en-US"/>
         </w:rPr>
         <w:t>timeoutMs</w:t>
@@ -996,6 +1196,8 @@
       <w:proofErr w:type="spellEnd"/>
       <w:r>
         <w:rPr>
+          <w:sz w:val="17"/>
+          <w:szCs w:val="17"/>
           <w:lang w:val="en-US"/>
         </w:rPr>
         <w:t>}</w:t>
@@ -1003,6 +1205,8 @@
       <w:proofErr w:type="spellStart"/>
       <w:r>
         <w:rPr>
+          <w:sz w:val="17"/>
+          <w:szCs w:val="17"/>
           <w:lang w:val="en-US"/>
         </w:rPr>
         <w:t>ms`</w:t>
@@ -1010,6 +1214,8 @@
       <w:proofErr w:type="spellEnd"/>
       <w:r>
         <w:rPr>
+          <w:sz w:val="17"/>
+          <w:szCs w:val="17"/>
           <w:lang w:val="en-US"/>
         </w:rPr>
         <w:t xml:space="preserve">) as </w:t>
@@ -1017,6 +1223,8 @@
       <w:proofErr w:type="spellStart"/>
       <w:r>
         <w:rPr>
+          <w:sz w:val="17"/>
+          <w:szCs w:val="17"/>
           <w:lang w:val="en-US"/>
         </w:rPr>
         <w:t>TimeoutError</w:t>
@@ -1024,6 +1232,8 @@
       <w:proofErr w:type="spellEnd"/>
       <w:r>
         <w:rPr>
+          <w:sz w:val="17"/>
+          <w:szCs w:val="17"/>
           <w:lang w:val="en-US"/>
         </w:rPr>
         <w:t>;</w:t>
@@ -1033,27 +1243,33 @@
       <w:pPr>
         <w:pStyle w:val="ZIKSMAINTEXT"/>
         <w:rPr>
-          <w:lang w:val="en-US"/>
-        </w:rPr>
-      </w:pPr>
-      <w:r>
-        <w:rPr>
+          <w:sz w:val="17"/>
+          <w:szCs w:val="17"/>
+          <w:lang w:val="en-US"/>
+        </w:rPr>
+      </w:pPr>
+      <w:r>
+        <w:rPr>
+          <w:sz w:val="17"/>
+          <w:szCs w:val="17"/>
           <w:lang w:val="en-US"/>
         </w:rPr>
         <w:t xml:space="preserve">            </w:t>
       </w:r>
       <w:proofErr w:type="spellStart"/>
-      <w:proofErr w:type="gramStart"/>
-      <w:r>
-        <w:rPr>
+      <w:r>
+        <w:rPr>
+          <w:sz w:val="17"/>
+          <w:szCs w:val="17"/>
           <w:lang w:val="en-US"/>
         </w:rPr>
         <w:t>error.timeoutMs</w:t>
       </w:r>
       <w:proofErr w:type="spellEnd"/>
-      <w:proofErr w:type="gramEnd"/>
-      <w:r>
-        <w:rPr>
+      <w:r>
+        <w:rPr>
+          <w:sz w:val="17"/>
+          <w:szCs w:val="17"/>
           <w:lang w:val="en-US"/>
         </w:rPr>
         <w:t xml:space="preserve"> = </w:t>
@@ -1061,6 +1277,8 @@
       <w:proofErr w:type="spellStart"/>
       <w:r>
         <w:rPr>
+          <w:sz w:val="17"/>
+          <w:szCs w:val="17"/>
           <w:lang w:val="en-US"/>
         </w:rPr>
         <w:t>timeoutMs</w:t>
@@ -1068,6 +1286,8 @@
       <w:proofErr w:type="spellEnd"/>
       <w:r>
         <w:rPr>
+          <w:sz w:val="17"/>
+          <w:szCs w:val="17"/>
           <w:lang w:val="en-US"/>
         </w:rPr>
         <w:t>;</w:t>
@@ -1077,11 +1297,15 @@
       <w:pPr>
         <w:pStyle w:val="ZIKSMAINTEXT"/>
         <w:rPr>
-          <w:lang w:val="en-US"/>
-        </w:rPr>
-      </w:pPr>
-      <w:r>
-        <w:rPr>
+          <w:sz w:val="17"/>
+          <w:szCs w:val="17"/>
+          <w:lang w:val="en-US"/>
+        </w:rPr>
+      </w:pPr>
+      <w:r>
+        <w:rPr>
+          <w:sz w:val="17"/>
+          <w:szCs w:val="17"/>
           <w:lang w:val="en-US"/>
         </w:rPr>
         <w:t xml:space="preserve">            reject(error);</w:t>
@@ -1091,11 +1315,15 @@
       <w:pPr>
         <w:pStyle w:val="ZIKSMAINTEXT"/>
         <w:rPr>
-          <w:lang w:val="en-US"/>
-        </w:rPr>
-      </w:pPr>
-      <w:r>
-        <w:rPr>
+          <w:sz w:val="17"/>
+          <w:szCs w:val="17"/>
+          <w:lang w:val="en-US"/>
+        </w:rPr>
+      </w:pPr>
+      <w:r>
+        <w:rPr>
+          <w:sz w:val="17"/>
+          <w:szCs w:val="17"/>
           <w:lang w:val="en-US"/>
         </w:rPr>
         <w:t xml:space="preserve">        }, </w:t>
@@ -1103,6 +1331,8 @@
       <w:proofErr w:type="spellStart"/>
       <w:r>
         <w:rPr>
+          <w:sz w:val="17"/>
+          <w:szCs w:val="17"/>
           <w:lang w:val="en-US"/>
         </w:rPr>
         <w:t>timeoutMs</w:t>
@@ -1110,6 +1340,8 @@
       <w:proofErr w:type="spellEnd"/>
       <w:r>
         <w:rPr>
+          <w:sz w:val="17"/>
+          <w:szCs w:val="17"/>
           <w:lang w:val="en-US"/>
         </w:rPr>
         <w:t>);</w:t>
@@ -1119,11 +1351,15 @@
       <w:pPr>
         <w:pStyle w:val="ZIKSMAINTEXT"/>
         <w:rPr>
-          <w:lang w:val="en-US"/>
-        </w:rPr>
-      </w:pPr>
-      <w:r>
-        <w:rPr>
+          <w:sz w:val="17"/>
+          <w:szCs w:val="17"/>
+          <w:lang w:val="en-US"/>
+        </w:rPr>
+      </w:pPr>
+      <w:r>
+        <w:rPr>
+          <w:sz w:val="17"/>
+          <w:szCs w:val="17"/>
           <w:lang w:val="en-US"/>
         </w:rPr>
         <w:t xml:space="preserve">    });</w:t>
@@ -1133,11 +1369,15 @@
       <w:pPr>
         <w:pStyle w:val="ZIKSMAINTEXT"/>
         <w:rPr>
-          <w:lang w:val="en-US"/>
-        </w:rPr>
-      </w:pPr>
-      <w:r>
-        <w:rPr>
+          <w:sz w:val="17"/>
+          <w:szCs w:val="17"/>
+          <w:lang w:val="en-US"/>
+        </w:rPr>
+      </w:pPr>
+      <w:r>
+        <w:rPr>
+          <w:sz w:val="17"/>
+          <w:szCs w:val="17"/>
           <w:lang w:val="en-US"/>
         </w:rPr>
         <w:t xml:space="preserve">    return await </w:t>
@@ -1145,6 +1385,8 @@
       <w:proofErr w:type="spellStart"/>
       <w:r>
         <w:rPr>
+          <w:sz w:val="17"/>
+          <w:szCs w:val="17"/>
           <w:lang w:val="en-US"/>
         </w:rPr>
         <w:t>Promise.race</w:t>
@@ -1152,6 +1394,8 @@
       <w:proofErr w:type="spellEnd"/>
       <w:r>
         <w:rPr>
+          <w:sz w:val="17"/>
+          <w:szCs w:val="17"/>
           <w:lang w:val="en-US"/>
         </w:rPr>
         <w:t xml:space="preserve">([promise, </w:t>
@@ -1159,6 +1403,8 @@
       <w:proofErr w:type="spellStart"/>
       <w:r>
         <w:rPr>
+          <w:sz w:val="17"/>
+          <w:szCs w:val="17"/>
           <w:lang w:val="en-US"/>
         </w:rPr>
         <w:t>timeoutPromise</w:t>
@@ -1166,6 +1412,8 @@
       <w:proofErr w:type="spellEnd"/>
       <w:r>
         <w:rPr>
+          <w:sz w:val="17"/>
+          <w:szCs w:val="17"/>
           <w:lang w:val="en-US"/>
         </w:rPr>
         <w:t>]);</w:t>
@@ -1177,11 +1425,15 @@
         <w:ind w:firstLine="0"/>
         <w:jc w:val="left"/>
         <w:rPr>
-          <w:lang w:val="en-US"/>
-        </w:rPr>
-      </w:pPr>
-      <w:r>
-        <w:rPr>
+          <w:sz w:val="17"/>
+          <w:szCs w:val="17"/>
+          <w:lang w:val="en-US"/>
+        </w:rPr>
+      </w:pPr>
+      <w:r>
+        <w:rPr>
+          <w:sz w:val="17"/>
+          <w:szCs w:val="17"/>
           <w:lang w:val="en-US"/>
         </w:rPr>
         <w:t>};</w:t>
@@ -1267,33 +1519,33 @@
       <w:pPr>
         <w:pStyle w:val="ZIKSMAINTEXT"/>
         <w:rPr>
-          <w:lang w:val="en-US"/>
-        </w:rPr>
-      </w:pPr>
-      <w:r>
-        <w:rPr>
-          <w:lang w:val="en-US"/>
-        </w:rPr>
-        <w:t xml:space="preserve">import </w:t>
-      </w:r>
-      <w:proofErr w:type="gramStart"/>
-      <w:r>
-        <w:rPr>
-          <w:lang w:val="en-US"/>
-        </w:rPr>
-        <w:t xml:space="preserve">{ </w:t>
+          <w:sz w:val="17"/>
+          <w:szCs w:val="17"/>
+          <w:lang w:val="en-US"/>
+        </w:rPr>
+      </w:pPr>
+      <w:r>
+        <w:rPr>
+          <w:sz w:val="17"/>
+          <w:szCs w:val="17"/>
+          <w:lang w:val="en-US"/>
+        </w:rPr>
+        <w:t xml:space="preserve">import { </w:t>
       </w:r>
       <w:proofErr w:type="spellStart"/>
       <w:r>
         <w:rPr>
+          <w:sz w:val="17"/>
+          <w:szCs w:val="17"/>
           <w:lang w:val="en-US"/>
         </w:rPr>
         <w:t>BatchProcessor</w:t>
       </w:r>
       <w:proofErr w:type="spellEnd"/>
-      <w:proofErr w:type="gramEnd"/>
-      <w:r>
-        <w:rPr>
+      <w:r>
+        <w:rPr>
+          <w:sz w:val="17"/>
+          <w:szCs w:val="17"/>
           <w:lang w:val="en-US"/>
         </w:rPr>
         <w:t xml:space="preserve"> } from '../types/index.js';</w:t>
@@ -1303,19 +1555,25 @@
       <w:pPr>
         <w:pStyle w:val="ZIKSMAINTEXT"/>
         <w:rPr>
-          <w:lang w:val="en-US"/>
-        </w:rPr>
-      </w:pPr>
-    </w:p>
-    <w:p>
-      <w:pPr>
-        <w:pStyle w:val="ZIKSMAINTEXT"/>
-        <w:rPr>
-          <w:lang w:val="en-US"/>
-        </w:rPr>
-      </w:pPr>
-      <w:r>
-        <w:rPr>
+          <w:sz w:val="17"/>
+          <w:szCs w:val="17"/>
+          <w:lang w:val="en-US"/>
+        </w:rPr>
+      </w:pPr>
+    </w:p>
+    <w:p>
+      <w:pPr>
+        <w:pStyle w:val="ZIKSMAINTEXT"/>
+        <w:rPr>
+          <w:sz w:val="17"/>
+          <w:szCs w:val="17"/>
+          <w:lang w:val="en-US"/>
+        </w:rPr>
+      </w:pPr>
+      <w:r>
+        <w:rPr>
+          <w:sz w:val="17"/>
+          <w:szCs w:val="17"/>
           <w:lang w:val="en-US"/>
         </w:rPr>
         <w:t xml:space="preserve">export const </w:t>
@@ -1323,6 +1581,8 @@
       <w:proofErr w:type="spellStart"/>
       <w:r>
         <w:rPr>
+          <w:sz w:val="17"/>
+          <w:szCs w:val="17"/>
           <w:lang w:val="en-US"/>
         </w:rPr>
         <w:t>processInBatches</w:t>
@@ -1330,849 +1590,987 @@
       <w:proofErr w:type="spellEnd"/>
       <w:r>
         <w:rPr>
-          <w:lang w:val="en-US"/>
-        </w:rPr>
-        <w:t xml:space="preserve"> = async &lt;T</w:t>
-      </w:r>
-      <w:proofErr w:type="gramStart"/>
-      <w:r>
-        <w:rPr>
-          <w:lang w:val="en-US"/>
-        </w:rPr>
-        <w:t>&gt;(</w:t>
-      </w:r>
-      <w:proofErr w:type="gramEnd"/>
-    </w:p>
-    <w:p>
-      <w:pPr>
-        <w:pStyle w:val="ZIKSMAINTEXT"/>
-        <w:rPr>
-          <w:lang w:val="en-US"/>
-        </w:rPr>
-      </w:pPr>
-      <w:r>
-        <w:rPr>
+          <w:sz w:val="17"/>
+          <w:szCs w:val="17"/>
+          <w:lang w:val="en-US"/>
+        </w:rPr>
+        <w:t xml:space="preserve"> = async &lt;T&gt;(</w:t>
+      </w:r>
+    </w:p>
+    <w:p>
+      <w:pPr>
+        <w:pStyle w:val="ZIKSMAINTEXT"/>
+        <w:rPr>
+          <w:sz w:val="17"/>
+          <w:szCs w:val="17"/>
+          <w:lang w:val="en-US"/>
+        </w:rPr>
+      </w:pPr>
+      <w:r>
+        <w:rPr>
+          <w:sz w:val="17"/>
+          <w:szCs w:val="17"/>
+          <w:lang w:val="en-US"/>
+        </w:rPr>
+        <w:t xml:space="preserve">    items: T[],</w:t>
+      </w:r>
+    </w:p>
+    <w:p>
+      <w:pPr>
+        <w:pStyle w:val="ZIKSMAINTEXT"/>
+        <w:rPr>
+          <w:sz w:val="17"/>
+          <w:szCs w:val="17"/>
+          <w:lang w:val="en-US"/>
+        </w:rPr>
+      </w:pPr>
+      <w:r>
+        <w:rPr>
+          <w:sz w:val="17"/>
+          <w:szCs w:val="17"/>
+          <w:lang w:val="en-US"/>
+        </w:rPr>
+        <w:t xml:space="preserve">    </w:t>
+      </w:r>
+      <w:proofErr w:type="spellStart"/>
+      <w:r>
+        <w:rPr>
+          <w:sz w:val="17"/>
+          <w:szCs w:val="17"/>
+          <w:lang w:val="en-US"/>
+        </w:rPr>
+        <w:t>batchSize</w:t>
+      </w:r>
+      <w:proofErr w:type="spellEnd"/>
+      <w:r>
+        <w:rPr>
+          <w:sz w:val="17"/>
+          <w:szCs w:val="17"/>
+          <w:lang w:val="en-US"/>
+        </w:rPr>
+        <w:t>: number,</w:t>
+      </w:r>
+    </w:p>
+    <w:p>
+      <w:pPr>
+        <w:pStyle w:val="ZIKSMAINTEXT"/>
+        <w:rPr>
+          <w:sz w:val="17"/>
+          <w:szCs w:val="17"/>
+          <w:lang w:val="en-US"/>
+        </w:rPr>
+      </w:pPr>
+      <w:r>
+        <w:rPr>
+          <w:sz w:val="17"/>
+          <w:szCs w:val="17"/>
+          <w:lang w:val="en-US"/>
+        </w:rPr>
+        <w:t xml:space="preserve">    processor: </w:t>
+      </w:r>
+      <w:proofErr w:type="spellStart"/>
+      <w:r>
+        <w:rPr>
+          <w:sz w:val="17"/>
+          <w:szCs w:val="17"/>
+          <w:lang w:val="en-US"/>
+        </w:rPr>
+        <w:t>BatchProcessor</w:t>
+      </w:r>
+      <w:proofErr w:type="spellEnd"/>
+      <w:r>
+        <w:rPr>
+          <w:sz w:val="17"/>
+          <w:szCs w:val="17"/>
+          <w:lang w:val="en-US"/>
+        </w:rPr>
+        <w:t>&lt;T&gt;</w:t>
+      </w:r>
+    </w:p>
+    <w:p>
+      <w:pPr>
+        <w:pStyle w:val="ZIKSMAINTEXT"/>
+        <w:rPr>
+          <w:sz w:val="17"/>
+          <w:szCs w:val="17"/>
+          <w:lang w:val="en-US"/>
+        </w:rPr>
+      </w:pPr>
+      <w:r>
+        <w:rPr>
+          <w:sz w:val="17"/>
+          <w:szCs w:val="17"/>
+          <w:lang w:val="en-US"/>
+        </w:rPr>
+        <w:t>): Promise&lt;T[]&gt; =&gt; {</w:t>
+      </w:r>
+    </w:p>
+    <w:p>
+      <w:pPr>
+        <w:pStyle w:val="ZIKSMAINTEXT"/>
+        <w:rPr>
+          <w:sz w:val="17"/>
+          <w:szCs w:val="17"/>
+          <w:lang w:val="en-US"/>
+        </w:rPr>
+      </w:pPr>
+      <w:r>
+        <w:rPr>
+          <w:sz w:val="17"/>
+          <w:szCs w:val="17"/>
+          <w:lang w:val="en-US"/>
+        </w:rPr>
+        <w:t xml:space="preserve">    if (</w:t>
+      </w:r>
+      <w:proofErr w:type="spellStart"/>
+      <w:r>
+        <w:rPr>
+          <w:sz w:val="17"/>
+          <w:szCs w:val="17"/>
+          <w:lang w:val="en-US"/>
+        </w:rPr>
+        <w:t>items.length</w:t>
+      </w:r>
+      <w:proofErr w:type="spellEnd"/>
+      <w:r>
+        <w:rPr>
+          <w:sz w:val="17"/>
+          <w:szCs w:val="17"/>
+          <w:lang w:val="en-US"/>
+        </w:rPr>
+        <w:t xml:space="preserve"> === 0) {</w:t>
+      </w:r>
+    </w:p>
+    <w:p>
+      <w:pPr>
+        <w:pStyle w:val="ZIKSMAINTEXT"/>
+        <w:rPr>
+          <w:sz w:val="17"/>
+          <w:szCs w:val="17"/>
+          <w:lang w:val="en-US"/>
+        </w:rPr>
+      </w:pPr>
+      <w:r>
+        <w:rPr>
+          <w:sz w:val="17"/>
+          <w:szCs w:val="17"/>
+          <w:lang w:val="en-US"/>
+        </w:rPr>
+        <w:t xml:space="preserve">        return [];</w:t>
+      </w:r>
+    </w:p>
+    <w:p>
+      <w:pPr>
+        <w:pStyle w:val="ZIKSMAINTEXT"/>
+        <w:rPr>
+          <w:sz w:val="17"/>
+          <w:szCs w:val="17"/>
+          <w:lang w:val="en-US"/>
+        </w:rPr>
+      </w:pPr>
+      <w:r>
+        <w:rPr>
+          <w:sz w:val="17"/>
+          <w:szCs w:val="17"/>
+          <w:lang w:val="en-US"/>
+        </w:rPr>
+        <w:t xml:space="preserve">    }</w:t>
+      </w:r>
+    </w:p>
+    <w:p>
+      <w:pPr>
+        <w:pStyle w:val="ZIKSMAINTEXT"/>
+        <w:rPr>
+          <w:sz w:val="17"/>
+          <w:szCs w:val="17"/>
+          <w:lang w:val="en-US"/>
+        </w:rPr>
+      </w:pPr>
+    </w:p>
+    <w:p>
+      <w:pPr>
+        <w:pStyle w:val="ZIKSMAINTEXT"/>
+        <w:rPr>
+          <w:sz w:val="17"/>
+          <w:szCs w:val="17"/>
+          <w:lang w:val="en-US"/>
+        </w:rPr>
+      </w:pPr>
+      <w:r>
+        <w:rPr>
+          <w:sz w:val="17"/>
+          <w:szCs w:val="17"/>
+          <w:lang w:val="en-US"/>
+        </w:rPr>
+        <w:t xml:space="preserve">    const results: T[] = [];</w:t>
+      </w:r>
+    </w:p>
+    <w:p>
+      <w:pPr>
+        <w:pStyle w:val="ZIKSMAINTEXT"/>
+        <w:rPr>
+          <w:sz w:val="17"/>
+          <w:szCs w:val="17"/>
+          <w:lang w:val="en-US"/>
+        </w:rPr>
+      </w:pPr>
+      <w:r>
+        <w:rPr>
+          <w:sz w:val="17"/>
+          <w:szCs w:val="17"/>
+          <w:lang w:val="en-US"/>
+        </w:rPr>
+        <w:t xml:space="preserve">    const </w:t>
+      </w:r>
+      <w:proofErr w:type="spellStart"/>
+      <w:r>
+        <w:rPr>
+          <w:sz w:val="17"/>
+          <w:szCs w:val="17"/>
+          <w:lang w:val="en-US"/>
+        </w:rPr>
+        <w:t>totalBatches</w:t>
+      </w:r>
+      <w:proofErr w:type="spellEnd"/>
+      <w:r>
+        <w:rPr>
+          <w:sz w:val="17"/>
+          <w:szCs w:val="17"/>
+          <w:lang w:val="en-US"/>
+        </w:rPr>
+        <w:t xml:space="preserve"> = </w:t>
+      </w:r>
+      <w:proofErr w:type="spellStart"/>
+      <w:r>
+        <w:rPr>
+          <w:sz w:val="17"/>
+          <w:szCs w:val="17"/>
+          <w:lang w:val="en-US"/>
+        </w:rPr>
+        <w:t>Math.ceil</w:t>
+      </w:r>
+      <w:proofErr w:type="spellEnd"/>
+      <w:r>
+        <w:rPr>
+          <w:sz w:val="17"/>
+          <w:szCs w:val="17"/>
+          <w:lang w:val="en-US"/>
+        </w:rPr>
+        <w:t>(</w:t>
+      </w:r>
+      <w:proofErr w:type="spellStart"/>
+      <w:r>
+        <w:rPr>
+          <w:sz w:val="17"/>
+          <w:szCs w:val="17"/>
+          <w:lang w:val="en-US"/>
+        </w:rPr>
+        <w:t>items.length</w:t>
+      </w:r>
+      <w:proofErr w:type="spellEnd"/>
+      <w:r>
+        <w:rPr>
+          <w:sz w:val="17"/>
+          <w:szCs w:val="17"/>
+          <w:lang w:val="en-US"/>
+        </w:rPr>
+        <w:t xml:space="preserve"> / </w:t>
+      </w:r>
+      <w:proofErr w:type="spellStart"/>
+      <w:r>
+        <w:rPr>
+          <w:sz w:val="17"/>
+          <w:szCs w:val="17"/>
+          <w:lang w:val="en-US"/>
+        </w:rPr>
+        <w:t>batchSize</w:t>
+      </w:r>
+      <w:proofErr w:type="spellEnd"/>
+      <w:r>
+        <w:rPr>
+          <w:sz w:val="17"/>
+          <w:szCs w:val="17"/>
+          <w:lang w:val="en-US"/>
+        </w:rPr>
+        <w:t>);</w:t>
+      </w:r>
+    </w:p>
+    <w:p>
+      <w:pPr>
+        <w:pStyle w:val="ZIKSMAINTEXT"/>
+        <w:rPr>
+          <w:sz w:val="17"/>
+          <w:szCs w:val="17"/>
+          <w:lang w:val="en-US"/>
+        </w:rPr>
+      </w:pPr>
+    </w:p>
+    <w:p>
+      <w:pPr>
+        <w:pStyle w:val="ZIKSMAINTEXT"/>
+        <w:rPr>
+          <w:sz w:val="17"/>
+          <w:szCs w:val="17"/>
+          <w:lang w:val="en-US"/>
+        </w:rPr>
+      </w:pPr>
+      <w:r>
+        <w:rPr>
+          <w:sz w:val="17"/>
+          <w:szCs w:val="17"/>
+          <w:lang w:val="en-US"/>
+        </w:rPr>
+        <w:t xml:space="preserve">    for (let </w:t>
+      </w:r>
+      <w:proofErr w:type="spellStart"/>
+      <w:r>
+        <w:rPr>
+          <w:sz w:val="17"/>
+          <w:szCs w:val="17"/>
+          <w:lang w:val="en-US"/>
+        </w:rPr>
+        <w:t>i</w:t>
+      </w:r>
+      <w:proofErr w:type="spellEnd"/>
+      <w:r>
+        <w:rPr>
+          <w:sz w:val="17"/>
+          <w:szCs w:val="17"/>
+          <w:lang w:val="en-US"/>
+        </w:rPr>
+        <w:t xml:space="preserve"> = 0; </w:t>
+      </w:r>
+      <w:proofErr w:type="spellStart"/>
+      <w:r>
+        <w:rPr>
+          <w:sz w:val="17"/>
+          <w:szCs w:val="17"/>
+          <w:lang w:val="en-US"/>
+        </w:rPr>
+        <w:t>i</w:t>
+      </w:r>
+      <w:proofErr w:type="spellEnd"/>
+      <w:r>
+        <w:rPr>
+          <w:sz w:val="17"/>
+          <w:szCs w:val="17"/>
+          <w:lang w:val="en-US"/>
+        </w:rPr>
+        <w:t xml:space="preserve"> &lt; </w:t>
+      </w:r>
+      <w:proofErr w:type="spellStart"/>
+      <w:r>
+        <w:rPr>
+          <w:sz w:val="17"/>
+          <w:szCs w:val="17"/>
+          <w:lang w:val="en-US"/>
+        </w:rPr>
+        <w:t>items.length</w:t>
+      </w:r>
+      <w:proofErr w:type="spellEnd"/>
+      <w:r>
+        <w:rPr>
+          <w:sz w:val="17"/>
+          <w:szCs w:val="17"/>
+          <w:lang w:val="en-US"/>
+        </w:rPr>
+        <w:t xml:space="preserve">; </w:t>
+      </w:r>
+      <w:proofErr w:type="spellStart"/>
+      <w:r>
+        <w:rPr>
+          <w:sz w:val="17"/>
+          <w:szCs w:val="17"/>
+          <w:lang w:val="en-US"/>
+        </w:rPr>
+        <w:t>i</w:t>
+      </w:r>
+      <w:proofErr w:type="spellEnd"/>
+      <w:r>
+        <w:rPr>
+          <w:sz w:val="17"/>
+          <w:szCs w:val="17"/>
+          <w:lang w:val="en-US"/>
+        </w:rPr>
+        <w:t xml:space="preserve"> += </w:t>
+      </w:r>
+      <w:proofErr w:type="spellStart"/>
+      <w:r>
+        <w:rPr>
+          <w:sz w:val="17"/>
+          <w:szCs w:val="17"/>
+          <w:lang w:val="en-US"/>
+        </w:rPr>
+        <w:t>batchSize</w:t>
+      </w:r>
+      <w:proofErr w:type="spellEnd"/>
+      <w:r>
+        <w:rPr>
+          <w:sz w:val="17"/>
+          <w:szCs w:val="17"/>
+          <w:lang w:val="en-US"/>
+        </w:rPr>
+        <w:t>) {</w:t>
+      </w:r>
+    </w:p>
+    <w:p>
+      <w:pPr>
+        <w:pStyle w:val="ZIKSMAINTEXT"/>
+        <w:rPr>
+          <w:sz w:val="17"/>
+          <w:szCs w:val="17"/>
+          <w:lang w:val="en-US"/>
+        </w:rPr>
+      </w:pPr>
+      <w:r>
+        <w:rPr>
+          <w:sz w:val="17"/>
+          <w:szCs w:val="17"/>
+          <w:lang w:val="en-US"/>
+        </w:rPr>
+        <w:t xml:space="preserve">        const </w:t>
+      </w:r>
+      <w:proofErr w:type="spellStart"/>
+      <w:r>
+        <w:rPr>
+          <w:sz w:val="17"/>
+          <w:szCs w:val="17"/>
+          <w:lang w:val="en-US"/>
+        </w:rPr>
+        <w:t>batchNumber</w:t>
+      </w:r>
+      <w:proofErr w:type="spellEnd"/>
+      <w:r>
+        <w:rPr>
+          <w:sz w:val="17"/>
+          <w:szCs w:val="17"/>
+          <w:lang w:val="en-US"/>
+        </w:rPr>
+        <w:t xml:space="preserve"> = </w:t>
+      </w:r>
+      <w:proofErr w:type="spellStart"/>
+      <w:r>
+        <w:rPr>
+          <w:sz w:val="17"/>
+          <w:szCs w:val="17"/>
+          <w:lang w:val="en-US"/>
+        </w:rPr>
+        <w:t>Math.floor</w:t>
+      </w:r>
+      <w:proofErr w:type="spellEnd"/>
+      <w:r>
+        <w:rPr>
+          <w:sz w:val="17"/>
+          <w:szCs w:val="17"/>
+          <w:lang w:val="en-US"/>
+        </w:rPr>
+        <w:t>(</w:t>
+      </w:r>
+      <w:proofErr w:type="spellStart"/>
+      <w:r>
+        <w:rPr>
+          <w:sz w:val="17"/>
+          <w:szCs w:val="17"/>
+          <w:lang w:val="en-US"/>
+        </w:rPr>
+        <w:t>i</w:t>
+      </w:r>
+      <w:proofErr w:type="spellEnd"/>
+      <w:r>
+        <w:rPr>
+          <w:sz w:val="17"/>
+          <w:szCs w:val="17"/>
+          <w:lang w:val="en-US"/>
+        </w:rPr>
+        <w:t xml:space="preserve"> / </w:t>
+      </w:r>
+      <w:proofErr w:type="spellStart"/>
+      <w:r>
+        <w:rPr>
+          <w:sz w:val="17"/>
+          <w:szCs w:val="17"/>
+          <w:lang w:val="en-US"/>
+        </w:rPr>
+        <w:t>batchSize</w:t>
+      </w:r>
+      <w:proofErr w:type="spellEnd"/>
+      <w:r>
+        <w:rPr>
+          <w:sz w:val="17"/>
+          <w:szCs w:val="17"/>
+          <w:lang w:val="en-US"/>
+        </w:rPr>
+        <w:t>) + 1;</w:t>
+      </w:r>
+    </w:p>
+    <w:p>
+      <w:pPr>
+        <w:pStyle w:val="ZIKSMAINTEXT"/>
+        <w:rPr>
+          <w:sz w:val="17"/>
+          <w:szCs w:val="17"/>
+          <w:lang w:val="en-US"/>
+        </w:rPr>
+      </w:pPr>
+      <w:r>
+        <w:rPr>
+          <w:sz w:val="17"/>
+          <w:szCs w:val="17"/>
+          <w:lang w:val="en-US"/>
+        </w:rPr>
+        <w:t xml:space="preserve">        const batch = </w:t>
+      </w:r>
+      <w:proofErr w:type="spellStart"/>
+      <w:r>
+        <w:rPr>
+          <w:sz w:val="17"/>
+          <w:szCs w:val="17"/>
+          <w:lang w:val="en-US"/>
+        </w:rPr>
+        <w:t>items.slice</w:t>
+      </w:r>
+      <w:proofErr w:type="spellEnd"/>
+      <w:r>
+        <w:rPr>
+          <w:sz w:val="17"/>
+          <w:szCs w:val="17"/>
+          <w:lang w:val="en-US"/>
+        </w:rPr>
+        <w:t>(</w:t>
+      </w:r>
+      <w:proofErr w:type="spellStart"/>
+      <w:r>
+        <w:rPr>
+          <w:sz w:val="17"/>
+          <w:szCs w:val="17"/>
+          <w:lang w:val="en-US"/>
+        </w:rPr>
+        <w:t>i</w:t>
+      </w:r>
+      <w:proofErr w:type="spellEnd"/>
+      <w:r>
+        <w:rPr>
+          <w:sz w:val="17"/>
+          <w:szCs w:val="17"/>
+          <w:lang w:val="en-US"/>
+        </w:rPr>
+        <w:t xml:space="preserve">, </w:t>
+      </w:r>
+      <w:proofErr w:type="spellStart"/>
+      <w:r>
+        <w:rPr>
+          <w:sz w:val="17"/>
+          <w:szCs w:val="17"/>
+          <w:lang w:val="en-US"/>
+        </w:rPr>
+        <w:t>Math.min</w:t>
+      </w:r>
+      <w:proofErr w:type="spellEnd"/>
+      <w:r>
+        <w:rPr>
+          <w:sz w:val="17"/>
+          <w:szCs w:val="17"/>
+          <w:lang w:val="en-US"/>
+        </w:rPr>
+        <w:t>(</w:t>
+      </w:r>
+      <w:proofErr w:type="spellStart"/>
+      <w:r>
+        <w:rPr>
+          <w:sz w:val="17"/>
+          <w:szCs w:val="17"/>
+          <w:lang w:val="en-US"/>
+        </w:rPr>
+        <w:t>i</w:t>
+      </w:r>
+      <w:proofErr w:type="spellEnd"/>
+      <w:r>
+        <w:rPr>
+          <w:sz w:val="17"/>
+          <w:szCs w:val="17"/>
+          <w:lang w:val="en-US"/>
+        </w:rPr>
+        <w:t xml:space="preserve"> + </w:t>
+      </w:r>
+      <w:proofErr w:type="spellStart"/>
+      <w:r>
+        <w:rPr>
+          <w:sz w:val="17"/>
+          <w:szCs w:val="17"/>
+          <w:lang w:val="en-US"/>
+        </w:rPr>
+        <w:t>batchSize</w:t>
+      </w:r>
+      <w:proofErr w:type="spellEnd"/>
+      <w:r>
+        <w:rPr>
+          <w:sz w:val="17"/>
+          <w:szCs w:val="17"/>
+          <w:lang w:val="en-US"/>
+        </w:rPr>
+        <w:t xml:space="preserve">, </w:t>
+      </w:r>
+      <w:proofErr w:type="spellStart"/>
+      <w:r>
+        <w:rPr>
+          <w:sz w:val="17"/>
+          <w:szCs w:val="17"/>
+          <w:lang w:val="en-US"/>
+        </w:rPr>
+        <w:t>items.length</w:t>
+      </w:r>
+      <w:proofErr w:type="spellEnd"/>
+      <w:r>
+        <w:rPr>
+          <w:sz w:val="17"/>
+          <w:szCs w:val="17"/>
+          <w:lang w:val="en-US"/>
+        </w:rPr>
+        <w:t>));</w:t>
+      </w:r>
+    </w:p>
+    <w:p>
+      <w:pPr>
+        <w:pStyle w:val="ZIKSMAINTEXT"/>
+        <w:rPr>
+          <w:sz w:val="17"/>
+          <w:szCs w:val="17"/>
+          <w:lang w:val="en-US"/>
+        </w:rPr>
+      </w:pPr>
+    </w:p>
+    <w:p>
+      <w:pPr>
+        <w:pStyle w:val="ZIKSMAINTEXT"/>
+        <w:rPr>
+          <w:sz w:val="17"/>
+          <w:szCs w:val="17"/>
+          <w:lang w:val="en-US"/>
+        </w:rPr>
+      </w:pPr>
+      <w:r>
+        <w:rPr>
+          <w:sz w:val="17"/>
+          <w:szCs w:val="17"/>
+          <w:lang w:val="en-US"/>
+        </w:rPr>
+        <w:t xml:space="preserve">        console.log(`</w:t>
+      </w:r>
+      <w:proofErr w:type="spellStart"/>
+      <w:r>
+        <w:rPr>
+          <w:sz w:val="17"/>
+          <w:szCs w:val="17"/>
+          <w:lang w:val="en-US"/>
+        </w:rPr>
+        <w:t>Обробка</w:t>
+      </w:r>
+      <w:proofErr w:type="spellEnd"/>
+      <w:r>
+        <w:rPr>
+          <w:sz w:val="17"/>
+          <w:szCs w:val="17"/>
+          <w:lang w:val="en-US"/>
+        </w:rPr>
+        <w:t xml:space="preserve"> </w:t>
+      </w:r>
+      <w:proofErr w:type="spellStart"/>
+      <w:r>
+        <w:rPr>
+          <w:sz w:val="17"/>
+          <w:szCs w:val="17"/>
+          <w:lang w:val="en-US"/>
+        </w:rPr>
+        <w:t>партії</w:t>
+      </w:r>
+      <w:proofErr w:type="spellEnd"/>
+      <w:r>
+        <w:rPr>
+          <w:sz w:val="17"/>
+          <w:szCs w:val="17"/>
+          <w:lang w:val="en-US"/>
+        </w:rPr>
+        <w:t xml:space="preserve"> ${</w:t>
+      </w:r>
+      <w:proofErr w:type="spellStart"/>
+      <w:r>
+        <w:rPr>
+          <w:sz w:val="17"/>
+          <w:szCs w:val="17"/>
+          <w:lang w:val="en-US"/>
+        </w:rPr>
+        <w:t>batchNumber</w:t>
+      </w:r>
+      <w:proofErr w:type="spellEnd"/>
+      <w:r>
+        <w:rPr>
+          <w:sz w:val="17"/>
+          <w:szCs w:val="17"/>
+          <w:lang w:val="en-US"/>
+        </w:rPr>
+        <w:t>}/${</w:t>
+      </w:r>
+      <w:proofErr w:type="spellStart"/>
+      <w:r>
+        <w:rPr>
+          <w:sz w:val="17"/>
+          <w:szCs w:val="17"/>
+          <w:lang w:val="en-US"/>
+        </w:rPr>
+        <w:t>totalBatches</w:t>
+      </w:r>
+      <w:proofErr w:type="spellEnd"/>
+      <w:r>
+        <w:rPr>
+          <w:sz w:val="17"/>
+          <w:szCs w:val="17"/>
+          <w:lang w:val="en-US"/>
+        </w:rPr>
+        <w:t>}...`);</w:t>
+      </w:r>
+    </w:p>
+    <w:p>
+      <w:pPr>
+        <w:pStyle w:val="ZIKSMAINTEXT"/>
+        <w:rPr>
+          <w:sz w:val="17"/>
+          <w:szCs w:val="17"/>
+          <w:lang w:val="en-US"/>
+        </w:rPr>
+      </w:pPr>
+    </w:p>
+    <w:p>
+      <w:pPr>
+        <w:pStyle w:val="ZIKSMAINTEXT"/>
+        <w:rPr>
+          <w:sz w:val="17"/>
+          <w:szCs w:val="17"/>
+          <w:lang w:val="en-US"/>
+        </w:rPr>
+      </w:pPr>
+      <w:r>
+        <w:rPr>
+          <w:sz w:val="17"/>
+          <w:szCs w:val="17"/>
+          <w:lang w:val="en-US"/>
+        </w:rPr>
+        <w:t xml:space="preserve">        if (</w:t>
+      </w:r>
+      <w:proofErr w:type="spellStart"/>
+      <w:r>
+        <w:rPr>
+          <w:sz w:val="17"/>
+          <w:szCs w:val="17"/>
+          <w:lang w:val="en-US"/>
+        </w:rPr>
+        <w:t>batchNumber</w:t>
+      </w:r>
+      <w:proofErr w:type="spellEnd"/>
+      <w:r>
+        <w:rPr>
+          <w:sz w:val="17"/>
+          <w:szCs w:val="17"/>
+          <w:lang w:val="en-US"/>
+        </w:rPr>
+        <w:t xml:space="preserve"> === 1) {</w:t>
+      </w:r>
+    </w:p>
+    <w:p>
+      <w:pPr>
+        <w:pStyle w:val="ZIKSMAINTEXT"/>
+        <w:rPr>
+          <w:sz w:val="17"/>
+          <w:szCs w:val="17"/>
+          <w:lang w:val="en-US"/>
+        </w:rPr>
+      </w:pPr>
+      <w:r>
+        <w:rPr>
+          <w:sz w:val="17"/>
+          <w:szCs w:val="17"/>
+          <w:lang w:val="en-US"/>
+        </w:rPr>
+        <w:t xml:space="preserve">            </w:t>
+      </w:r>
+      <w:proofErr w:type="spellStart"/>
+      <w:r>
+        <w:rPr>
+          <w:sz w:val="17"/>
+          <w:szCs w:val="17"/>
+          <w:lang w:val="en-US"/>
+        </w:rPr>
+        <w:t>results.push</w:t>
+      </w:r>
+      <w:proofErr w:type="spellEnd"/>
+      <w:r>
+        <w:rPr>
+          <w:sz w:val="17"/>
+          <w:szCs w:val="17"/>
+          <w:lang w:val="en-US"/>
+        </w:rPr>
+        <w:t>(...batch);</w:t>
+      </w:r>
+    </w:p>
+    <w:p>
+      <w:pPr>
+        <w:pStyle w:val="ZIKSMAINTEXT"/>
+        <w:rPr>
+          <w:sz w:val="17"/>
+          <w:szCs w:val="17"/>
+          <w:lang w:val="en-US"/>
+        </w:rPr>
+      </w:pPr>
+      <w:r>
+        <w:rPr>
+          <w:sz w:val="17"/>
+          <w:szCs w:val="17"/>
+          <w:lang w:val="en-US"/>
+        </w:rPr>
+        <w:t xml:space="preserve">        } else {</w:t>
+      </w:r>
+    </w:p>
+    <w:p>
+      <w:pPr>
+        <w:pStyle w:val="ZIKSMAINTEXT"/>
+        <w:rPr>
+          <w:sz w:val="17"/>
+          <w:szCs w:val="17"/>
+          <w:lang w:val="en-US"/>
+        </w:rPr>
+      </w:pPr>
+      <w:r>
+        <w:rPr>
+          <w:sz w:val="17"/>
+          <w:szCs w:val="17"/>
+          <w:lang w:val="en-US"/>
+        </w:rPr>
+        <w:t xml:space="preserve">            const </w:t>
+      </w:r>
+      <w:proofErr w:type="spellStart"/>
+      <w:r>
+        <w:rPr>
+          <w:sz w:val="17"/>
+          <w:szCs w:val="17"/>
+          <w:lang w:val="en-US"/>
+        </w:rPr>
+        <w:t>processedBatch</w:t>
+      </w:r>
+      <w:proofErr w:type="spellEnd"/>
+      <w:r>
+        <w:rPr>
+          <w:sz w:val="17"/>
+          <w:szCs w:val="17"/>
+          <w:lang w:val="en-US"/>
+        </w:rPr>
+        <w:t xml:space="preserve"> = await processor(batch);</w:t>
+      </w:r>
+    </w:p>
+    <w:p>
+      <w:pPr>
+        <w:pStyle w:val="ZIKSMAINTEXT"/>
+        <w:rPr>
+          <w:sz w:val="17"/>
+          <w:szCs w:val="17"/>
+          <w:lang w:val="en-US"/>
+        </w:rPr>
+      </w:pPr>
+      <w:r>
+        <w:rPr>
+          <w:sz w:val="17"/>
+          <w:szCs w:val="17"/>
+          <w:lang w:val="en-US"/>
+        </w:rPr>
+        <w:t xml:space="preserve">            </w:t>
+      </w:r>
+      <w:proofErr w:type="spellStart"/>
+      <w:r>
+        <w:rPr>
+          <w:sz w:val="17"/>
+          <w:szCs w:val="17"/>
+          <w:lang w:val="en-US"/>
+        </w:rPr>
+        <w:t>results.push</w:t>
+      </w:r>
+      <w:proofErr w:type="spellEnd"/>
+      <w:r>
+        <w:rPr>
+          <w:sz w:val="17"/>
+          <w:szCs w:val="17"/>
+          <w:lang w:val="en-US"/>
+        </w:rPr>
+        <w:t>(...</w:t>
+      </w:r>
+      <w:proofErr w:type="spellStart"/>
+      <w:r>
+        <w:rPr>
+          <w:sz w:val="17"/>
+          <w:szCs w:val="17"/>
+          <w:lang w:val="en-US"/>
+        </w:rPr>
+        <w:t>processedBatch</w:t>
+      </w:r>
+      <w:proofErr w:type="spellEnd"/>
+      <w:r>
+        <w:rPr>
+          <w:sz w:val="17"/>
+          <w:szCs w:val="17"/>
+          <w:lang w:val="en-US"/>
+        </w:rPr>
+        <w:t>);</w:t>
+      </w:r>
+    </w:p>
+    <w:p>
+      <w:pPr>
+        <w:pStyle w:val="ZIKSMAINTEXT"/>
+        <w:rPr>
+          <w:sz w:val="17"/>
+          <w:szCs w:val="17"/>
+          <w:lang w:val="en-US"/>
+        </w:rPr>
+      </w:pPr>
+      <w:r>
+        <w:rPr>
+          <w:sz w:val="17"/>
+          <w:szCs w:val="17"/>
+          <w:lang w:val="en-US"/>
+        </w:rPr>
+        <w:t xml:space="preserve">        }</w:t>
+      </w:r>
+    </w:p>
+    <w:p>
+      <w:pPr>
+        <w:pStyle w:val="ZIKSMAINTEXT"/>
+        <w:rPr>
+          <w:sz w:val="17"/>
+          <w:szCs w:val="17"/>
+          <w:lang w:val="en-US"/>
+        </w:rPr>
+      </w:pPr>
+      <w:r>
+        <w:rPr>
+          <w:sz w:val="17"/>
+          <w:szCs w:val="17"/>
+          <w:lang w:val="en-US"/>
+        </w:rPr>
+        <w:t xml:space="preserve">    }</w:t>
+      </w:r>
+    </w:p>
+    <w:p>
+      <w:pPr>
+        <w:pStyle w:val="ZIKSMAINTEXT"/>
+        <w:rPr>
+          <w:sz w:val="17"/>
+          <w:szCs w:val="17"/>
+          <w:lang w:val="en-US"/>
+        </w:rPr>
+      </w:pPr>
+      <w:r>
+        <w:rPr>
+          <w:sz w:val="17"/>
+          <w:szCs w:val="17"/>
           <w:lang w:val="en-US"/>
         </w:rPr>
         <w:lastRenderedPageBreak/>
-        <w:t xml:space="preserve">    items: </w:t>
-      </w:r>
-      <w:proofErr w:type="gramStart"/>
-      <w:r>
-        <w:rPr>
-          <w:lang w:val="en-US"/>
-        </w:rPr>
-        <w:t>T[</w:t>
-      </w:r>
-      <w:proofErr w:type="gramEnd"/>
-      <w:r>
-        <w:rPr>
-          <w:lang w:val="en-US"/>
-        </w:rPr>
-        <w:t>],</w:t>
-      </w:r>
-    </w:p>
-    <w:p>
-      <w:pPr>
-        <w:pStyle w:val="ZIKSMAINTEXT"/>
-        <w:rPr>
-          <w:lang w:val="en-US"/>
-        </w:rPr>
-      </w:pPr>
-      <w:r>
-        <w:rPr>
-          <w:lang w:val="en-US"/>
-        </w:rPr>
-        <w:t xml:space="preserve">    </w:t>
-      </w:r>
-      <w:proofErr w:type="spellStart"/>
-      <w:r>
-        <w:rPr>
-          <w:lang w:val="en-US"/>
-        </w:rPr>
-        <w:t>batchSize</w:t>
-      </w:r>
-      <w:proofErr w:type="spellEnd"/>
-      <w:r>
-        <w:rPr>
-          <w:lang w:val="en-US"/>
-        </w:rPr>
-        <w:t>: number,</w:t>
-      </w:r>
-    </w:p>
-    <w:p>
-      <w:pPr>
-        <w:pStyle w:val="ZIKSMAINTEXT"/>
-        <w:rPr>
-          <w:lang w:val="en-US"/>
-        </w:rPr>
-      </w:pPr>
-      <w:r>
-        <w:rPr>
-          <w:lang w:val="en-US"/>
-        </w:rPr>
-        <w:t xml:space="preserve">    processor: </w:t>
-      </w:r>
-      <w:proofErr w:type="spellStart"/>
-      <w:r>
-        <w:rPr>
-          <w:lang w:val="en-US"/>
-        </w:rPr>
-        <w:t>BatchProcessor</w:t>
-      </w:r>
-      <w:proofErr w:type="spellEnd"/>
-      <w:r>
-        <w:rPr>
-          <w:lang w:val="en-US"/>
-        </w:rPr>
-        <w:t>&lt;T&gt;</w:t>
-      </w:r>
-    </w:p>
-    <w:p>
-      <w:pPr>
-        <w:pStyle w:val="ZIKSMAINTEXT"/>
-        <w:rPr>
-          <w:lang w:val="en-US"/>
-        </w:rPr>
-      </w:pPr>
-      <w:r>
-        <w:rPr>
-          <w:lang w:val="en-US"/>
-        </w:rPr>
-        <w:t>): Promise&lt;</w:t>
-      </w:r>
-      <w:proofErr w:type="gramStart"/>
-      <w:r>
-        <w:rPr>
-          <w:lang w:val="en-US"/>
-        </w:rPr>
-        <w:t>T[</w:t>
-      </w:r>
-      <w:proofErr w:type="gramEnd"/>
-      <w:r>
-        <w:rPr>
-          <w:lang w:val="en-US"/>
-        </w:rPr>
-        <w:t>]&gt; =&gt; {</w:t>
-      </w:r>
-    </w:p>
-    <w:p>
-      <w:pPr>
-        <w:pStyle w:val="ZIKSMAINTEXT"/>
-        <w:rPr>
-          <w:lang w:val="en-US"/>
-        </w:rPr>
-      </w:pPr>
-      <w:r>
-        <w:rPr>
-          <w:lang w:val="en-US"/>
-        </w:rPr>
-        <w:t xml:space="preserve">    if (</w:t>
-      </w:r>
-      <w:proofErr w:type="spellStart"/>
-      <w:proofErr w:type="gramStart"/>
-      <w:r>
-        <w:rPr>
-          <w:lang w:val="en-US"/>
-        </w:rPr>
-        <w:t>items.length</w:t>
-      </w:r>
-      <w:proofErr w:type="spellEnd"/>
-      <w:proofErr w:type="gramEnd"/>
-      <w:r>
-        <w:rPr>
-          <w:lang w:val="en-US"/>
-        </w:rPr>
-        <w:t xml:space="preserve"> === 0) {</w:t>
-      </w:r>
-    </w:p>
-    <w:p>
-      <w:pPr>
-        <w:pStyle w:val="ZIKSMAINTEXT"/>
-        <w:rPr>
-          <w:lang w:val="en-US"/>
-        </w:rPr>
-      </w:pPr>
-      <w:r>
-        <w:rPr>
-          <w:lang w:val="en-US"/>
-        </w:rPr>
-        <w:t xml:space="preserve">        return [];</w:t>
-      </w:r>
-    </w:p>
-    <w:p>
-      <w:pPr>
-        <w:pStyle w:val="ZIKSMAINTEXT"/>
-        <w:rPr>
-          <w:lang w:val="en-US"/>
-        </w:rPr>
-      </w:pPr>
-      <w:r>
-        <w:rPr>
-          <w:lang w:val="en-US"/>
-        </w:rPr>
-        <w:t xml:space="preserve">    }</w:t>
-      </w:r>
-    </w:p>
-    <w:p>
-      <w:pPr>
-        <w:pStyle w:val="ZIKSMAINTEXT"/>
-        <w:rPr>
-          <w:lang w:val="en-US"/>
-        </w:rPr>
-      </w:pPr>
-    </w:p>
-    <w:p>
-      <w:pPr>
-        <w:pStyle w:val="ZIKSMAINTEXT"/>
-        <w:rPr>
-          <w:lang w:val="en-US"/>
-        </w:rPr>
-      </w:pPr>
-      <w:r>
-        <w:rPr>
-          <w:lang w:val="en-US"/>
-        </w:rPr>
-        <w:t xml:space="preserve">    const results: </w:t>
-      </w:r>
-      <w:proofErr w:type="gramStart"/>
-      <w:r>
-        <w:rPr>
-          <w:lang w:val="en-US"/>
-        </w:rPr>
-        <w:t>T[</w:t>
-      </w:r>
-      <w:proofErr w:type="gramEnd"/>
-      <w:r>
-        <w:rPr>
-          <w:lang w:val="en-US"/>
-        </w:rPr>
-        <w:t>] = [];</w:t>
-      </w:r>
-    </w:p>
-    <w:p>
-      <w:pPr>
-        <w:pStyle w:val="ZIKSMAINTEXT"/>
-        <w:rPr>
-          <w:lang w:val="en-US"/>
-        </w:rPr>
-      </w:pPr>
-      <w:r>
-        <w:rPr>
-          <w:lang w:val="en-US"/>
-        </w:rPr>
-        <w:t xml:space="preserve">    const </w:t>
-      </w:r>
-      <w:proofErr w:type="spellStart"/>
-      <w:r>
-        <w:rPr>
-          <w:lang w:val="en-US"/>
-        </w:rPr>
-        <w:t>totalBatches</w:t>
-      </w:r>
-      <w:proofErr w:type="spellEnd"/>
-      <w:r>
-        <w:rPr>
-          <w:lang w:val="en-US"/>
-        </w:rPr>
-        <w:t xml:space="preserve"> = </w:t>
-      </w:r>
-      <w:proofErr w:type="spellStart"/>
-      <w:r>
-        <w:rPr>
-          <w:lang w:val="en-US"/>
-        </w:rPr>
-        <w:t>Math.ceil</w:t>
-      </w:r>
-      <w:proofErr w:type="spellEnd"/>
-      <w:r>
-        <w:rPr>
-          <w:lang w:val="en-US"/>
-        </w:rPr>
-        <w:t>(</w:t>
-      </w:r>
-      <w:proofErr w:type="spellStart"/>
-      <w:proofErr w:type="gramStart"/>
-      <w:r>
-        <w:rPr>
-          <w:lang w:val="en-US"/>
-        </w:rPr>
-        <w:t>items.length</w:t>
-      </w:r>
-      <w:proofErr w:type="spellEnd"/>
-      <w:proofErr w:type="gramEnd"/>
-      <w:r>
-        <w:rPr>
-          <w:lang w:val="en-US"/>
-        </w:rPr>
-        <w:t xml:space="preserve"> / </w:t>
-      </w:r>
-      <w:proofErr w:type="spellStart"/>
-      <w:r>
-        <w:rPr>
-          <w:lang w:val="en-US"/>
-        </w:rPr>
-        <w:t>batchSize</w:t>
-      </w:r>
-      <w:proofErr w:type="spellEnd"/>
-      <w:r>
-        <w:rPr>
-          <w:lang w:val="en-US"/>
-        </w:rPr>
-        <w:t>);</w:t>
-      </w:r>
-    </w:p>
-    <w:p>
-      <w:pPr>
-        <w:pStyle w:val="ZIKSMAINTEXT"/>
-        <w:rPr>
-          <w:lang w:val="en-US"/>
-        </w:rPr>
-      </w:pPr>
-    </w:p>
-    <w:p>
-      <w:pPr>
-        <w:pStyle w:val="ZIKSMAINTEXT"/>
-        <w:rPr>
-          <w:lang w:val="en-US"/>
-        </w:rPr>
-      </w:pPr>
-      <w:r>
-        <w:rPr>
-          <w:lang w:val="en-US"/>
-        </w:rPr>
-        <w:t xml:space="preserve">    for (let </w:t>
-      </w:r>
-      <w:proofErr w:type="spellStart"/>
-      <w:r>
-        <w:rPr>
-          <w:lang w:val="en-US"/>
-        </w:rPr>
-        <w:t>i</w:t>
-      </w:r>
-      <w:proofErr w:type="spellEnd"/>
-      <w:r>
-        <w:rPr>
-          <w:lang w:val="en-US"/>
-        </w:rPr>
-        <w:t xml:space="preserve"> = 0; </w:t>
-      </w:r>
-      <w:proofErr w:type="spellStart"/>
-      <w:r>
-        <w:rPr>
-          <w:lang w:val="en-US"/>
-        </w:rPr>
-        <w:t>i</w:t>
-      </w:r>
-      <w:proofErr w:type="spellEnd"/>
-      <w:r>
-        <w:rPr>
-          <w:lang w:val="en-US"/>
-        </w:rPr>
-        <w:t xml:space="preserve"> &lt; </w:t>
-      </w:r>
-      <w:proofErr w:type="spellStart"/>
-      <w:proofErr w:type="gramStart"/>
-      <w:r>
-        <w:rPr>
-          <w:lang w:val="en-US"/>
-        </w:rPr>
-        <w:t>items.length</w:t>
-      </w:r>
-      <w:proofErr w:type="spellEnd"/>
-      <w:proofErr w:type="gramEnd"/>
-      <w:r>
-        <w:rPr>
-          <w:lang w:val="en-US"/>
-        </w:rPr>
-        <w:t xml:space="preserve">; </w:t>
-      </w:r>
-      <w:proofErr w:type="spellStart"/>
-      <w:r>
-        <w:rPr>
-          <w:lang w:val="en-US"/>
-        </w:rPr>
-        <w:t>i</w:t>
-      </w:r>
-      <w:proofErr w:type="spellEnd"/>
-      <w:r>
-        <w:rPr>
-          <w:lang w:val="en-US"/>
-        </w:rPr>
-        <w:t xml:space="preserve"> += </w:t>
-      </w:r>
-      <w:proofErr w:type="spellStart"/>
-      <w:r>
-        <w:rPr>
-          <w:lang w:val="en-US"/>
-        </w:rPr>
-        <w:t>batchSize</w:t>
-      </w:r>
-      <w:proofErr w:type="spellEnd"/>
-      <w:r>
-        <w:rPr>
-          <w:lang w:val="en-US"/>
-        </w:rPr>
-        <w:t>) {</w:t>
-      </w:r>
-    </w:p>
-    <w:p>
-      <w:pPr>
-        <w:pStyle w:val="ZIKSMAINTEXT"/>
-        <w:rPr>
-          <w:lang w:val="en-US"/>
-        </w:rPr>
-      </w:pPr>
-      <w:r>
-        <w:rPr>
-          <w:lang w:val="en-US"/>
-        </w:rPr>
-        <w:t xml:space="preserve">        const </w:t>
-      </w:r>
-      <w:proofErr w:type="spellStart"/>
-      <w:r>
-        <w:rPr>
-          <w:lang w:val="en-US"/>
-        </w:rPr>
-        <w:t>batchNumber</w:t>
-      </w:r>
-      <w:proofErr w:type="spellEnd"/>
-      <w:r>
-        <w:rPr>
-          <w:lang w:val="en-US"/>
-        </w:rPr>
-        <w:t xml:space="preserve"> = </w:t>
-      </w:r>
-      <w:proofErr w:type="spellStart"/>
-      <w:r>
-        <w:rPr>
-          <w:lang w:val="en-US"/>
-        </w:rPr>
-        <w:t>Math.floor</w:t>
-      </w:r>
-      <w:proofErr w:type="spellEnd"/>
-      <w:r>
-        <w:rPr>
-          <w:lang w:val="en-US"/>
-        </w:rPr>
-        <w:t>(</w:t>
-      </w:r>
-      <w:proofErr w:type="spellStart"/>
-      <w:r>
-        <w:rPr>
-          <w:lang w:val="en-US"/>
-        </w:rPr>
-        <w:t>i</w:t>
-      </w:r>
-      <w:proofErr w:type="spellEnd"/>
-      <w:r>
-        <w:rPr>
-          <w:lang w:val="en-US"/>
-        </w:rPr>
-        <w:t xml:space="preserve"> / </w:t>
-      </w:r>
-      <w:proofErr w:type="spellStart"/>
-      <w:r>
-        <w:rPr>
-          <w:lang w:val="en-US"/>
-        </w:rPr>
-        <w:t>batchSize</w:t>
-      </w:r>
-      <w:proofErr w:type="spellEnd"/>
-      <w:r>
-        <w:rPr>
-          <w:lang w:val="en-US"/>
-        </w:rPr>
-        <w:t>) + 1;</w:t>
-      </w:r>
-    </w:p>
-    <w:p>
-      <w:pPr>
-        <w:pStyle w:val="ZIKSMAINTEXT"/>
-        <w:rPr>
-          <w:lang w:val="en-US"/>
-        </w:rPr>
-      </w:pPr>
-      <w:r>
-        <w:rPr>
-          <w:lang w:val="en-US"/>
-        </w:rPr>
-        <w:t xml:space="preserve">        const batch = </w:t>
-      </w:r>
-      <w:proofErr w:type="spellStart"/>
-      <w:proofErr w:type="gramStart"/>
-      <w:r>
-        <w:rPr>
-          <w:lang w:val="en-US"/>
-        </w:rPr>
-        <w:t>items.slice</w:t>
-      </w:r>
-      <w:proofErr w:type="spellEnd"/>
-      <w:proofErr w:type="gramEnd"/>
-      <w:r>
-        <w:rPr>
-          <w:lang w:val="en-US"/>
-        </w:rPr>
-        <w:t>(</w:t>
-      </w:r>
-      <w:proofErr w:type="spellStart"/>
-      <w:r>
-        <w:rPr>
-          <w:lang w:val="en-US"/>
-        </w:rPr>
-        <w:t>i</w:t>
-      </w:r>
-      <w:proofErr w:type="spellEnd"/>
-      <w:r>
-        <w:rPr>
-          <w:lang w:val="en-US"/>
-        </w:rPr>
-        <w:t xml:space="preserve">, </w:t>
-      </w:r>
-      <w:proofErr w:type="spellStart"/>
-      <w:proofErr w:type="gramStart"/>
-      <w:r>
-        <w:rPr>
-          <w:lang w:val="en-US"/>
-        </w:rPr>
-        <w:t>Math.min</w:t>
-      </w:r>
-      <w:proofErr w:type="spellEnd"/>
-      <w:r>
-        <w:rPr>
-          <w:lang w:val="en-US"/>
-        </w:rPr>
-        <w:t>(</w:t>
-      </w:r>
-      <w:proofErr w:type="spellStart"/>
-      <w:proofErr w:type="gramEnd"/>
-      <w:r>
-        <w:rPr>
-          <w:lang w:val="en-US"/>
-        </w:rPr>
-        <w:t>i</w:t>
-      </w:r>
-      <w:proofErr w:type="spellEnd"/>
-      <w:r>
-        <w:rPr>
-          <w:lang w:val="en-US"/>
-        </w:rPr>
-        <w:t xml:space="preserve"> + </w:t>
-      </w:r>
-      <w:proofErr w:type="spellStart"/>
-      <w:r>
-        <w:rPr>
-          <w:lang w:val="en-US"/>
-        </w:rPr>
-        <w:t>batchSize</w:t>
-      </w:r>
-      <w:proofErr w:type="spellEnd"/>
-      <w:r>
-        <w:rPr>
-          <w:lang w:val="en-US"/>
-        </w:rPr>
-        <w:t xml:space="preserve">, </w:t>
-      </w:r>
-      <w:proofErr w:type="spellStart"/>
-      <w:proofErr w:type="gramStart"/>
-      <w:r>
-        <w:rPr>
-          <w:lang w:val="en-US"/>
-        </w:rPr>
-        <w:t>items.length</w:t>
-      </w:r>
-      <w:proofErr w:type="spellEnd"/>
-      <w:proofErr w:type="gramEnd"/>
-      <w:r>
-        <w:rPr>
-          <w:lang w:val="en-US"/>
-        </w:rPr>
-        <w:t>));</w:t>
-      </w:r>
-    </w:p>
-    <w:p>
-      <w:pPr>
-        <w:pStyle w:val="ZIKSMAINTEXT"/>
-        <w:rPr>
-          <w:lang w:val="en-US"/>
-        </w:rPr>
-      </w:pPr>
-    </w:p>
-    <w:p>
-      <w:pPr>
-        <w:pStyle w:val="ZIKSMAINTEXT"/>
-        <w:rPr>
-          <w:lang w:val="en-US"/>
-        </w:rPr>
-      </w:pPr>
-      <w:r>
-        <w:rPr>
-          <w:lang w:val="en-US"/>
-        </w:rPr>
-        <w:t xml:space="preserve">        </w:t>
-      </w:r>
-      <w:proofErr w:type="gramStart"/>
-      <w:r>
-        <w:rPr>
-          <w:lang w:val="en-US"/>
-        </w:rPr>
-        <w:t>console.log(</w:t>
-      </w:r>
-      <w:proofErr w:type="gramEnd"/>
-      <w:r>
-        <w:rPr>
-          <w:lang w:val="en-US"/>
-        </w:rPr>
-        <w:t>`</w:t>
-      </w:r>
-      <w:proofErr w:type="spellStart"/>
-      <w:r>
-        <w:rPr>
-          <w:lang w:val="en-US"/>
-        </w:rPr>
-        <w:t>Обробка</w:t>
-      </w:r>
-      <w:proofErr w:type="spellEnd"/>
-      <w:r>
-        <w:rPr>
-          <w:lang w:val="en-US"/>
-        </w:rPr>
-        <w:t xml:space="preserve"> </w:t>
-      </w:r>
-      <w:proofErr w:type="spellStart"/>
-      <w:r>
-        <w:rPr>
-          <w:lang w:val="en-US"/>
-        </w:rPr>
-        <w:t>партії</w:t>
-      </w:r>
-      <w:proofErr w:type="spellEnd"/>
-      <w:r>
-        <w:rPr>
-          <w:lang w:val="en-US"/>
-        </w:rPr>
-        <w:t xml:space="preserve"> ${</w:t>
-      </w:r>
-      <w:proofErr w:type="spellStart"/>
-      <w:r>
-        <w:rPr>
-          <w:lang w:val="en-US"/>
-        </w:rPr>
-        <w:t>batchNumber</w:t>
-      </w:r>
-      <w:proofErr w:type="spellEnd"/>
-      <w:r>
-        <w:rPr>
-          <w:lang w:val="en-US"/>
-        </w:rPr>
-        <w:t>}/${</w:t>
-      </w:r>
-      <w:proofErr w:type="spellStart"/>
-      <w:r>
-        <w:rPr>
-          <w:lang w:val="en-US"/>
-        </w:rPr>
-        <w:t>totalBatches</w:t>
-      </w:r>
-      <w:proofErr w:type="spellEnd"/>
-      <w:r>
-        <w:rPr>
-          <w:lang w:val="en-US"/>
-        </w:rPr>
-        <w:t>}...`);</w:t>
-      </w:r>
-    </w:p>
-    <w:p>
-      <w:pPr>
-        <w:pStyle w:val="ZIKSMAINTEXT"/>
-        <w:rPr>
-          <w:lang w:val="en-US"/>
-        </w:rPr>
-      </w:pPr>
-    </w:p>
-    <w:p>
-      <w:pPr>
-        <w:pStyle w:val="ZIKSMAINTEXT"/>
-        <w:rPr>
-          <w:lang w:val="en-US"/>
-        </w:rPr>
-      </w:pPr>
-      <w:r>
-        <w:rPr>
-          <w:lang w:val="en-US"/>
-        </w:rPr>
-        <w:t xml:space="preserve">        if (</w:t>
-      </w:r>
-      <w:proofErr w:type="spellStart"/>
-      <w:r>
-        <w:rPr>
-          <w:lang w:val="en-US"/>
-        </w:rPr>
-        <w:t>batchNumber</w:t>
-      </w:r>
-      <w:proofErr w:type="spellEnd"/>
-      <w:r>
-        <w:rPr>
-          <w:lang w:val="en-US"/>
-        </w:rPr>
-        <w:t xml:space="preserve"> === 1) {</w:t>
-      </w:r>
-    </w:p>
-    <w:p>
-      <w:pPr>
-        <w:pStyle w:val="ZIKSMAINTEXT"/>
-        <w:rPr>
-          <w:lang w:val="en-US"/>
-        </w:rPr>
-      </w:pPr>
-      <w:r>
-        <w:rPr>
-          <w:lang w:val="en-US"/>
-        </w:rPr>
-        <w:t xml:space="preserve">            </w:t>
-      </w:r>
-      <w:proofErr w:type="spellStart"/>
-      <w:proofErr w:type="gramStart"/>
-      <w:r>
-        <w:rPr>
-          <w:lang w:val="en-US"/>
-        </w:rPr>
-        <w:t>results.push</w:t>
-      </w:r>
-      <w:proofErr w:type="spellEnd"/>
-      <w:proofErr w:type="gramEnd"/>
-      <w:r>
-        <w:rPr>
-          <w:lang w:val="en-US"/>
-        </w:rPr>
-        <w:t>(...batch);</w:t>
-      </w:r>
-    </w:p>
-    <w:p>
-      <w:pPr>
-        <w:pStyle w:val="ZIKSMAINTEXT"/>
-        <w:rPr>
-          <w:lang w:val="en-US"/>
-        </w:rPr>
-      </w:pPr>
-      <w:r>
-        <w:rPr>
-          <w:lang w:val="en-US"/>
-        </w:rPr>
-        <w:t xml:space="preserve">        } else {</w:t>
-      </w:r>
-    </w:p>
-    <w:p>
-      <w:pPr>
-        <w:pStyle w:val="ZIKSMAINTEXT"/>
-        <w:rPr>
-          <w:lang w:val="en-US"/>
-        </w:rPr>
-      </w:pPr>
-      <w:r>
-        <w:rPr>
-          <w:lang w:val="en-US"/>
-        </w:rPr>
-        <w:t xml:space="preserve">            const </w:t>
-      </w:r>
-      <w:proofErr w:type="spellStart"/>
-      <w:r>
-        <w:rPr>
-          <w:lang w:val="en-US"/>
-        </w:rPr>
-        <w:t>processedBatch</w:t>
-      </w:r>
-      <w:proofErr w:type="spellEnd"/>
-      <w:r>
-        <w:rPr>
-          <w:lang w:val="en-US"/>
-        </w:rPr>
-        <w:t xml:space="preserve"> = await processor(batch);</w:t>
-      </w:r>
-    </w:p>
-    <w:p>
-      <w:pPr>
-        <w:pStyle w:val="ZIKSMAINTEXT"/>
-        <w:rPr>
-          <w:lang w:val="en-US"/>
-        </w:rPr>
-      </w:pPr>
-      <w:r>
-        <w:rPr>
-          <w:lang w:val="en-US"/>
-        </w:rPr>
-        <w:t xml:space="preserve">            </w:t>
-      </w:r>
-      <w:proofErr w:type="spellStart"/>
-      <w:proofErr w:type="gramStart"/>
-      <w:r>
-        <w:rPr>
-          <w:lang w:val="en-US"/>
-        </w:rPr>
-        <w:t>results.push</w:t>
-      </w:r>
-      <w:proofErr w:type="spellEnd"/>
-      <w:proofErr w:type="gramEnd"/>
-      <w:r>
-        <w:rPr>
-          <w:lang w:val="en-US"/>
-        </w:rPr>
-        <w:t>(...</w:t>
-      </w:r>
-      <w:proofErr w:type="spellStart"/>
-      <w:r>
-        <w:rPr>
-          <w:lang w:val="en-US"/>
-        </w:rPr>
-        <w:t>processedBatch</w:t>
-      </w:r>
-      <w:proofErr w:type="spellEnd"/>
-      <w:r>
-        <w:rPr>
-          <w:lang w:val="en-US"/>
-        </w:rPr>
-        <w:t>);</w:t>
-      </w:r>
-    </w:p>
-    <w:p>
-      <w:pPr>
-        <w:pStyle w:val="ZIKSMAINTEXT"/>
-        <w:rPr>
-          <w:lang w:val="en-US"/>
-        </w:rPr>
-      </w:pPr>
-      <w:r>
-        <w:rPr>
-          <w:lang w:val="en-US"/>
-        </w:rPr>
-        <w:t xml:space="preserve">        }</w:t>
-      </w:r>
-    </w:p>
-    <w:p>
-      <w:pPr>
-        <w:pStyle w:val="ZIKSMAINTEXT"/>
-        <w:rPr>
-          <w:lang w:val="en-US"/>
-        </w:rPr>
-      </w:pPr>
-      <w:r>
-        <w:rPr>
-          <w:lang w:val="en-US"/>
-        </w:rPr>
-        <w:t xml:space="preserve">    }</w:t>
-      </w:r>
-    </w:p>
-    <w:p>
-      <w:pPr>
-        <w:pStyle w:val="ZIKSMAINTEXT"/>
-        <w:rPr>
-          <w:lang w:val="en-US"/>
-        </w:rPr>
-      </w:pPr>
-      <w:r>
-        <w:rPr>
-          <w:lang w:val="en-US"/>
-        </w:rPr>
         <w:t xml:space="preserve">    return results;</w:t>
       </w:r>
     </w:p>
@@ -2182,11 +2580,15 @@
         <w:ind w:firstLine="0"/>
         <w:jc w:val="left"/>
         <w:rPr>
-          <w:lang w:val="en-US"/>
-        </w:rPr>
-      </w:pPr>
-      <w:r>
-        <w:rPr>
+          <w:sz w:val="17"/>
+          <w:szCs w:val="17"/>
+          <w:lang w:val="en-US"/>
+        </w:rPr>
+      </w:pPr>
+      <w:r>
+        <w:rPr>
+          <w:sz w:val="17"/>
+          <w:szCs w:val="17"/>
           <w:lang w:val="en-US"/>
         </w:rPr>
         <w:t>};</w:t>
@@ -2240,30 +2642,19 @@
     <w:p>
       <w:pPr>
         <w:pStyle w:val="ZIKSMAINTEXT"/>
-      </w:pPr>
-      <w:r>
+        <w:rPr>
+          <w:sz w:val="17"/>
+          <w:szCs w:val="17"/>
+          <w:lang w:val="en-US"/>
+        </w:rPr>
+      </w:pPr>
+      <w:r>
+        <w:rPr>
+          <w:sz w:val="17"/>
+          <w:szCs w:val="17"/>
+        </w:rPr>
         <w:t>export type BatchProcessor&lt;T&gt; = (batch: T[]) =&gt; Promise&lt;T[]&gt;;</w:t>
       </w:r>
-    </w:p>
-    <w:p>
-      <w:pPr>
-        <w:pStyle w:val="ZIKSMAINTEXT"/>
-        <w:ind w:firstLine="0"/>
-        <w:jc w:val="left"/>
-        <w:rPr>
-          <w:lang w:val="en-US"/>
-        </w:rPr>
-      </w:pPr>
-    </w:p>
-    <w:p>
-      <w:pPr>
-        <w:pStyle w:val="ZIKSMAINTEXT"/>
-        <w:ind w:firstLine="0"/>
-        <w:jc w:val="left"/>
-        <w:rPr>
-          <w:lang w:val="en-US"/>
-        </w:rPr>
-      </w:pPr>
     </w:p>
     <w:p>
       <w:pPr>
@@ -2280,7 +2671,6 @@
           <w:b/>
           <w:bCs/>
         </w:rPr>
-        <w:lastRenderedPageBreak/>
         <w:t>Результат виконання</w:t>
       </w:r>
       <w:r>
@@ -2363,36 +2753,2015 @@
     <w:p>
       <w:pPr>
         <w:pStyle w:val="ZIKSMAINTEXT"/>
+      </w:pPr>
+      <w:r>
+        <w:rPr>
+          <w:b/>
+          <w:bCs/>
+        </w:rPr>
+        <w:t>Завдання 2:</w:t>
+      </w:r>
+      <w:r>
+        <w:t xml:space="preserve"> Налаштування проєкту для тестування</w:t>
+      </w:r>
+    </w:p>
+    <w:p>
+      <w:pPr>
+        <w:pStyle w:val="ZIKSMAINTEXT"/>
+      </w:pPr>
+      <w:r>
+        <w:t xml:space="preserve">Налаштувати середовище для запуску </w:t>
+      </w:r>
+      <w:r>
+        <w:rPr>
+          <w:lang w:val="en-US"/>
+        </w:rPr>
+        <w:t>Jest</w:t>
+      </w:r>
+      <w:r>
+        <w:t xml:space="preserve">-тестів з </w:t>
+      </w:r>
+      <w:r>
+        <w:rPr>
+          <w:lang w:val="en-US"/>
+        </w:rPr>
+        <w:t>TypeScript</w:t>
+      </w:r>
+      <w:r>
+        <w:t xml:space="preserve"> для функцій з Лабораторної роботи №1.</w:t>
+      </w:r>
+    </w:p>
+    <w:p>
+      <w:pPr>
+        <w:pStyle w:val="ZIKSMAINTEXT"/>
+      </w:pPr>
+      <w:r>
+        <w:lastRenderedPageBreak/>
+        <w:t>Вимоги:</w:t>
+      </w:r>
+    </w:p>
+    <w:p>
+      <w:pPr>
+        <w:pStyle w:val="ZIKSMAINTEXT"/>
+      </w:pPr>
+      <w:r>
+        <w:t xml:space="preserve">• Встановити залежності: </w:t>
+      </w:r>
+      <w:proofErr w:type="spellStart"/>
+      <w:r>
+        <w:rPr>
+          <w:lang w:val="en-US"/>
+        </w:rPr>
+        <w:t>npm</w:t>
+      </w:r>
+      <w:proofErr w:type="spellEnd"/>
+      <w:r>
+        <w:t xml:space="preserve"> </w:t>
+      </w:r>
+      <w:r>
+        <w:rPr>
+          <w:lang w:val="en-US"/>
+        </w:rPr>
+        <w:t>install</w:t>
+      </w:r>
+      <w:r>
+        <w:t xml:space="preserve"> -</w:t>
+      </w:r>
+      <w:r>
+        <w:rPr>
+          <w:lang w:val="en-US"/>
+        </w:rPr>
+        <w:t>D</w:t>
+      </w:r>
+      <w:r>
+        <w:t xml:space="preserve"> </w:t>
+      </w:r>
+      <w:r>
+        <w:rPr>
+          <w:lang w:val="en-US"/>
+        </w:rPr>
+        <w:t>jest</w:t>
+      </w:r>
+      <w:r>
+        <w:t xml:space="preserve"> </w:t>
+      </w:r>
+      <w:proofErr w:type="spellStart"/>
+      <w:r>
+        <w:rPr>
+          <w:lang w:val="en-US"/>
+        </w:rPr>
+        <w:t>ts</w:t>
+      </w:r>
+      <w:proofErr w:type="spellEnd"/>
+      <w:r>
+        <w:t>-</w:t>
+      </w:r>
+      <w:r>
+        <w:rPr>
+          <w:lang w:val="en-US"/>
+        </w:rPr>
+        <w:t>jest</w:t>
+      </w:r>
+      <w:r>
+        <w:t xml:space="preserve"> @</w:t>
+      </w:r>
+      <w:r>
+        <w:rPr>
+          <w:lang w:val="en-US"/>
+        </w:rPr>
+        <w:t>types</w:t>
+      </w:r>
+      <w:r>
+        <w:t>/</w:t>
+      </w:r>
+      <w:r>
+        <w:rPr>
+          <w:lang w:val="en-US"/>
+        </w:rPr>
+        <w:t>jest</w:t>
+      </w:r>
+      <w:r>
+        <w:t>.</w:t>
+      </w:r>
+    </w:p>
+    <w:p>
+      <w:pPr>
+        <w:pStyle w:val="ZIKSMAINTEXT"/>
+      </w:pPr>
+      <w:r>
+        <w:t xml:space="preserve">• Створити </w:t>
+      </w:r>
+      <w:r>
+        <w:rPr>
+          <w:lang w:val="en-US"/>
+        </w:rPr>
+        <w:t>jest</w:t>
+      </w:r>
+      <w:r>
+        <w:t>.</w:t>
+      </w:r>
+      <w:r>
+        <w:rPr>
+          <w:lang w:val="en-US"/>
+        </w:rPr>
+        <w:t>config</w:t>
+      </w:r>
+      <w:r>
+        <w:t>.</w:t>
+      </w:r>
+      <w:proofErr w:type="spellStart"/>
+      <w:r>
+        <w:rPr>
+          <w:lang w:val="en-US"/>
+        </w:rPr>
+        <w:t>js</w:t>
+      </w:r>
+      <w:proofErr w:type="spellEnd"/>
+      <w:r>
+        <w:t xml:space="preserve"> з </w:t>
+      </w:r>
+      <w:r>
+        <w:rPr>
+          <w:lang w:val="en-US"/>
+        </w:rPr>
+        <w:t>preset</w:t>
+      </w:r>
+      <w:r>
+        <w:t xml:space="preserve"> </w:t>
+      </w:r>
+      <w:proofErr w:type="spellStart"/>
+      <w:r>
+        <w:rPr>
+          <w:lang w:val="en-US"/>
+        </w:rPr>
+        <w:t>ts</w:t>
+      </w:r>
+      <w:proofErr w:type="spellEnd"/>
+      <w:r>
+        <w:t>-</w:t>
+      </w:r>
+      <w:r>
+        <w:rPr>
+          <w:lang w:val="en-US"/>
+        </w:rPr>
+        <w:t>jest</w:t>
+      </w:r>
+      <w:r>
+        <w:t xml:space="preserve"> та </w:t>
+      </w:r>
+      <w:proofErr w:type="spellStart"/>
+      <w:r>
+        <w:rPr>
+          <w:lang w:val="en-US"/>
+        </w:rPr>
+        <w:t>testEnvironment</w:t>
+      </w:r>
+      <w:proofErr w:type="spellEnd"/>
+      <w:r>
+        <w:t>: '</w:t>
+      </w:r>
+      <w:r>
+        <w:rPr>
+          <w:lang w:val="en-US"/>
+        </w:rPr>
+        <w:t>node</w:t>
+      </w:r>
+      <w:r>
+        <w:t>'.</w:t>
+      </w:r>
+    </w:p>
+    <w:p>
+      <w:pPr>
+        <w:pStyle w:val="ZIKSMAINTEXT"/>
+        <w:rPr>
+          <w:lang w:val="en-US"/>
+        </w:rPr>
+      </w:pPr>
+      <w:r>
+        <w:rPr>
+          <w:lang w:val="en-US"/>
+        </w:rPr>
+        <w:t xml:space="preserve">• </w:t>
+      </w:r>
+      <w:proofErr w:type="spellStart"/>
+      <w:r>
+        <w:rPr>
+          <w:lang w:val="en-US"/>
+        </w:rPr>
+        <w:t>Додати</w:t>
+      </w:r>
+      <w:proofErr w:type="spellEnd"/>
+      <w:r>
+        <w:rPr>
+          <w:lang w:val="en-US"/>
+        </w:rPr>
+        <w:t xml:space="preserve"> </w:t>
+      </w:r>
+      <w:proofErr w:type="spellStart"/>
+      <w:r>
+        <w:rPr>
+          <w:lang w:val="en-US"/>
+        </w:rPr>
+        <w:t>до</w:t>
+      </w:r>
+      <w:proofErr w:type="spellEnd"/>
+      <w:r>
+        <w:rPr>
+          <w:lang w:val="en-US"/>
+        </w:rPr>
+        <w:t xml:space="preserve"> </w:t>
+      </w:r>
+      <w:proofErr w:type="spellStart"/>
+      <w:r>
+        <w:rPr>
+          <w:lang w:val="en-US"/>
+        </w:rPr>
+        <w:t>package.json</w:t>
+      </w:r>
+      <w:proofErr w:type="spellEnd"/>
+      <w:r>
+        <w:rPr>
+          <w:lang w:val="en-US"/>
+        </w:rPr>
+        <w:t xml:space="preserve"> </w:t>
+      </w:r>
+      <w:proofErr w:type="spellStart"/>
+      <w:r>
+        <w:rPr>
+          <w:lang w:val="en-US"/>
+        </w:rPr>
+        <w:t>скрипти</w:t>
+      </w:r>
+      <w:proofErr w:type="spellEnd"/>
+      <w:r>
+        <w:rPr>
+          <w:lang w:val="en-US"/>
+        </w:rPr>
+        <w:t>: "test", "</w:t>
+      </w:r>
+      <w:proofErr w:type="spellStart"/>
+      <w:r>
+        <w:rPr>
+          <w:lang w:val="en-US"/>
+        </w:rPr>
+        <w:t>test:watch</w:t>
+      </w:r>
+      <w:proofErr w:type="spellEnd"/>
+      <w:r>
+        <w:rPr>
+          <w:lang w:val="en-US"/>
+        </w:rPr>
+        <w:t>", "</w:t>
+      </w:r>
+      <w:proofErr w:type="spellStart"/>
+      <w:r>
+        <w:rPr>
+          <w:lang w:val="en-US"/>
+        </w:rPr>
+        <w:t>test:coverage</w:t>
+      </w:r>
+      <w:proofErr w:type="spellEnd"/>
+      <w:r>
+        <w:rPr>
+          <w:lang w:val="en-US"/>
+        </w:rPr>
+        <w:t>".</w:t>
+      </w:r>
+    </w:p>
+    <w:p>
+      <w:pPr>
+        <w:pStyle w:val="ZIKSMAINTEXT"/>
+        <w:rPr>
+          <w:lang w:val="ru-RU"/>
+        </w:rPr>
+      </w:pPr>
+      <w:r>
+        <w:rPr>
+          <w:lang w:val="ru-RU"/>
+        </w:rPr>
+        <w:t xml:space="preserve">• Переконатися, що команда </w:t>
+      </w:r>
+      <w:proofErr w:type="spellStart"/>
+      <w:r>
+        <w:rPr>
+          <w:lang w:val="en-US"/>
+        </w:rPr>
+        <w:t>npm</w:t>
+      </w:r>
+      <w:proofErr w:type="spellEnd"/>
+      <w:r>
+        <w:rPr>
+          <w:lang w:val="ru-RU"/>
+        </w:rPr>
+        <w:t xml:space="preserve"> </w:t>
+      </w:r>
+      <w:r>
+        <w:rPr>
+          <w:lang w:val="en-US"/>
+        </w:rPr>
+        <w:t>test</w:t>
+      </w:r>
+      <w:r>
+        <w:rPr>
+          <w:lang w:val="ru-RU"/>
+        </w:rPr>
+        <w:t xml:space="preserve"> запускається без помилок.</w:t>
+      </w:r>
+    </w:p>
+    <w:p>
+      <w:pPr>
+        <w:pStyle w:val="ZIKSMAINTEXT"/>
+        <w:rPr>
+          <w:lang w:val="ru-RU"/>
+        </w:rPr>
+      </w:pPr>
+      <w:r>
+        <w:rPr>
+          <w:lang w:val="ru-RU"/>
+        </w:rPr>
+        <w:t xml:space="preserve">Мінімальна структура </w:t>
+      </w:r>
+      <w:r>
+        <w:rPr>
+          <w:lang w:val="en-US"/>
+        </w:rPr>
+        <w:t>jest</w:t>
+      </w:r>
+      <w:r>
+        <w:rPr>
+          <w:lang w:val="ru-RU"/>
+        </w:rPr>
+        <w:t>.</w:t>
+      </w:r>
+      <w:r>
+        <w:rPr>
+          <w:lang w:val="en-US"/>
+        </w:rPr>
+        <w:t>config</w:t>
+      </w:r>
+      <w:r>
+        <w:rPr>
+          <w:lang w:val="ru-RU"/>
+        </w:rPr>
+        <w:t>.</w:t>
+      </w:r>
+      <w:proofErr w:type="spellStart"/>
+      <w:r>
+        <w:rPr>
+          <w:lang w:val="en-US"/>
+        </w:rPr>
+        <w:t>js</w:t>
+      </w:r>
+      <w:proofErr w:type="spellEnd"/>
+      <w:r>
+        <w:rPr>
+          <w:lang w:val="ru-RU"/>
+        </w:rPr>
+        <w:t>:</w:t>
+      </w:r>
+    </w:p>
+    <w:p>
+      <w:pPr>
+        <w:pStyle w:val="ZIKSMAINTEXT"/>
+        <w:rPr>
+          <w:lang w:val="en-US"/>
+        </w:rPr>
+      </w:pPr>
+      <w:proofErr w:type="spellStart"/>
+      <w:r>
+        <w:rPr>
+          <w:lang w:val="en-US"/>
+        </w:rPr>
+        <w:t>module.exports</w:t>
+      </w:r>
+      <w:proofErr w:type="spellEnd"/>
+      <w:r>
+        <w:rPr>
+          <w:lang w:val="en-US"/>
+        </w:rPr>
+        <w:t xml:space="preserve"> = {</w:t>
+      </w:r>
+    </w:p>
+    <w:p>
+      <w:pPr>
+        <w:pStyle w:val="ZIKSMAINTEXT"/>
+        <w:rPr>
+          <w:lang w:val="en-US"/>
+        </w:rPr>
+      </w:pPr>
+      <w:r>
+        <w:rPr>
+          <w:lang w:val="en-US"/>
+        </w:rPr>
+        <w:t>preset: '</w:t>
+      </w:r>
+      <w:proofErr w:type="spellStart"/>
+      <w:r>
+        <w:rPr>
+          <w:lang w:val="en-US"/>
+        </w:rPr>
+        <w:t>ts</w:t>
+      </w:r>
+      <w:proofErr w:type="spellEnd"/>
+      <w:r>
+        <w:rPr>
+          <w:lang w:val="en-US"/>
+        </w:rPr>
+        <w:t>-jest',</w:t>
+      </w:r>
+    </w:p>
+    <w:p>
+      <w:pPr>
+        <w:pStyle w:val="ZIKSMAINTEXT"/>
+        <w:rPr>
+          <w:lang w:val="en-US"/>
+        </w:rPr>
+      </w:pPr>
+      <w:proofErr w:type="spellStart"/>
+      <w:r>
+        <w:rPr>
+          <w:lang w:val="en-US"/>
+        </w:rPr>
+        <w:t>testEnvironment</w:t>
+      </w:r>
+      <w:proofErr w:type="spellEnd"/>
+      <w:r>
+        <w:rPr>
+          <w:lang w:val="en-US"/>
+        </w:rPr>
+        <w:t>: 'node',</w:t>
+      </w:r>
+    </w:p>
+    <w:p>
+      <w:pPr>
+        <w:pStyle w:val="ZIKSMAINTEXT"/>
         <w:ind w:firstLine="0"/>
+      </w:pPr>
+      <w:r>
+        <w:rPr>
+          <w:lang w:val="en-US"/>
+        </w:rPr>
+        <w:t>};</w:t>
+      </w:r>
+    </w:p>
+    <w:p>
+      <w:pPr>
+        <w:pStyle w:val="ZIKSMAINTEXT"/>
+        <w:ind w:firstLine="0"/>
+        <w:rPr>
+          <w:b/>
+          <w:bCs/>
+          <w:lang w:val="en-US"/>
+        </w:rPr>
+      </w:pPr>
+      <w:r>
+        <w:rPr>
+          <w:b/>
+          <w:bCs/>
+        </w:rPr>
+        <w:t xml:space="preserve">Лістинг </w:t>
+      </w:r>
+      <w:r>
+        <w:rPr>
+          <w:b/>
+          <w:bCs/>
+        </w:rPr>
+        <w:t>jest.config.ts</w:t>
+      </w:r>
+      <w:r>
+        <w:rPr>
+          <w:b/>
+          <w:bCs/>
+          <w:lang w:val="ru-RU"/>
+        </w:rPr>
+        <w:t>:</w:t>
+      </w:r>
+    </w:p>
+    <w:p>
+      <w:pPr>
+        <w:pStyle w:val="ZIKSMAINTEXT"/>
+        <w:rPr>
+          <w:sz w:val="17"/>
+          <w:szCs w:val="17"/>
+          <w:lang w:val="en-US"/>
+        </w:rPr>
+      </w:pPr>
+      <w:r>
+        <w:rPr>
+          <w:sz w:val="17"/>
+          <w:szCs w:val="17"/>
+          <w:lang w:val="en-US"/>
+        </w:rPr>
+        <w:t>import type { Config } from 'jest';</w:t>
+      </w:r>
+    </w:p>
+    <w:p>
+      <w:pPr>
+        <w:pStyle w:val="ZIKSMAINTEXT"/>
+        <w:rPr>
+          <w:sz w:val="17"/>
+          <w:szCs w:val="17"/>
+          <w:lang w:val="en-US"/>
+        </w:rPr>
+      </w:pPr>
+    </w:p>
+    <w:p>
+      <w:pPr>
+        <w:pStyle w:val="ZIKSMAINTEXT"/>
+        <w:rPr>
+          <w:sz w:val="17"/>
+          <w:szCs w:val="17"/>
+          <w:lang w:val="en-US"/>
+        </w:rPr>
+      </w:pPr>
+      <w:r>
+        <w:rPr>
+          <w:sz w:val="17"/>
+          <w:szCs w:val="17"/>
+          <w:lang w:val="en-US"/>
+        </w:rPr>
+        <w:t>const config: Config = {</w:t>
+      </w:r>
+    </w:p>
+    <w:p>
+      <w:pPr>
+        <w:pStyle w:val="ZIKSMAINTEXT"/>
+        <w:rPr>
+          <w:sz w:val="17"/>
+          <w:szCs w:val="17"/>
+          <w:lang w:val="en-US"/>
+        </w:rPr>
+      </w:pPr>
+      <w:r>
+        <w:rPr>
+          <w:sz w:val="17"/>
+          <w:szCs w:val="17"/>
+          <w:lang w:val="en-US"/>
+        </w:rPr>
+        <w:t xml:space="preserve">    preset: '</w:t>
+      </w:r>
+      <w:proofErr w:type="spellStart"/>
+      <w:r>
+        <w:rPr>
+          <w:sz w:val="17"/>
+          <w:szCs w:val="17"/>
+          <w:lang w:val="en-US"/>
+        </w:rPr>
+        <w:t>ts</w:t>
+      </w:r>
+      <w:proofErr w:type="spellEnd"/>
+      <w:r>
+        <w:rPr>
+          <w:sz w:val="17"/>
+          <w:szCs w:val="17"/>
+          <w:lang w:val="en-US"/>
+        </w:rPr>
+        <w:t>-jest',</w:t>
+      </w:r>
+    </w:p>
+    <w:p>
+      <w:pPr>
+        <w:pStyle w:val="ZIKSMAINTEXT"/>
+        <w:rPr>
+          <w:sz w:val="17"/>
+          <w:szCs w:val="17"/>
+          <w:lang w:val="en-US"/>
+        </w:rPr>
+      </w:pPr>
+      <w:r>
+        <w:rPr>
+          <w:sz w:val="17"/>
+          <w:szCs w:val="17"/>
+          <w:lang w:val="en-US"/>
+        </w:rPr>
+        <w:t xml:space="preserve">    </w:t>
+      </w:r>
+      <w:proofErr w:type="spellStart"/>
+      <w:r>
+        <w:rPr>
+          <w:sz w:val="17"/>
+          <w:szCs w:val="17"/>
+          <w:lang w:val="en-US"/>
+        </w:rPr>
+        <w:t>testEnvironment</w:t>
+      </w:r>
+      <w:proofErr w:type="spellEnd"/>
+      <w:r>
+        <w:rPr>
+          <w:sz w:val="17"/>
+          <w:szCs w:val="17"/>
+          <w:lang w:val="en-US"/>
+        </w:rPr>
+        <w:t>: 'node',</w:t>
+      </w:r>
+    </w:p>
+    <w:p>
+      <w:pPr>
+        <w:pStyle w:val="ZIKSMAINTEXT"/>
+        <w:rPr>
+          <w:sz w:val="17"/>
+          <w:szCs w:val="17"/>
+          <w:lang w:val="en-US"/>
+        </w:rPr>
+      </w:pPr>
+      <w:r>
+        <w:rPr>
+          <w:sz w:val="17"/>
+          <w:szCs w:val="17"/>
+          <w:lang w:val="en-US"/>
+        </w:rPr>
+        <w:t xml:space="preserve">    </w:t>
+      </w:r>
+      <w:proofErr w:type="spellStart"/>
+      <w:r>
+        <w:rPr>
+          <w:sz w:val="17"/>
+          <w:szCs w:val="17"/>
+          <w:lang w:val="en-US"/>
+        </w:rPr>
+        <w:t>testMatch</w:t>
+      </w:r>
+      <w:proofErr w:type="spellEnd"/>
+      <w:r>
+        <w:rPr>
+          <w:sz w:val="17"/>
+          <w:szCs w:val="17"/>
+          <w:lang w:val="en-US"/>
+        </w:rPr>
+        <w:t>: ['**/*.</w:t>
+      </w:r>
+      <w:proofErr w:type="spellStart"/>
+      <w:r>
+        <w:rPr>
+          <w:sz w:val="17"/>
+          <w:szCs w:val="17"/>
+          <w:lang w:val="en-US"/>
+        </w:rPr>
+        <w:t>test.ts</w:t>
+      </w:r>
+      <w:proofErr w:type="spellEnd"/>
+      <w:r>
+        <w:rPr>
+          <w:sz w:val="17"/>
+          <w:szCs w:val="17"/>
+          <w:lang w:val="en-US"/>
+        </w:rPr>
+        <w:t>'],</w:t>
+      </w:r>
+    </w:p>
+    <w:p>
+      <w:pPr>
+        <w:pStyle w:val="ZIKSMAINTEXT"/>
+        <w:rPr>
+          <w:sz w:val="17"/>
+          <w:szCs w:val="17"/>
+          <w:lang w:val="en-US"/>
+        </w:rPr>
+      </w:pPr>
+      <w:r>
+        <w:rPr>
+          <w:sz w:val="17"/>
+          <w:szCs w:val="17"/>
+          <w:lang w:val="en-US"/>
+        </w:rPr>
+        <w:t xml:space="preserve">    </w:t>
+      </w:r>
+      <w:proofErr w:type="spellStart"/>
+      <w:r>
+        <w:rPr>
+          <w:sz w:val="17"/>
+          <w:szCs w:val="17"/>
+          <w:lang w:val="en-US"/>
+        </w:rPr>
+        <w:t>extensionsToTreatAsEsm</w:t>
+      </w:r>
+      <w:proofErr w:type="spellEnd"/>
+      <w:r>
+        <w:rPr>
+          <w:sz w:val="17"/>
+          <w:szCs w:val="17"/>
+          <w:lang w:val="en-US"/>
+        </w:rPr>
+        <w:t>: ['.</w:t>
+      </w:r>
+      <w:proofErr w:type="spellStart"/>
+      <w:r>
+        <w:rPr>
+          <w:sz w:val="17"/>
+          <w:szCs w:val="17"/>
+          <w:lang w:val="en-US"/>
+        </w:rPr>
+        <w:t>ts'</w:t>
+      </w:r>
+      <w:proofErr w:type="spellEnd"/>
+      <w:r>
+        <w:rPr>
+          <w:sz w:val="17"/>
+          <w:szCs w:val="17"/>
+          <w:lang w:val="en-US"/>
+        </w:rPr>
+        <w:t>],</w:t>
+      </w:r>
+    </w:p>
+    <w:p>
+      <w:pPr>
+        <w:pStyle w:val="ZIKSMAINTEXT"/>
+        <w:rPr>
+          <w:sz w:val="17"/>
+          <w:szCs w:val="17"/>
+          <w:lang w:val="en-US"/>
+        </w:rPr>
+      </w:pPr>
+      <w:r>
+        <w:rPr>
+          <w:sz w:val="17"/>
+          <w:szCs w:val="17"/>
+          <w:lang w:val="en-US"/>
+        </w:rPr>
+        <w:t xml:space="preserve">    </w:t>
+      </w:r>
+      <w:proofErr w:type="spellStart"/>
+      <w:r>
+        <w:rPr>
+          <w:sz w:val="17"/>
+          <w:szCs w:val="17"/>
+          <w:lang w:val="en-US"/>
+        </w:rPr>
+        <w:t>moduleNameMapper</w:t>
+      </w:r>
+      <w:proofErr w:type="spellEnd"/>
+      <w:r>
+        <w:rPr>
+          <w:sz w:val="17"/>
+          <w:szCs w:val="17"/>
+          <w:lang w:val="en-US"/>
+        </w:rPr>
+        <w:t>: {</w:t>
+      </w:r>
+    </w:p>
+    <w:p>
+      <w:pPr>
+        <w:pStyle w:val="ZIKSMAINTEXT"/>
+        <w:rPr>
+          <w:sz w:val="17"/>
+          <w:szCs w:val="17"/>
+          <w:lang w:val="en-US"/>
+        </w:rPr>
+      </w:pPr>
+      <w:r>
+        <w:rPr>
+          <w:sz w:val="17"/>
+          <w:szCs w:val="17"/>
+          <w:lang w:val="en-US"/>
+        </w:rPr>
+        <w:t xml:space="preserve">        '^(\\.{1,2}/.*)\\.</w:t>
+      </w:r>
+      <w:proofErr w:type="spellStart"/>
+      <w:r>
+        <w:rPr>
+          <w:sz w:val="17"/>
+          <w:szCs w:val="17"/>
+          <w:lang w:val="en-US"/>
+        </w:rPr>
+        <w:t>js</w:t>
+      </w:r>
+      <w:proofErr w:type="spellEnd"/>
+      <w:r>
+        <w:rPr>
+          <w:sz w:val="17"/>
+          <w:szCs w:val="17"/>
+          <w:lang w:val="en-US"/>
+        </w:rPr>
+        <w:t>$': '$1',</w:t>
+      </w:r>
+    </w:p>
+    <w:p>
+      <w:pPr>
+        <w:pStyle w:val="ZIKSMAINTEXT"/>
+        <w:rPr>
+          <w:sz w:val="17"/>
+          <w:szCs w:val="17"/>
+          <w:lang w:val="en-US"/>
+        </w:rPr>
+      </w:pPr>
+      <w:r>
+        <w:rPr>
+          <w:sz w:val="17"/>
+          <w:szCs w:val="17"/>
+          <w:lang w:val="en-US"/>
+        </w:rPr>
+        <w:t xml:space="preserve">    },</w:t>
+      </w:r>
+    </w:p>
+    <w:p>
+      <w:pPr>
+        <w:pStyle w:val="ZIKSMAINTEXT"/>
+        <w:rPr>
+          <w:sz w:val="17"/>
+          <w:szCs w:val="17"/>
+          <w:lang w:val="en-US"/>
+        </w:rPr>
+      </w:pPr>
+      <w:r>
+        <w:rPr>
+          <w:sz w:val="17"/>
+          <w:szCs w:val="17"/>
+          <w:lang w:val="en-US"/>
+        </w:rPr>
+        <w:t xml:space="preserve">    transform: {</w:t>
+      </w:r>
+    </w:p>
+    <w:p>
+      <w:pPr>
+        <w:pStyle w:val="ZIKSMAINTEXT"/>
+        <w:rPr>
+          <w:sz w:val="17"/>
+          <w:szCs w:val="17"/>
+          <w:lang w:val="en-US"/>
+        </w:rPr>
+      </w:pPr>
+      <w:r>
+        <w:rPr>
+          <w:sz w:val="17"/>
+          <w:szCs w:val="17"/>
+          <w:lang w:val="en-US"/>
+        </w:rPr>
+        <w:t xml:space="preserve">        '^.+\\.</w:t>
+      </w:r>
+      <w:proofErr w:type="spellStart"/>
+      <w:r>
+        <w:rPr>
+          <w:sz w:val="17"/>
+          <w:szCs w:val="17"/>
+          <w:lang w:val="en-US"/>
+        </w:rPr>
+        <w:t>tsx</w:t>
+      </w:r>
+      <w:proofErr w:type="spellEnd"/>
+      <w:r>
+        <w:rPr>
+          <w:sz w:val="17"/>
+          <w:szCs w:val="17"/>
+          <w:lang w:val="en-US"/>
+        </w:rPr>
+        <w:t>?$': ['</w:t>
+      </w:r>
+      <w:proofErr w:type="spellStart"/>
+      <w:r>
+        <w:rPr>
+          <w:sz w:val="17"/>
+          <w:szCs w:val="17"/>
+          <w:lang w:val="en-US"/>
+        </w:rPr>
+        <w:t>ts</w:t>
+      </w:r>
+      <w:proofErr w:type="spellEnd"/>
+      <w:r>
+        <w:rPr>
+          <w:sz w:val="17"/>
+          <w:szCs w:val="17"/>
+          <w:lang w:val="en-US"/>
+        </w:rPr>
+        <w:t>-jest', {</w:t>
+      </w:r>
+    </w:p>
+    <w:p>
+      <w:pPr>
+        <w:pStyle w:val="ZIKSMAINTEXT"/>
+        <w:rPr>
+          <w:sz w:val="17"/>
+          <w:szCs w:val="17"/>
+          <w:lang w:val="en-US"/>
+        </w:rPr>
+      </w:pPr>
+      <w:r>
+        <w:rPr>
+          <w:sz w:val="17"/>
+          <w:szCs w:val="17"/>
+          <w:lang w:val="en-US"/>
+        </w:rPr>
+        <w:t xml:space="preserve">            </w:t>
+      </w:r>
+      <w:proofErr w:type="spellStart"/>
+      <w:r>
+        <w:rPr>
+          <w:sz w:val="17"/>
+          <w:szCs w:val="17"/>
+          <w:lang w:val="en-US"/>
+        </w:rPr>
+        <w:t>useESM</w:t>
+      </w:r>
+      <w:proofErr w:type="spellEnd"/>
+      <w:r>
+        <w:rPr>
+          <w:sz w:val="17"/>
+          <w:szCs w:val="17"/>
+          <w:lang w:val="en-US"/>
+        </w:rPr>
+        <w:t>: true,</w:t>
+      </w:r>
+    </w:p>
+    <w:p>
+      <w:pPr>
+        <w:pStyle w:val="ZIKSMAINTEXT"/>
+        <w:rPr>
+          <w:sz w:val="17"/>
+          <w:szCs w:val="17"/>
+          <w:lang w:val="en-US"/>
+        </w:rPr>
+      </w:pPr>
+      <w:r>
+        <w:rPr>
+          <w:sz w:val="17"/>
+          <w:szCs w:val="17"/>
+          <w:lang w:val="en-US"/>
+        </w:rPr>
+        <w:t xml:space="preserve">        }],</w:t>
+      </w:r>
+    </w:p>
+    <w:p>
+      <w:pPr>
+        <w:pStyle w:val="ZIKSMAINTEXT"/>
+        <w:rPr>
+          <w:sz w:val="17"/>
+          <w:szCs w:val="17"/>
+          <w:lang w:val="en-US"/>
+        </w:rPr>
+      </w:pPr>
+      <w:r>
+        <w:rPr>
+          <w:sz w:val="17"/>
+          <w:szCs w:val="17"/>
+          <w:lang w:val="en-US"/>
+        </w:rPr>
+        <w:t xml:space="preserve">    },</w:t>
+      </w:r>
+    </w:p>
+    <w:p>
+      <w:pPr>
+        <w:pStyle w:val="ZIKSMAINTEXT"/>
+        <w:rPr>
+          <w:sz w:val="17"/>
+          <w:szCs w:val="17"/>
+          <w:lang w:val="en-US"/>
+        </w:rPr>
+      </w:pPr>
+      <w:r>
+        <w:rPr>
+          <w:sz w:val="17"/>
+          <w:szCs w:val="17"/>
+          <w:lang w:val="en-US"/>
+        </w:rPr>
+        <w:t>};</w:t>
+      </w:r>
+    </w:p>
+    <w:p>
+      <w:pPr>
+        <w:pStyle w:val="ZIKSMAINTEXT"/>
+        <w:ind w:firstLine="0"/>
+        <w:rPr>
+          <w:sz w:val="17"/>
+          <w:szCs w:val="17"/>
+          <w:lang w:val="en-US"/>
+        </w:rPr>
+      </w:pPr>
+      <w:r>
+        <w:rPr>
+          <w:sz w:val="17"/>
+          <w:szCs w:val="17"/>
+          <w:lang w:val="en-US"/>
+        </w:rPr>
+        <w:t>export default config;</w:t>
+      </w:r>
+    </w:p>
+    <w:p>
+      <w:pPr>
+        <w:pStyle w:val="ZIKSMAINTEXT"/>
+        <w:ind w:firstLine="0"/>
+        <w:rPr>
+          <w:b/>
+          <w:bCs/>
+          <w:lang w:val="en-US"/>
+        </w:rPr>
+      </w:pPr>
+      <w:r>
+        <w:rPr>
+          <w:b/>
+          <w:bCs/>
+        </w:rPr>
+        <w:t>Результат виконання</w:t>
+      </w:r>
+      <w:r>
+        <w:rPr>
+          <w:b/>
+          <w:bCs/>
+          <w:lang w:val="en-US"/>
+        </w:rPr>
+        <w:t>:</w:t>
+      </w:r>
+    </w:p>
+    <w:p>
+      <w:pPr>
+        <w:pStyle w:val="ZIKSMAINTEXT"/>
+        <w:ind w:firstLine="0"/>
+        <w:jc w:val="center"/>
+        <w:rPr>
+          <w:b/>
+          <w:bCs/>
+          <w:lang w:val="en-US"/>
+        </w:rPr>
+      </w:pPr>
+      <w:r>
+        <w:rPr>
+          <w:b/>
+          <w:bCs/>
+          <w:lang w:val="en-US"/>
+        </w:rPr>
+        <w:drawing>
+          <wp:inline distT="0" distB="0" distL="0" distR="0" wp14:anchorId="25D2C803" wp14:editId="04F9B67E">
+            <wp:extent cx="4261485" cy="2003729"/>
+            <wp:effectExtent l="0" t="0" r="5715" b="0"/>
+            <wp:docPr id="1946311466" name="Picture 1"/>
+            <wp:cNvGraphicFramePr>
+              <a:graphicFrameLocks xmlns:a="http://schemas.openxmlformats.org/drawingml/2006/main" noChangeAspect="1"/>
+            </wp:cNvGraphicFramePr>
+            <a:graphic xmlns:a="http://schemas.openxmlformats.org/drawingml/2006/main">
+              <a:graphicData uri="http://schemas.openxmlformats.org/drawingml/2006/picture">
+                <pic:pic xmlns:pic="http://schemas.openxmlformats.org/drawingml/2006/picture">
+                  <pic:nvPicPr>
+                    <pic:cNvPr id="1946311466" name=""/>
+                    <pic:cNvPicPr/>
+                  </pic:nvPicPr>
+                  <pic:blipFill>
+                    <a:blip r:embed="rId9"/>
+                    <a:stretch>
+                      <a:fillRect/>
+                    </a:stretch>
+                  </pic:blipFill>
+                  <pic:spPr>
+                    <a:xfrm>
+                      <a:off x="0" y="0"/>
+                      <a:ext cx="4278649" cy="2011799"/>
+                    </a:xfrm>
+                    <a:prstGeom prst="rect">
+                      <a:avLst/>
+                    </a:prstGeom>
+                  </pic:spPr>
+                </pic:pic>
+              </a:graphicData>
+            </a:graphic>
+          </wp:inline>
+        </w:drawing>
+      </w:r>
+    </w:p>
+    <w:p>
+      <w:pPr>
+        <w:pStyle w:val="ZIKSMAINTEXT"/>
+        <w:ind w:firstLine="0"/>
+        <w:jc w:val="center"/>
         <w:rPr>
           <w:sz w:val="24"/>
           <w:szCs w:val="24"/>
         </w:rPr>
       </w:pPr>
-    </w:p>
-    <w:p>
-      <w:pPr>
-        <w:pStyle w:val="ZIKSMAINTEXT"/>
-        <w:ind w:firstLine="0"/>
-      </w:pPr>
-      <w:r>
-        <w:t>Посилання на репозиторій -</w:t>
-      </w:r>
+      <w:r>
+        <w:rPr>
+          <w:sz w:val="24"/>
+          <w:szCs w:val="24"/>
+        </w:rPr>
+        <w:t xml:space="preserve">Рис. </w:t>
+      </w:r>
+      <w:r>
+        <w:rPr>
+          <w:sz w:val="24"/>
+          <w:szCs w:val="24"/>
+          <w:lang w:val="ru-RU"/>
+        </w:rPr>
+        <w:t>2</w:t>
+      </w:r>
+      <w:r>
+        <w:rPr>
+          <w:sz w:val="24"/>
+          <w:szCs w:val="24"/>
+        </w:rPr>
+        <w:t xml:space="preserve">. Результат виконання завдання </w:t>
+      </w:r>
+      <w:r>
+        <w:rPr>
+          <w:sz w:val="24"/>
+          <w:szCs w:val="24"/>
+          <w:lang w:val="ru-RU"/>
+        </w:rPr>
+        <w:t>2</w:t>
+      </w:r>
+      <w:r>
+        <w:rPr>
+          <w:sz w:val="24"/>
+          <w:szCs w:val="24"/>
+        </w:rPr>
+        <w:t>.</w:t>
+      </w:r>
+    </w:p>
+    <w:p>
+      <w:pPr>
+        <w:pStyle w:val="ZIKSMAINTEXT"/>
+        <w:rPr>
+          <w:lang w:val="ru-RU"/>
+        </w:rPr>
+      </w:pPr>
       <w:r>
         <w:rPr>
           <w:b/>
           <w:bCs/>
+          <w:lang w:val="ru-RU"/>
+        </w:rPr>
+        <w:lastRenderedPageBreak/>
+        <w:t>Завдання 3:</w:t>
+      </w:r>
+      <w:r>
+        <w:rPr>
+          <w:lang w:val="ru-RU"/>
+        </w:rPr>
+        <w:t xml:space="preserve"> Тести для </w:t>
+      </w:r>
+      <w:proofErr w:type="spellStart"/>
+      <w:r>
+        <w:rPr>
+          <w:lang w:val="en-US"/>
+        </w:rPr>
+        <w:t>fetchUserProfiles</w:t>
+      </w:r>
+      <w:proofErr w:type="spellEnd"/>
+    </w:p>
+    <w:p>
+      <w:pPr>
+        <w:pStyle w:val="ZIKSMAINTEXT"/>
+        <w:ind w:firstLine="0"/>
+        <w:rPr>
+          <w:lang w:val="ru-RU"/>
+        </w:rPr>
+      </w:pPr>
+      <w:r>
+        <w:rPr>
+          <w:lang w:val="ru-RU"/>
+        </w:rPr>
+        <w:t xml:space="preserve">Написати тести для функції </w:t>
+      </w:r>
+      <w:proofErr w:type="spellStart"/>
+      <w:r>
+        <w:rPr>
+          <w:lang w:val="en-US"/>
+        </w:rPr>
+        <w:t>fetchUserProfiles</w:t>
+      </w:r>
+      <w:proofErr w:type="spellEnd"/>
+      <w:r>
+        <w:rPr>
+          <w:lang w:val="ru-RU"/>
+        </w:rPr>
+        <w:t xml:space="preserve"> з Лабораторної роботи №1.</w:t>
+      </w:r>
+    </w:p>
+    <w:p>
+      <w:pPr>
+        <w:pStyle w:val="ZIKSMAINTEXT"/>
+        <w:ind w:firstLine="0"/>
+        <w:rPr>
+          <w:lang w:val="en-US"/>
+        </w:rPr>
+      </w:pPr>
+      <w:proofErr w:type="spellStart"/>
+      <w:r>
+        <w:rPr>
+          <w:lang w:val="en-US"/>
+        </w:rPr>
+        <w:t>Сигнатура</w:t>
+      </w:r>
+      <w:proofErr w:type="spellEnd"/>
+      <w:r>
+        <w:rPr>
+          <w:lang w:val="en-US"/>
+        </w:rPr>
+        <w:t>:</w:t>
+      </w:r>
+    </w:p>
+    <w:p>
+      <w:pPr>
+        <w:pStyle w:val="ZIKSMAINTEXT"/>
+        <w:rPr>
+          <w:lang w:val="en-US"/>
+        </w:rPr>
+      </w:pPr>
+      <w:proofErr w:type="spellStart"/>
+      <w:r>
+        <w:rPr>
+          <w:lang w:val="en-US"/>
+        </w:rPr>
+        <w:t>fetchUserProfiles</w:t>
+      </w:r>
+      <w:proofErr w:type="spellEnd"/>
+      <w:r>
+        <w:rPr>
+          <w:lang w:val="en-US"/>
+        </w:rPr>
+        <w:t>(</w:t>
+      </w:r>
+      <w:proofErr w:type="spellStart"/>
+      <w:r>
+        <w:rPr>
+          <w:lang w:val="en-US"/>
+        </w:rPr>
+        <w:t>userIds</w:t>
+      </w:r>
+      <w:proofErr w:type="spellEnd"/>
+      <w:r>
+        <w:rPr>
+          <w:lang w:val="en-US"/>
+        </w:rPr>
+        <w:t>: string[]): Promise&lt;</w:t>
+      </w:r>
+      <w:proofErr w:type="spellStart"/>
+      <w:r>
+        <w:rPr>
+          <w:lang w:val="en-US"/>
+        </w:rPr>
+        <w:t>UserProfile</w:t>
+      </w:r>
+      <w:proofErr w:type="spellEnd"/>
+      <w:r>
+        <w:rPr>
+          <w:lang w:val="en-US"/>
+        </w:rPr>
+        <w:t>[]&gt;</w:t>
+      </w:r>
+    </w:p>
+    <w:p>
+      <w:pPr>
+        <w:pStyle w:val="ZIKSMAINTEXT"/>
+        <w:ind w:firstLine="0"/>
+        <w:rPr>
+          <w:lang w:val="en-US"/>
+        </w:rPr>
+      </w:pPr>
+      <w:proofErr w:type="spellStart"/>
+      <w:r>
+        <w:rPr>
+          <w:lang w:val="en-US"/>
+        </w:rPr>
+        <w:t>Вимоги</w:t>
+      </w:r>
+      <w:proofErr w:type="spellEnd"/>
+      <w:r>
+        <w:rPr>
+          <w:lang w:val="en-US"/>
+        </w:rPr>
+        <w:t>:</w:t>
+      </w:r>
+    </w:p>
+    <w:p>
+      <w:pPr>
+        <w:pStyle w:val="ZIKSMAINTEXT"/>
+        <w:numPr>
+          <w:ilvl w:val="0"/>
+          <w:numId w:val="27"/>
+        </w:numPr>
+        <w:rPr>
+          <w:lang w:val="en-US"/>
+        </w:rPr>
+      </w:pPr>
+      <w:proofErr w:type="spellStart"/>
+      <w:r>
+        <w:rPr>
+          <w:lang w:val="en-US"/>
+        </w:rPr>
+        <w:t>Мінімальна</w:t>
+      </w:r>
+      <w:proofErr w:type="spellEnd"/>
+      <w:r>
+        <w:rPr>
+          <w:lang w:val="en-US"/>
         </w:rPr>
         <w:t xml:space="preserve"> </w:t>
       </w:r>
-      <w:r>
+      <w:proofErr w:type="spellStart"/>
+      <w:r>
+        <w:rPr>
+          <w:lang w:val="en-US"/>
+        </w:rPr>
+        <w:t>кількість</w:t>
+      </w:r>
+      <w:proofErr w:type="spellEnd"/>
+      <w:r>
+        <w:rPr>
+          <w:lang w:val="en-US"/>
+        </w:rPr>
+        <w:t xml:space="preserve"> </w:t>
+      </w:r>
+      <w:proofErr w:type="spellStart"/>
+      <w:r>
+        <w:rPr>
+          <w:lang w:val="en-US"/>
+        </w:rPr>
+        <w:t>тестів</w:t>
+      </w:r>
+      <w:proofErr w:type="spellEnd"/>
+      <w:r>
+        <w:rPr>
+          <w:lang w:val="en-US"/>
+        </w:rPr>
+        <w:t>: 3.</w:t>
+      </w:r>
+    </w:p>
+    <w:p>
+      <w:pPr>
+        <w:pStyle w:val="ZIKSMAINTEXT"/>
+        <w:ind w:firstLine="0"/>
         <w:rPr>
           <w:b/>
           <w:bCs/>
+          <w:lang w:val="en-US"/>
+        </w:rPr>
+      </w:pPr>
+      <w:r>
+        <w:rPr>
+          <w:b/>
+          <w:bCs/>
+        </w:rPr>
+        <w:t xml:space="preserve">Лістинг </w:t>
+      </w:r>
+      <w:r>
+        <w:rPr>
+          <w:b/>
+          <w:bCs/>
+          <w:lang w:val="en-US"/>
+        </w:rPr>
+        <w:t>functions/</w:t>
+      </w:r>
+      <w:proofErr w:type="spellStart"/>
+      <w:r>
+        <w:rPr>
+          <w:b/>
+          <w:bCs/>
+          <w:lang w:val="en-US"/>
+        </w:rPr>
+        <w:t>fetchUserProfiles</w:t>
+      </w:r>
+      <w:r>
+        <w:rPr>
+          <w:b/>
+          <w:bCs/>
+          <w:lang w:val="en-US"/>
+        </w:rPr>
+        <w:t>.test.ts</w:t>
+      </w:r>
+      <w:proofErr w:type="spellEnd"/>
+      <w:r>
+        <w:rPr>
+          <w:b/>
+          <w:bCs/>
+          <w:lang w:val="en-US"/>
+        </w:rPr>
+        <w:t>:</w:t>
+      </w:r>
+    </w:p>
+    <w:p>
+      <w:pPr>
+        <w:pStyle w:val="ZIKSMAINTEXT"/>
+        <w:rPr>
+          <w:sz w:val="15"/>
+          <w:szCs w:val="15"/>
+        </w:rPr>
+      </w:pPr>
+      <w:r>
+        <w:rPr>
+          <w:sz w:val="15"/>
+          <w:szCs w:val="15"/>
+        </w:rPr>
+        <w:t>import { jest, describe, it, expect, beforeEach } from '@jest/globals';</w:t>
+      </w:r>
+    </w:p>
+    <w:p>
+      <w:pPr>
+        <w:pStyle w:val="ZIKSMAINTEXT"/>
+        <w:rPr>
+          <w:sz w:val="15"/>
+          <w:szCs w:val="15"/>
+        </w:rPr>
+      </w:pPr>
+      <w:r>
+        <w:rPr>
+          <w:sz w:val="15"/>
+          <w:szCs w:val="15"/>
+        </w:rPr>
+        <w:t>import { fetchUserProfiles } from './fetchUserProfiles.js';</w:t>
+      </w:r>
+    </w:p>
+    <w:p>
+      <w:pPr>
+        <w:pStyle w:val="ZIKSMAINTEXT"/>
+        <w:rPr>
+          <w:sz w:val="15"/>
+          <w:szCs w:val="15"/>
+        </w:rPr>
+      </w:pPr>
+    </w:p>
+    <w:p>
+      <w:pPr>
+        <w:pStyle w:val="ZIKSMAINTEXT"/>
+        <w:rPr>
+          <w:sz w:val="15"/>
+          <w:szCs w:val="15"/>
+        </w:rPr>
+      </w:pPr>
+      <w:r>
+        <w:rPr>
+          <w:sz w:val="15"/>
+          <w:szCs w:val="15"/>
+        </w:rPr>
+        <w:t>jest.mock('./delay.js', () =&gt; ({</w:t>
+      </w:r>
+    </w:p>
+    <w:p>
+      <w:pPr>
+        <w:pStyle w:val="ZIKSMAINTEXT"/>
+        <w:rPr>
+          <w:sz w:val="15"/>
+          <w:szCs w:val="15"/>
+        </w:rPr>
+      </w:pPr>
+      <w:r>
+        <w:rPr>
+          <w:sz w:val="15"/>
+          <w:szCs w:val="15"/>
+        </w:rPr>
+        <w:t xml:space="preserve">    delay: jest.fn&lt;() =&gt; Promise&lt;void&gt;&gt;().mockResolvedValue(undefined)</w:t>
+      </w:r>
+    </w:p>
+    <w:p>
+      <w:pPr>
+        <w:pStyle w:val="ZIKSMAINTEXT"/>
+        <w:rPr>
+          <w:sz w:val="15"/>
+          <w:szCs w:val="15"/>
+        </w:rPr>
+      </w:pPr>
+      <w:r>
+        <w:rPr>
+          <w:sz w:val="15"/>
+          <w:szCs w:val="15"/>
+        </w:rPr>
+        <w:t>}));</w:t>
+      </w:r>
+    </w:p>
+    <w:p>
+      <w:pPr>
+        <w:pStyle w:val="ZIKSMAINTEXT"/>
+        <w:rPr>
+          <w:sz w:val="15"/>
+          <w:szCs w:val="15"/>
+        </w:rPr>
+      </w:pPr>
+    </w:p>
+    <w:p>
+      <w:pPr>
+        <w:pStyle w:val="ZIKSMAINTEXT"/>
+        <w:rPr>
+          <w:sz w:val="15"/>
+          <w:szCs w:val="15"/>
+        </w:rPr>
+      </w:pPr>
+      <w:r>
+        <w:rPr>
+          <w:sz w:val="15"/>
+          <w:szCs w:val="15"/>
+        </w:rPr>
+        <w:t>describe('fetchUserProfiles', () =&gt; {</w:t>
+      </w:r>
+    </w:p>
+    <w:p>
+      <w:pPr>
+        <w:pStyle w:val="ZIKSMAINTEXT"/>
+        <w:rPr>
+          <w:sz w:val="15"/>
+          <w:szCs w:val="15"/>
+        </w:rPr>
+      </w:pPr>
+      <w:r>
+        <w:rPr>
+          <w:sz w:val="15"/>
+          <w:szCs w:val="15"/>
+        </w:rPr>
+        <w:t xml:space="preserve">    beforeEach(() =&gt; {</w:t>
+      </w:r>
+    </w:p>
+    <w:p>
+      <w:pPr>
+        <w:pStyle w:val="ZIKSMAINTEXT"/>
+        <w:rPr>
+          <w:sz w:val="15"/>
+          <w:szCs w:val="15"/>
+        </w:rPr>
+      </w:pPr>
+      <w:r>
+        <w:rPr>
+          <w:sz w:val="15"/>
+          <w:szCs w:val="15"/>
+        </w:rPr>
+        <w:t xml:space="preserve">        jest.clearAllMocks();</w:t>
+      </w:r>
+    </w:p>
+    <w:p>
+      <w:pPr>
+        <w:pStyle w:val="ZIKSMAINTEXT"/>
+        <w:rPr>
+          <w:sz w:val="15"/>
+          <w:szCs w:val="15"/>
+        </w:rPr>
+      </w:pPr>
+      <w:r>
+        <w:rPr>
+          <w:sz w:val="15"/>
+          <w:szCs w:val="15"/>
+        </w:rPr>
+        <w:t xml:space="preserve">    });</w:t>
+      </w:r>
+    </w:p>
+    <w:p>
+      <w:pPr>
+        <w:pStyle w:val="ZIKSMAINTEXT"/>
+        <w:rPr>
+          <w:sz w:val="15"/>
+          <w:szCs w:val="15"/>
+        </w:rPr>
+      </w:pPr>
+    </w:p>
+    <w:p>
+      <w:pPr>
+        <w:pStyle w:val="ZIKSMAINTEXT"/>
+        <w:rPr>
+          <w:sz w:val="15"/>
+          <w:szCs w:val="15"/>
+        </w:rPr>
+      </w:pPr>
+      <w:r>
+        <w:rPr>
+          <w:sz w:val="15"/>
+          <w:szCs w:val="15"/>
+        </w:rPr>
+        <w:t xml:space="preserve">    it('should return array of users', async () =&gt; {</w:t>
+      </w:r>
+    </w:p>
+    <w:p>
+      <w:pPr>
+        <w:pStyle w:val="ZIKSMAINTEXT"/>
+        <w:rPr>
+          <w:sz w:val="15"/>
+          <w:szCs w:val="15"/>
+        </w:rPr>
+      </w:pPr>
+      <w:r>
+        <w:rPr>
+          <w:sz w:val="15"/>
+          <w:szCs w:val="15"/>
+        </w:rPr>
+        <w:t xml:space="preserve">        const userIds = ['101', '102', '103'];</w:t>
+      </w:r>
+    </w:p>
+    <w:p>
+      <w:pPr>
+        <w:pStyle w:val="ZIKSMAINTEXT"/>
+        <w:rPr>
+          <w:sz w:val="15"/>
+          <w:szCs w:val="15"/>
+        </w:rPr>
+      </w:pPr>
+      <w:r>
+        <w:rPr>
+          <w:sz w:val="15"/>
+          <w:szCs w:val="15"/>
+        </w:rPr>
+        <w:t xml:space="preserve">        const result = await fetchUserProfiles(userIds);</w:t>
+      </w:r>
+    </w:p>
+    <w:p>
+      <w:pPr>
+        <w:pStyle w:val="ZIKSMAINTEXT"/>
+        <w:rPr>
+          <w:sz w:val="15"/>
+          <w:szCs w:val="15"/>
+        </w:rPr>
+      </w:pPr>
+      <w:r>
+        <w:rPr>
+          <w:sz w:val="15"/>
+          <w:szCs w:val="15"/>
+        </w:rPr>
+        <w:t xml:space="preserve">        expect(result).toHaveLength(3);</w:t>
+      </w:r>
+    </w:p>
+    <w:p>
+      <w:pPr>
+        <w:pStyle w:val="ZIKSMAINTEXT"/>
+        <w:rPr>
+          <w:sz w:val="15"/>
+          <w:szCs w:val="15"/>
+        </w:rPr>
+      </w:pPr>
+      <w:r>
+        <w:rPr>
+          <w:sz w:val="15"/>
+          <w:szCs w:val="15"/>
+        </w:rPr>
+        <w:t xml:space="preserve">    })</w:t>
+      </w:r>
+    </w:p>
+    <w:p>
+      <w:pPr>
+        <w:pStyle w:val="ZIKSMAINTEXT"/>
+        <w:rPr>
+          <w:sz w:val="15"/>
+          <w:szCs w:val="15"/>
+        </w:rPr>
+      </w:pPr>
+      <w:r>
+        <w:rPr>
+          <w:sz w:val="15"/>
+          <w:szCs w:val="15"/>
+        </w:rPr>
+        <w:t xml:space="preserve">    it('should not be empty', async () =&gt; {</w:t>
+      </w:r>
+    </w:p>
+    <w:p>
+      <w:pPr>
+        <w:pStyle w:val="ZIKSMAINTEXT"/>
+        <w:rPr>
+          <w:sz w:val="15"/>
+          <w:szCs w:val="15"/>
+        </w:rPr>
+      </w:pPr>
+      <w:r>
+        <w:rPr>
+          <w:sz w:val="15"/>
+          <w:szCs w:val="15"/>
+        </w:rPr>
+        <w:t xml:space="preserve">        const result = await fetchUserProfiles([]);</w:t>
+      </w:r>
+    </w:p>
+    <w:p>
+      <w:pPr>
+        <w:pStyle w:val="ZIKSMAINTEXT"/>
+        <w:rPr>
+          <w:sz w:val="15"/>
+          <w:szCs w:val="15"/>
+        </w:rPr>
+      </w:pPr>
+      <w:r>
+        <w:rPr>
+          <w:sz w:val="15"/>
+          <w:szCs w:val="15"/>
+        </w:rPr>
+        <w:t xml:space="preserve">        expect(result).toEqual([]);</w:t>
+      </w:r>
+    </w:p>
+    <w:p>
+      <w:pPr>
+        <w:pStyle w:val="ZIKSMAINTEXT"/>
+        <w:rPr>
+          <w:sz w:val="15"/>
+          <w:szCs w:val="15"/>
+        </w:rPr>
+      </w:pPr>
+      <w:r>
+        <w:rPr>
+          <w:sz w:val="15"/>
+          <w:szCs w:val="15"/>
+        </w:rPr>
+        <w:t xml:space="preserve">    })</w:t>
+      </w:r>
+    </w:p>
+    <w:p>
+      <w:pPr>
+        <w:pStyle w:val="ZIKSMAINTEXT"/>
+        <w:rPr>
+          <w:sz w:val="15"/>
+          <w:szCs w:val="15"/>
+        </w:rPr>
+      </w:pPr>
+      <w:r>
+        <w:rPr>
+          <w:sz w:val="15"/>
+          <w:szCs w:val="15"/>
+        </w:rPr>
+        <w:t xml:space="preserve">    it('should return correct profile format', async () =&gt; {</w:t>
+      </w:r>
+    </w:p>
+    <w:p>
+      <w:pPr>
+        <w:pStyle w:val="ZIKSMAINTEXT"/>
+        <w:rPr>
+          <w:sz w:val="15"/>
+          <w:szCs w:val="15"/>
+        </w:rPr>
+      </w:pPr>
+      <w:r>
+        <w:rPr>
+          <w:sz w:val="15"/>
+          <w:szCs w:val="15"/>
+        </w:rPr>
+        <w:t xml:space="preserve">        const result = await fetchUserProfiles(['101']);</w:t>
+      </w:r>
+    </w:p>
+    <w:p>
+      <w:pPr>
+        <w:pStyle w:val="ZIKSMAINTEXT"/>
+        <w:rPr>
+          <w:sz w:val="15"/>
+          <w:szCs w:val="15"/>
+        </w:rPr>
+      </w:pPr>
+      <w:r>
+        <w:rPr>
+          <w:sz w:val="15"/>
+          <w:szCs w:val="15"/>
+        </w:rPr>
+        <w:t xml:space="preserve">        expect(result[0]).toEqual({</w:t>
+      </w:r>
+    </w:p>
+    <w:p>
+      <w:pPr>
+        <w:pStyle w:val="ZIKSMAINTEXT"/>
+        <w:rPr>
+          <w:sz w:val="15"/>
+          <w:szCs w:val="15"/>
+        </w:rPr>
+      </w:pPr>
+      <w:r>
+        <w:rPr>
+          <w:sz w:val="15"/>
+          <w:szCs w:val="15"/>
+        </w:rPr>
+        <w:t xml:space="preserve">            id: '101',</w:t>
+      </w:r>
+    </w:p>
+    <w:p>
+      <w:pPr>
+        <w:pStyle w:val="ZIKSMAINTEXT"/>
+        <w:rPr>
+          <w:sz w:val="15"/>
+          <w:szCs w:val="15"/>
+        </w:rPr>
+      </w:pPr>
+      <w:r>
+        <w:rPr>
+          <w:sz w:val="15"/>
+          <w:szCs w:val="15"/>
+        </w:rPr>
+        <w:t xml:space="preserve">            name: 'User 101',</w:t>
+      </w:r>
+    </w:p>
+    <w:p>
+      <w:pPr>
+        <w:pStyle w:val="ZIKSMAINTEXT"/>
+        <w:rPr>
+          <w:sz w:val="15"/>
+          <w:szCs w:val="15"/>
+        </w:rPr>
+      </w:pPr>
+      <w:r>
+        <w:rPr>
+          <w:sz w:val="15"/>
+          <w:szCs w:val="15"/>
+        </w:rPr>
+        <w:t xml:space="preserve">            email: 'user_101@test.ua'</w:t>
+      </w:r>
+    </w:p>
+    <w:p>
+      <w:pPr>
+        <w:pStyle w:val="ZIKSMAINTEXT"/>
+        <w:rPr>
+          <w:sz w:val="15"/>
+          <w:szCs w:val="15"/>
+        </w:rPr>
+      </w:pPr>
+      <w:r>
+        <w:rPr>
+          <w:sz w:val="15"/>
+          <w:szCs w:val="15"/>
+        </w:rPr>
+        <w:t xml:space="preserve">        });</w:t>
+      </w:r>
+    </w:p>
+    <w:p>
+      <w:pPr>
+        <w:pStyle w:val="ZIKSMAINTEXT"/>
+        <w:rPr>
+          <w:sz w:val="15"/>
+          <w:szCs w:val="15"/>
+        </w:rPr>
+      </w:pPr>
+      <w:r>
+        <w:rPr>
+          <w:sz w:val="15"/>
+          <w:szCs w:val="15"/>
+        </w:rPr>
+        <w:t xml:space="preserve">    });</w:t>
+      </w:r>
+    </w:p>
+    <w:p>
+      <w:pPr>
+        <w:pStyle w:val="ZIKSMAINTEXT"/>
+        <w:ind w:firstLine="0"/>
+        <w:rPr>
+          <w:sz w:val="15"/>
+          <w:szCs w:val="15"/>
+          <w:lang w:val="en-US"/>
+        </w:rPr>
+      </w:pPr>
+      <w:r>
+        <w:rPr>
+          <w:sz w:val="15"/>
+          <w:szCs w:val="15"/>
+        </w:rPr>
+        <w:t>})</w:t>
+      </w:r>
+    </w:p>
+    <w:p>
+      <w:pPr>
+        <w:pStyle w:val="ZIKSMAINTEXT"/>
+        <w:ind w:firstLine="0"/>
+        <w:jc w:val="center"/>
+        <w:rPr>
+          <w:sz w:val="15"/>
+          <w:szCs w:val="15"/>
+          <w:lang w:val="en-US"/>
+        </w:rPr>
+      </w:pPr>
+      <w:r>
+        <w:rPr>
+          <w:sz w:val="15"/>
+          <w:szCs w:val="15"/>
+          <w:lang w:val="en-US"/>
+        </w:rPr>
+        <w:drawing>
+          <wp:inline distT="0" distB="0" distL="0" distR="0" wp14:anchorId="36BB5D94" wp14:editId="52F8EE2B">
+            <wp:extent cx="4415554" cy="1828800"/>
+            <wp:effectExtent l="0" t="0" r="4445" b="0"/>
+            <wp:docPr id="1237662763" name="Picture 1"/>
+            <wp:cNvGraphicFramePr>
+              <a:graphicFrameLocks xmlns:a="http://schemas.openxmlformats.org/drawingml/2006/main" noChangeAspect="1"/>
+            </wp:cNvGraphicFramePr>
+            <a:graphic xmlns:a="http://schemas.openxmlformats.org/drawingml/2006/main">
+              <a:graphicData uri="http://schemas.openxmlformats.org/drawingml/2006/picture">
+                <pic:pic xmlns:pic="http://schemas.openxmlformats.org/drawingml/2006/picture">
+                  <pic:nvPicPr>
+                    <pic:cNvPr id="1237662763" name=""/>
+                    <pic:cNvPicPr/>
+                  </pic:nvPicPr>
+                  <pic:blipFill>
+                    <a:blip r:embed="rId10"/>
+                    <a:stretch>
+                      <a:fillRect/>
+                    </a:stretch>
+                  </pic:blipFill>
+                  <pic:spPr>
+                    <a:xfrm>
+                      <a:off x="0" y="0"/>
+                      <a:ext cx="4442091" cy="1839791"/>
+                    </a:xfrm>
+                    <a:prstGeom prst="rect">
+                      <a:avLst/>
+                    </a:prstGeom>
+                  </pic:spPr>
+                </pic:pic>
+              </a:graphicData>
+            </a:graphic>
+          </wp:inline>
+        </w:drawing>
+      </w:r>
+    </w:p>
+    <w:p>
+      <w:pPr>
+        <w:pStyle w:val="ZIKSMAINTEXT"/>
+        <w:ind w:firstLine="0"/>
+        <w:jc w:val="center"/>
+        <w:rPr>
+          <w:sz w:val="24"/>
+          <w:szCs w:val="24"/>
+        </w:rPr>
+      </w:pPr>
+      <w:r>
+        <w:rPr>
+          <w:sz w:val="24"/>
+          <w:szCs w:val="24"/>
+        </w:rPr>
+        <w:t xml:space="preserve">Рис. </w:t>
+      </w:r>
+      <w:r>
+        <w:rPr>
+          <w:sz w:val="24"/>
+          <w:szCs w:val="24"/>
+          <w:lang w:val="en-US"/>
+        </w:rPr>
+        <w:t>3.</w:t>
+      </w:r>
+      <w:r>
+        <w:rPr>
+          <w:sz w:val="24"/>
+          <w:szCs w:val="24"/>
+        </w:rPr>
+        <w:t xml:space="preserve"> Результат виконання завдання </w:t>
+      </w:r>
+      <w:r>
+        <w:rPr>
+          <w:sz w:val="24"/>
+          <w:szCs w:val="24"/>
+          <w:lang w:val="en-US"/>
+        </w:rPr>
+        <w:t>3</w:t>
+      </w:r>
+      <w:r>
+        <w:rPr>
+          <w:sz w:val="24"/>
+          <w:szCs w:val="24"/>
+        </w:rPr>
+        <w:t>.</w:t>
+      </w:r>
+    </w:p>
+    <w:p>
+      <w:pPr>
+        <w:pStyle w:val="ZIKSMAINTEXT"/>
+        <w:ind w:firstLine="0"/>
+        <w:jc w:val="center"/>
+        <w:rPr>
+          <w:sz w:val="15"/>
+          <w:szCs w:val="15"/>
+          <w:lang w:val="en-US"/>
+        </w:rPr>
+      </w:pPr>
+    </w:p>
+    <w:p>
+      <w:pPr>
+        <w:pStyle w:val="ZIKSMAINTEXT"/>
+        <w:ind w:firstLine="0"/>
+      </w:pPr>
+      <w:r>
+        <w:t>Посилання на репозиторій -</w:t>
+      </w:r>
+      <w:r>
+        <w:rPr>
+          <w:b/>
+          <w:bCs/>
         </w:rPr>
         <w:t xml:space="preserve"> </w:t>
       </w:r>
-      <w:hyperlink r:id="rId9" w:history="1">
+      <w:r>
+        <w:rPr>
+          <w:b/>
+          <w:bCs/>
+        </w:rPr>
+        <w:t xml:space="preserve"> </w:t>
+      </w:r>
+      <w:hyperlink r:id="rId11" w:history="1">
         <w:r>
           <w:rPr>
             <w:rStyle w:val="Hyperlink"/>
@@ -2428,8 +4797,8 @@
       </w:r>
     </w:p>
     <w:sectPr>
-      <w:headerReference w:type="default" r:id="rId10"/>
-      <w:headerReference w:type="first" r:id="rId11"/>
+      <w:headerReference w:type="default" r:id="rId12"/>
+      <w:headerReference w:type="first" r:id="rId13"/>
       <w:type w:val="continuous"/>
       <w:pgSz w:w="11906" w:h="16838"/>
       <w:pgMar w:top="567" w:right="567" w:bottom="1418" w:left="1418" w:header="709" w:footer="709" w:gutter="0"/>
@@ -9454,6 +11823,119 @@
     </w:lvl>
   </w:abstractNum>
   <w:abstractNum w:abstractNumId="19" w15:restartNumberingAfterBreak="0">
+    <w:nsid w:val="444B3929"/>
+    <w:multiLevelType w:val="hybridMultilevel"/>
+    <w:tmpl w:val="17A686AC"/>
+    <w:lvl w:ilvl="0" w:tplc="04220001">
+      <w:start w:val="1"/>
+      <w:numFmt w:val="bullet"/>
+      <w:lvlText w:val=""/>
+      <w:lvlJc w:val="left"/>
+      <w:pPr>
+        <w:ind w:left="720" w:hanging="360"/>
+      </w:pPr>
+      <w:rPr>
+        <w:rFonts w:ascii="Symbol" w:hAnsi="Symbol" w:hint="default"/>
+      </w:rPr>
+    </w:lvl>
+    <w:lvl w:ilvl="1" w:tplc="04220003" w:tentative="1">
+      <w:start w:val="1"/>
+      <w:numFmt w:val="bullet"/>
+      <w:lvlText w:val="o"/>
+      <w:lvlJc w:val="left"/>
+      <w:pPr>
+        <w:ind w:left="1440" w:hanging="360"/>
+      </w:pPr>
+      <w:rPr>
+        <w:rFonts w:ascii="Courier New" w:hAnsi="Courier New" w:cs="Courier New" w:hint="default"/>
+      </w:rPr>
+    </w:lvl>
+    <w:lvl w:ilvl="2" w:tplc="04220005" w:tentative="1">
+      <w:start w:val="1"/>
+      <w:numFmt w:val="bullet"/>
+      <w:lvlText w:val=""/>
+      <w:lvlJc w:val="left"/>
+      <w:pPr>
+        <w:ind w:left="2160" w:hanging="360"/>
+      </w:pPr>
+      <w:rPr>
+        <w:rFonts w:ascii="Wingdings" w:hAnsi="Wingdings" w:hint="default"/>
+      </w:rPr>
+    </w:lvl>
+    <w:lvl w:ilvl="3" w:tplc="04220001" w:tentative="1">
+      <w:start w:val="1"/>
+      <w:numFmt w:val="bullet"/>
+      <w:lvlText w:val=""/>
+      <w:lvlJc w:val="left"/>
+      <w:pPr>
+        <w:ind w:left="2880" w:hanging="360"/>
+      </w:pPr>
+      <w:rPr>
+        <w:rFonts w:ascii="Symbol" w:hAnsi="Symbol" w:hint="default"/>
+      </w:rPr>
+    </w:lvl>
+    <w:lvl w:ilvl="4" w:tplc="04220003" w:tentative="1">
+      <w:start w:val="1"/>
+      <w:numFmt w:val="bullet"/>
+      <w:lvlText w:val="o"/>
+      <w:lvlJc w:val="left"/>
+      <w:pPr>
+        <w:ind w:left="3600" w:hanging="360"/>
+      </w:pPr>
+      <w:rPr>
+        <w:rFonts w:ascii="Courier New" w:hAnsi="Courier New" w:cs="Courier New" w:hint="default"/>
+      </w:rPr>
+    </w:lvl>
+    <w:lvl w:ilvl="5" w:tplc="04220005" w:tentative="1">
+      <w:start w:val="1"/>
+      <w:numFmt w:val="bullet"/>
+      <w:lvlText w:val=""/>
+      <w:lvlJc w:val="left"/>
+      <w:pPr>
+        <w:ind w:left="4320" w:hanging="360"/>
+      </w:pPr>
+      <w:rPr>
+        <w:rFonts w:ascii="Wingdings" w:hAnsi="Wingdings" w:hint="default"/>
+      </w:rPr>
+    </w:lvl>
+    <w:lvl w:ilvl="6" w:tplc="04220001" w:tentative="1">
+      <w:start w:val="1"/>
+      <w:numFmt w:val="bullet"/>
+      <w:lvlText w:val=""/>
+      <w:lvlJc w:val="left"/>
+      <w:pPr>
+        <w:ind w:left="5040" w:hanging="360"/>
+      </w:pPr>
+      <w:rPr>
+        <w:rFonts w:ascii="Symbol" w:hAnsi="Symbol" w:hint="default"/>
+      </w:rPr>
+    </w:lvl>
+    <w:lvl w:ilvl="7" w:tplc="04220003" w:tentative="1">
+      <w:start w:val="1"/>
+      <w:numFmt w:val="bullet"/>
+      <w:lvlText w:val="o"/>
+      <w:lvlJc w:val="left"/>
+      <w:pPr>
+        <w:ind w:left="5760" w:hanging="360"/>
+      </w:pPr>
+      <w:rPr>
+        <w:rFonts w:ascii="Courier New" w:hAnsi="Courier New" w:cs="Courier New" w:hint="default"/>
+      </w:rPr>
+    </w:lvl>
+    <w:lvl w:ilvl="8" w:tplc="04220005" w:tentative="1">
+      <w:start w:val="1"/>
+      <w:numFmt w:val="bullet"/>
+      <w:lvlText w:val=""/>
+      <w:lvlJc w:val="left"/>
+      <w:pPr>
+        <w:ind w:left="6480" w:hanging="360"/>
+      </w:pPr>
+      <w:rPr>
+        <w:rFonts w:ascii="Wingdings" w:hAnsi="Wingdings" w:hint="default"/>
+      </w:rPr>
+    </w:lvl>
+  </w:abstractNum>
+  <w:abstractNum w:abstractNumId="20" w15:restartNumberingAfterBreak="0">
     <w:nsid w:val="446B7EDF"/>
     <w:multiLevelType w:val="multilevel"/>
     <w:tmpl w:val="7764A18E"/>
@@ -9603,7 +12085,7 @@
       </w:rPr>
     </w:lvl>
   </w:abstractNum>
-  <w:abstractNum w:abstractNumId="20" w15:restartNumberingAfterBreak="0">
+  <w:abstractNum w:abstractNumId="21" w15:restartNumberingAfterBreak="0">
     <w:nsid w:val="4ACD59D9"/>
     <w:multiLevelType w:val="multilevel"/>
     <w:tmpl w:val="474C7FD0"/>
@@ -9716,7 +12198,7 @@
       </w:pPr>
     </w:lvl>
   </w:abstractNum>
-  <w:abstractNum w:abstractNumId="21" w15:restartNumberingAfterBreak="0">
+  <w:abstractNum w:abstractNumId="22" w15:restartNumberingAfterBreak="0">
     <w:nsid w:val="51137E99"/>
     <w:multiLevelType w:val="multilevel"/>
     <w:tmpl w:val="F5EE4482"/>
@@ -9829,7 +12311,7 @@
       </w:pPr>
     </w:lvl>
   </w:abstractNum>
-  <w:abstractNum w:abstractNumId="22" w15:restartNumberingAfterBreak="0">
+  <w:abstractNum w:abstractNumId="23" w15:restartNumberingAfterBreak="0">
     <w:nsid w:val="56C34228"/>
     <w:multiLevelType w:val="multilevel"/>
     <w:tmpl w:val="754E9412"/>
@@ -9942,7 +12424,7 @@
       </w:pPr>
     </w:lvl>
   </w:abstractNum>
-  <w:abstractNum w:abstractNumId="23" w15:restartNumberingAfterBreak="0">
+  <w:abstractNum w:abstractNumId="24" w15:restartNumberingAfterBreak="0">
     <w:nsid w:val="673D5683"/>
     <w:multiLevelType w:val="hybridMultilevel"/>
     <w:tmpl w:val="6F9C42D2"/>
@@ -10055,7 +12537,7 @@
       </w:rPr>
     </w:lvl>
   </w:abstractNum>
-  <w:abstractNum w:abstractNumId="24" w15:restartNumberingAfterBreak="0">
+  <w:abstractNum w:abstractNumId="25" w15:restartNumberingAfterBreak="0">
     <w:nsid w:val="76113C25"/>
     <w:multiLevelType w:val="hybridMultilevel"/>
     <w:tmpl w:val="89A4FE46"/>
@@ -10141,7 +12623,7 @@
       </w:pPr>
     </w:lvl>
   </w:abstractNum>
-  <w:abstractNum w:abstractNumId="25" w15:restartNumberingAfterBreak="0">
+  <w:abstractNum w:abstractNumId="26" w15:restartNumberingAfterBreak="0">
     <w:nsid w:val="7F4C588B"/>
     <w:multiLevelType w:val="hybridMultilevel"/>
     <w:tmpl w:val="07966A3E"/>
@@ -10243,10 +12725,10 @@
     <w:abstractNumId w:val="10"/>
   </w:num>
   <w:num w:numId="6" w16cid:durableId="1132942879">
-    <w:abstractNumId w:val="23"/>
+    <w:abstractNumId w:val="24"/>
   </w:num>
   <w:num w:numId="7" w16cid:durableId="9336544">
-    <w:abstractNumId w:val="19"/>
+    <w:abstractNumId w:val="20"/>
   </w:num>
   <w:num w:numId="8" w16cid:durableId="1036589246">
     <w:abstractNumId w:val="4"/>
@@ -10258,10 +12740,10 @@
     <w:abstractNumId w:val="9"/>
   </w:num>
   <w:num w:numId="11" w16cid:durableId="610672333">
-    <w:abstractNumId w:val="21"/>
+    <w:abstractNumId w:val="22"/>
   </w:num>
   <w:num w:numId="12" w16cid:durableId="1653365834">
-    <w:abstractNumId w:val="22"/>
+    <w:abstractNumId w:val="23"/>
   </w:num>
   <w:num w:numId="13" w16cid:durableId="1276979107">
     <w:abstractNumId w:val="1"/>
@@ -10285,16 +12767,16 @@
     <w:abstractNumId w:val="12"/>
   </w:num>
   <w:num w:numId="20" w16cid:durableId="1014527617">
-    <w:abstractNumId w:val="25"/>
+    <w:abstractNumId w:val="26"/>
   </w:num>
   <w:num w:numId="21" w16cid:durableId="55327688">
     <w:abstractNumId w:val="13"/>
   </w:num>
   <w:num w:numId="22" w16cid:durableId="1411081312">
-    <w:abstractNumId w:val="24"/>
+    <w:abstractNumId w:val="25"/>
   </w:num>
   <w:num w:numId="23" w16cid:durableId="2005547158">
-    <w:abstractNumId w:val="20"/>
+    <w:abstractNumId w:val="21"/>
   </w:num>
   <w:num w:numId="24" w16cid:durableId="1924139206">
     <w:abstractNumId w:val="7"/>
@@ -10304,6 +12786,9 @@
   </w:num>
   <w:num w:numId="26" w16cid:durableId="703560709">
     <w:abstractNumId w:val="8"/>
+  </w:num>
+  <w:num w:numId="27" w16cid:durableId="514661232">
+    <w:abstractNumId w:val="19"/>
   </w:num>
   <w:numIdMacAtCleanup w:val="15"/>
 </w:numbering>

--- a/Lab02/Node_Lab02.docx
+++ b/Lab02/Node_Lab02.docx
@@ -345,6 +345,7 @@
         <w:t xml:space="preserve">const result = await </w:t>
       </w:r>
       <w:proofErr w:type="spellStart"/>
+      <w:proofErr w:type="gramStart"/>
       <w:r>
         <w:rPr>
           <w:lang w:val="en-US"/>
@@ -356,7 +357,14 @@
         <w:rPr>
           <w:lang w:val="en-US"/>
         </w:rPr>
-        <w:t xml:space="preserve">(op, 3) — </w:t>
+        <w:t>(</w:t>
+      </w:r>
+      <w:proofErr w:type="gramEnd"/>
+      <w:r>
+        <w:rPr>
+          <w:lang w:val="en-US"/>
+        </w:rPr>
+        <w:t xml:space="preserve">op, 3) — </w:t>
       </w:r>
       <w:proofErr w:type="spellStart"/>
       <w:r>
@@ -966,7 +974,16 @@
           <w:szCs w:val="17"/>
           <w:lang w:val="en-US"/>
         </w:rPr>
-        <w:t xml:space="preserve">import { </w:t>
+        <w:t xml:space="preserve">import </w:t>
+      </w:r>
+      <w:proofErr w:type="gramStart"/>
+      <w:r>
+        <w:rPr>
+          <w:sz w:val="17"/>
+          <w:szCs w:val="17"/>
+          <w:lang w:val="en-US"/>
+        </w:rPr>
+        <w:t xml:space="preserve">{ </w:t>
       </w:r>
       <w:proofErr w:type="spellStart"/>
       <w:r>
@@ -978,6 +995,7 @@
         <w:t>TimeoutError</w:t>
       </w:r>
       <w:proofErr w:type="spellEnd"/>
+      <w:proofErr w:type="gramEnd"/>
       <w:r>
         <w:rPr>
           <w:sz w:val="17"/>
@@ -1020,8 +1038,18 @@
           <w:szCs w:val="17"/>
           <w:lang w:val="en-US"/>
         </w:rPr>
-        <w:t xml:space="preserve"> = async &lt;T&gt;(</w:t>
-      </w:r>
+        <w:t xml:space="preserve"> = async &lt;T</w:t>
+      </w:r>
+      <w:proofErr w:type="gramStart"/>
+      <w:r>
+        <w:rPr>
+          <w:sz w:val="17"/>
+          <w:szCs w:val="17"/>
+          <w:lang w:val="en-US"/>
+        </w:rPr>
+        <w:t>&gt;(</w:t>
+      </w:r>
+      <w:proofErr w:type="gramEnd"/>
     </w:p>
     <w:p>
       <w:pPr>
@@ -1128,7 +1156,25 @@
           <w:szCs w:val="17"/>
           <w:lang w:val="en-US"/>
         </w:rPr>
-        <w:t xml:space="preserve"> = new Promise&lt;never&gt;((_, reject) =&gt; {</w:t>
+        <w:t xml:space="preserve"> = new Promise&lt;never</w:t>
+      </w:r>
+      <w:proofErr w:type="gramStart"/>
+      <w:r>
+        <w:rPr>
+          <w:sz w:val="17"/>
+          <w:szCs w:val="17"/>
+          <w:lang w:val="en-US"/>
+        </w:rPr>
+        <w:t>&gt;(</w:t>
+      </w:r>
+      <w:proofErr w:type="gramEnd"/>
+      <w:r>
+        <w:rPr>
+          <w:sz w:val="17"/>
+          <w:szCs w:val="17"/>
+          <w:lang w:val="en-US"/>
+        </w:rPr>
+        <w:t>(_, reject) =&gt; {</w:t>
       </w:r>
     </w:p>
     <w:p>
@@ -1149,6 +1195,7 @@
         <w:t xml:space="preserve">        </w:t>
       </w:r>
       <w:proofErr w:type="spellStart"/>
+      <w:proofErr w:type="gramStart"/>
       <w:r>
         <w:rPr>
           <w:sz w:val="17"/>
@@ -1164,25 +1211,52 @@
           <w:szCs w:val="17"/>
           <w:lang w:val="en-US"/>
         </w:rPr>
-        <w:t>(() =&gt; {</w:t>
-      </w:r>
-    </w:p>
-    <w:p>
-      <w:pPr>
-        <w:pStyle w:val="ZIKSMAINTEXT"/>
-        <w:rPr>
-          <w:sz w:val="17"/>
-          <w:szCs w:val="17"/>
-          <w:lang w:val="en-US"/>
-        </w:rPr>
-      </w:pPr>
-      <w:r>
-        <w:rPr>
-          <w:sz w:val="17"/>
-          <w:szCs w:val="17"/>
-          <w:lang w:val="en-US"/>
-        </w:rPr>
-        <w:t xml:space="preserve">            const error = new Error(`Operation timed out after ${</w:t>
+        <w:t>(</w:t>
+      </w:r>
+      <w:proofErr w:type="gramEnd"/>
+      <w:r>
+        <w:rPr>
+          <w:sz w:val="17"/>
+          <w:szCs w:val="17"/>
+          <w:lang w:val="en-US"/>
+        </w:rPr>
+        <w:t>() =&gt; {</w:t>
+      </w:r>
+    </w:p>
+    <w:p>
+      <w:pPr>
+        <w:pStyle w:val="ZIKSMAINTEXT"/>
+        <w:rPr>
+          <w:sz w:val="17"/>
+          <w:szCs w:val="17"/>
+          <w:lang w:val="en-US"/>
+        </w:rPr>
+      </w:pPr>
+      <w:r>
+        <w:rPr>
+          <w:sz w:val="17"/>
+          <w:szCs w:val="17"/>
+          <w:lang w:val="en-US"/>
+        </w:rPr>
+        <w:t xml:space="preserve">            const error = new </w:t>
+      </w:r>
+      <w:proofErr w:type="gramStart"/>
+      <w:r>
+        <w:rPr>
+          <w:sz w:val="17"/>
+          <w:szCs w:val="17"/>
+          <w:lang w:val="en-US"/>
+        </w:rPr>
+        <w:t>Error(</w:t>
+      </w:r>
+      <w:proofErr w:type="gramEnd"/>
+      <w:r>
+        <w:rPr>
+          <w:sz w:val="17"/>
+          <w:szCs w:val="17"/>
+          <w:lang w:val="en-US"/>
+        </w:rPr>
+        <w:t>`Operation timed out after ${</w:t>
       </w:r>
       <w:proofErr w:type="spellStart"/>
       <w:r>
@@ -1257,6 +1331,7 @@
         <w:t xml:space="preserve">            </w:t>
       </w:r>
       <w:proofErr w:type="spellStart"/>
+      <w:proofErr w:type="gramStart"/>
       <w:r>
         <w:rPr>
           <w:sz w:val="17"/>
@@ -1266,6 +1341,7 @@
         <w:t>error.timeoutMs</w:t>
       </w:r>
       <w:proofErr w:type="spellEnd"/>
+      <w:proofErr w:type="gramEnd"/>
       <w:r>
         <w:rPr>
           <w:sz w:val="17"/>
@@ -1530,7 +1606,16 @@
           <w:szCs w:val="17"/>
           <w:lang w:val="en-US"/>
         </w:rPr>
-        <w:t xml:space="preserve">import { </w:t>
+        <w:t xml:space="preserve">import </w:t>
+      </w:r>
+      <w:proofErr w:type="gramStart"/>
+      <w:r>
+        <w:rPr>
+          <w:sz w:val="17"/>
+          <w:szCs w:val="17"/>
+          <w:lang w:val="en-US"/>
+        </w:rPr>
+        <w:t xml:space="preserve">{ </w:t>
       </w:r>
       <w:proofErr w:type="spellStart"/>
       <w:r>
@@ -1542,6 +1627,7 @@
         <w:t>BatchProcessor</w:t>
       </w:r>
       <w:proofErr w:type="spellEnd"/>
+      <w:proofErr w:type="gramEnd"/>
       <w:r>
         <w:rPr>
           <w:sz w:val="17"/>
@@ -1594,25 +1680,53 @@
           <w:szCs w:val="17"/>
           <w:lang w:val="en-US"/>
         </w:rPr>
-        <w:t xml:space="preserve"> = async &lt;T&gt;(</w:t>
-      </w:r>
-    </w:p>
-    <w:p>
-      <w:pPr>
-        <w:pStyle w:val="ZIKSMAINTEXT"/>
-        <w:rPr>
-          <w:sz w:val="17"/>
-          <w:szCs w:val="17"/>
-          <w:lang w:val="en-US"/>
-        </w:rPr>
-      </w:pPr>
-      <w:r>
-        <w:rPr>
-          <w:sz w:val="17"/>
-          <w:szCs w:val="17"/>
-          <w:lang w:val="en-US"/>
-        </w:rPr>
-        <w:t xml:space="preserve">    items: T[],</w:t>
+        <w:t xml:space="preserve"> = async &lt;T</w:t>
+      </w:r>
+      <w:proofErr w:type="gramStart"/>
+      <w:r>
+        <w:rPr>
+          <w:sz w:val="17"/>
+          <w:szCs w:val="17"/>
+          <w:lang w:val="en-US"/>
+        </w:rPr>
+        <w:t>&gt;(</w:t>
+      </w:r>
+      <w:proofErr w:type="gramEnd"/>
+    </w:p>
+    <w:p>
+      <w:pPr>
+        <w:pStyle w:val="ZIKSMAINTEXT"/>
+        <w:rPr>
+          <w:sz w:val="17"/>
+          <w:szCs w:val="17"/>
+          <w:lang w:val="en-US"/>
+        </w:rPr>
+      </w:pPr>
+      <w:r>
+        <w:rPr>
+          <w:sz w:val="17"/>
+          <w:szCs w:val="17"/>
+          <w:lang w:val="en-US"/>
+        </w:rPr>
+        <w:t xml:space="preserve">    items: </w:t>
+      </w:r>
+      <w:proofErr w:type="gramStart"/>
+      <w:r>
+        <w:rPr>
+          <w:sz w:val="17"/>
+          <w:szCs w:val="17"/>
+          <w:lang w:val="en-US"/>
+        </w:rPr>
+        <w:t>T[</w:t>
+      </w:r>
+      <w:proofErr w:type="gramEnd"/>
+      <w:r>
+        <w:rPr>
+          <w:sz w:val="17"/>
+          <w:szCs w:val="17"/>
+          <w:lang w:val="en-US"/>
+        </w:rPr>
+        <w:t>],</w:t>
       </w:r>
     </w:p>
     <w:p>
@@ -1702,7 +1816,25 @@
           <w:szCs w:val="17"/>
           <w:lang w:val="en-US"/>
         </w:rPr>
-        <w:t>): Promise&lt;T[]&gt; =&gt; {</w:t>
+        <w:t>): Promise&lt;</w:t>
+      </w:r>
+      <w:proofErr w:type="gramStart"/>
+      <w:r>
+        <w:rPr>
+          <w:sz w:val="17"/>
+          <w:szCs w:val="17"/>
+          <w:lang w:val="en-US"/>
+        </w:rPr>
+        <w:t>T[</w:t>
+      </w:r>
+      <w:proofErr w:type="gramEnd"/>
+      <w:r>
+        <w:rPr>
+          <w:sz w:val="17"/>
+          <w:szCs w:val="17"/>
+          <w:lang w:val="en-US"/>
+        </w:rPr>
+        <w:t>]&gt; =&gt; {</w:t>
       </w:r>
     </w:p>
     <w:p>
@@ -1723,6 +1855,7 @@
         <w:t xml:space="preserve">    if (</w:t>
       </w:r>
       <w:proofErr w:type="spellStart"/>
+      <w:proofErr w:type="gramStart"/>
       <w:r>
         <w:rPr>
           <w:sz w:val="17"/>
@@ -1732,6 +1865,7 @@
         <w:t>items.length</w:t>
       </w:r>
       <w:proofErr w:type="spellEnd"/>
+      <w:proofErr w:type="gramEnd"/>
       <w:r>
         <w:rPr>
           <w:sz w:val="17"/>
@@ -1802,7 +1936,25 @@
           <w:szCs w:val="17"/>
           <w:lang w:val="en-US"/>
         </w:rPr>
-        <w:t xml:space="preserve">    const results: T[] = [];</w:t>
+        <w:t xml:space="preserve">    const results: </w:t>
+      </w:r>
+      <w:proofErr w:type="gramStart"/>
+      <w:r>
+        <w:rPr>
+          <w:sz w:val="17"/>
+          <w:szCs w:val="17"/>
+          <w:lang w:val="en-US"/>
+        </w:rPr>
+        <w:t>T[</w:t>
+      </w:r>
+      <w:proofErr w:type="gramEnd"/>
+      <w:r>
+        <w:rPr>
+          <w:sz w:val="17"/>
+          <w:szCs w:val="17"/>
+          <w:lang w:val="en-US"/>
+        </w:rPr>
+        <w:t>] = [];</w:t>
       </w:r>
     </w:p>
     <w:p>
@@ -1859,6 +2011,7 @@
         <w:t>(</w:t>
       </w:r>
       <w:proofErr w:type="spellStart"/>
+      <w:proofErr w:type="gramStart"/>
       <w:r>
         <w:rPr>
           <w:sz w:val="17"/>
@@ -1868,6 +2021,7 @@
         <w:t>items.length</w:t>
       </w:r>
       <w:proofErr w:type="spellEnd"/>
+      <w:proofErr w:type="gramEnd"/>
       <w:r>
         <w:rPr>
           <w:sz w:val="17"/>
@@ -1959,6 +2113,7 @@
         <w:t xml:space="preserve"> &lt; </w:t>
       </w:r>
       <w:proofErr w:type="spellStart"/>
+      <w:proofErr w:type="gramStart"/>
       <w:r>
         <w:rPr>
           <w:sz w:val="17"/>
@@ -1968,6 +2123,7 @@
         <w:t>items.length</w:t>
       </w:r>
       <w:proofErr w:type="spellEnd"/>
+      <w:proofErr w:type="gramEnd"/>
       <w:r>
         <w:rPr>
           <w:sz w:val="17"/>
@@ -2121,6 +2277,7 @@
         <w:t xml:space="preserve">        const batch = </w:t>
       </w:r>
       <w:proofErr w:type="spellStart"/>
+      <w:proofErr w:type="gramStart"/>
       <w:r>
         <w:rPr>
           <w:sz w:val="17"/>
@@ -2130,6 +2287,7 @@
         <w:t>items.slice</w:t>
       </w:r>
       <w:proofErr w:type="spellEnd"/>
+      <w:proofErr w:type="gramEnd"/>
       <w:r>
         <w:rPr>
           <w:sz w:val="17"/>
@@ -2157,6 +2315,7 @@
         <w:t xml:space="preserve">, </w:t>
       </w:r>
       <w:proofErr w:type="spellStart"/>
+      <w:proofErr w:type="gramStart"/>
       <w:r>
         <w:rPr>
           <w:sz w:val="17"/>
@@ -2175,6 +2334,7 @@
         <w:t>(</w:t>
       </w:r>
       <w:proofErr w:type="spellStart"/>
+      <w:proofErr w:type="gramEnd"/>
       <w:r>
         <w:rPr>
           <w:sz w:val="17"/>
@@ -2211,6 +2371,7 @@
         <w:t xml:space="preserve">, </w:t>
       </w:r>
       <w:proofErr w:type="spellStart"/>
+      <w:proofErr w:type="gramStart"/>
       <w:r>
         <w:rPr>
           <w:sz w:val="17"/>
@@ -2220,6 +2381,7 @@
         <w:t>items.length</w:t>
       </w:r>
       <w:proofErr w:type="spellEnd"/>
+      <w:proofErr w:type="gramEnd"/>
       <w:r>
         <w:rPr>
           <w:sz w:val="17"/>
@@ -2254,7 +2416,25 @@
           <w:szCs w:val="17"/>
           <w:lang w:val="en-US"/>
         </w:rPr>
-        <w:t xml:space="preserve">        console.log(`</w:t>
+        <w:t xml:space="preserve">        </w:t>
+      </w:r>
+      <w:proofErr w:type="gramStart"/>
+      <w:r>
+        <w:rPr>
+          <w:sz w:val="17"/>
+          <w:szCs w:val="17"/>
+          <w:lang w:val="en-US"/>
+        </w:rPr>
+        <w:t>console.log(</w:t>
+      </w:r>
+      <w:proofErr w:type="gramEnd"/>
+      <w:r>
+        <w:rPr>
+          <w:sz w:val="17"/>
+          <w:szCs w:val="17"/>
+          <w:lang w:val="en-US"/>
+        </w:rPr>
+        <w:t>`</w:t>
       </w:r>
       <w:proofErr w:type="spellStart"/>
       <w:r>
@@ -2393,6 +2573,7 @@
         <w:t xml:space="preserve">            </w:t>
       </w:r>
       <w:proofErr w:type="spellStart"/>
+      <w:proofErr w:type="gramStart"/>
       <w:r>
         <w:rPr>
           <w:sz w:val="17"/>
@@ -2402,6 +2583,7 @@
         <w:t>results.push</w:t>
       </w:r>
       <w:proofErr w:type="spellEnd"/>
+      <w:proofErr w:type="gramEnd"/>
       <w:r>
         <w:rPr>
           <w:sz w:val="17"/>
@@ -2483,6 +2665,7 @@
         <w:t xml:space="preserve">            </w:t>
       </w:r>
       <w:proofErr w:type="spellStart"/>
+      <w:proofErr w:type="gramStart"/>
       <w:r>
         <w:rPr>
           <w:sz w:val="17"/>
@@ -2492,6 +2675,7 @@
         <w:t>results.push</w:t>
       </w:r>
       <w:proofErr w:type="spellEnd"/>
+      <w:proofErr w:type="gramEnd"/>
       <w:r>
         <w:rPr>
           <w:sz w:val="17"/>
@@ -3012,6 +3196,7 @@
         <w:t xml:space="preserve"> </w:t>
       </w:r>
       <w:proofErr w:type="spellStart"/>
+      <w:proofErr w:type="gramStart"/>
       <w:r>
         <w:rPr>
           <w:lang w:val="en-US"/>
@@ -3019,6 +3204,7 @@
         <w:t>package.json</w:t>
       </w:r>
       <w:proofErr w:type="spellEnd"/>
+      <w:proofErr w:type="gramEnd"/>
       <w:r>
         <w:rPr>
           <w:lang w:val="en-US"/>
@@ -3040,6 +3226,7 @@
         <w:t>: "test", "</w:t>
       </w:r>
       <w:proofErr w:type="spellStart"/>
+      <w:proofErr w:type="gramStart"/>
       <w:r>
         <w:rPr>
           <w:lang w:val="en-US"/>
@@ -3047,6 +3234,7 @@
         <w:t>test:watch</w:t>
       </w:r>
       <w:proofErr w:type="spellEnd"/>
+      <w:proofErr w:type="gramEnd"/>
       <w:r>
         <w:rPr>
           <w:lang w:val="en-US"/>
@@ -3054,6 +3242,7 @@
         <w:t>", "</w:t>
       </w:r>
       <w:proofErr w:type="spellStart"/>
+      <w:proofErr w:type="gramStart"/>
       <w:r>
         <w:rPr>
           <w:lang w:val="en-US"/>
@@ -3061,6 +3250,7 @@
         <w:t>test:coverage</w:t>
       </w:r>
       <w:proofErr w:type="spellEnd"/>
+      <w:proofErr w:type="gramEnd"/>
       <w:r>
         <w:rPr>
           <w:lang w:val="en-US"/>
@@ -3168,6 +3358,7 @@
         </w:rPr>
       </w:pPr>
       <w:proofErr w:type="spellStart"/>
+      <w:proofErr w:type="gramStart"/>
       <w:r>
         <w:rPr>
           <w:lang w:val="en-US"/>
@@ -3175,6 +3366,7 @@
         <w:t>module.exports</w:t>
       </w:r>
       <w:proofErr w:type="spellEnd"/>
+      <w:proofErr w:type="gramEnd"/>
       <w:r>
         <w:rPr>
           <w:lang w:val="en-US"/>
@@ -3292,7 +3484,25 @@
           <w:szCs w:val="17"/>
           <w:lang w:val="en-US"/>
         </w:rPr>
-        <w:t>import type { Config } from 'jest';</w:t>
+        <w:t xml:space="preserve">import type </w:t>
+      </w:r>
+      <w:proofErr w:type="gramStart"/>
+      <w:r>
+        <w:rPr>
+          <w:sz w:val="17"/>
+          <w:szCs w:val="17"/>
+          <w:lang w:val="en-US"/>
+        </w:rPr>
+        <w:t>{ Config</w:t>
+      </w:r>
+      <w:proofErr w:type="gramEnd"/>
+      <w:r>
+        <w:rPr>
+          <w:sz w:val="17"/>
+          <w:szCs w:val="17"/>
+          <w:lang w:val="en-US"/>
+        </w:rPr>
+        <w:t xml:space="preserve"> } from 'jest';</w:t>
       </w:r>
     </w:p>
     <w:p>
@@ -3554,7 +3764,61 @@
           <w:szCs w:val="17"/>
           <w:lang w:val="en-US"/>
         </w:rPr>
-        <w:t xml:space="preserve">        '^(\\.{1,2}/.*)\\.</w:t>
+        <w:t xml:space="preserve">        '</w:t>
+      </w:r>
+      <w:proofErr w:type="gramStart"/>
+      <w:r>
+        <w:rPr>
+          <w:sz w:val="17"/>
+          <w:szCs w:val="17"/>
+          <w:lang w:val="en-US"/>
+        </w:rPr>
+        <w:t>^(</w:t>
+      </w:r>
+      <w:proofErr w:type="gramEnd"/>
+      <w:r>
+        <w:rPr>
+          <w:sz w:val="17"/>
+          <w:szCs w:val="17"/>
+          <w:lang w:val="en-US"/>
+        </w:rPr>
+        <w:t>\</w:t>
+      </w:r>
+      <w:proofErr w:type="gramStart"/>
+      <w:r>
+        <w:rPr>
+          <w:sz w:val="17"/>
+          <w:szCs w:val="17"/>
+          <w:lang w:val="en-US"/>
+        </w:rPr>
+        <w:t>\.{</w:t>
+      </w:r>
+      <w:proofErr w:type="gramEnd"/>
+      <w:r>
+        <w:rPr>
+          <w:sz w:val="17"/>
+          <w:szCs w:val="17"/>
+          <w:lang w:val="en-US"/>
+        </w:rPr>
+        <w:t>1,2}</w:t>
+      </w:r>
+      <w:proofErr w:type="gramStart"/>
+      <w:r>
+        <w:rPr>
+          <w:sz w:val="17"/>
+          <w:szCs w:val="17"/>
+          <w:lang w:val="en-US"/>
+        </w:rPr>
+        <w:t>/.*</w:t>
+      </w:r>
+      <w:proofErr w:type="gramEnd"/>
+      <w:r>
+        <w:rPr>
+          <w:sz w:val="17"/>
+          <w:szCs w:val="17"/>
+          <w:lang w:val="en-US"/>
+        </w:rPr>
+        <w:t>)\\.</w:t>
       </w:r>
       <w:proofErr w:type="spellStart"/>
       <w:r>
@@ -3626,7 +3890,34 @@
           <w:szCs w:val="17"/>
           <w:lang w:val="en-US"/>
         </w:rPr>
-        <w:t xml:space="preserve">        '^.+\\.</w:t>
+        <w:t xml:space="preserve">        '</w:t>
+      </w:r>
+      <w:proofErr w:type="gramStart"/>
+      <w:r>
+        <w:rPr>
+          <w:sz w:val="17"/>
+          <w:szCs w:val="17"/>
+          <w:lang w:val="en-US"/>
+        </w:rPr>
+        <w:t>^.+</w:t>
+      </w:r>
+      <w:proofErr w:type="gramEnd"/>
+      <w:r>
+        <w:rPr>
+          <w:sz w:val="17"/>
+          <w:szCs w:val="17"/>
+          <w:lang w:val="en-US"/>
+        </w:rPr>
+        <w:t>\</w:t>
+      </w:r>
+      <w:proofErr w:type="gramStart"/>
+      <w:r>
+        <w:rPr>
+          <w:sz w:val="17"/>
+          <w:szCs w:val="17"/>
+          <w:lang w:val="en-US"/>
+        </w:rPr>
+        <w:t>\.</w:t>
       </w:r>
       <w:proofErr w:type="spellStart"/>
       <w:r>
@@ -3638,6 +3929,7 @@
         <w:t>tsx</w:t>
       </w:r>
       <w:proofErr w:type="spellEnd"/>
+      <w:proofErr w:type="gramEnd"/>
       <w:r>
         <w:rPr>
           <w:sz w:val="17"/>
@@ -3993,6 +4285,7 @@
         </w:rPr>
       </w:pPr>
       <w:proofErr w:type="spellStart"/>
+      <w:proofErr w:type="gramStart"/>
       <w:r>
         <w:rPr>
           <w:lang w:val="en-US"/>
@@ -4007,6 +4300,7 @@
         <w:t>(</w:t>
       </w:r>
       <w:proofErr w:type="spellStart"/>
+      <w:proofErr w:type="gramEnd"/>
       <w:r>
         <w:rPr>
           <w:lang w:val="en-US"/>
@@ -4018,9 +4312,24 @@
         <w:rPr>
           <w:lang w:val="en-US"/>
         </w:rPr>
-        <w:t>: string[]): Promise&lt;</w:t>
-      </w:r>
-      <w:proofErr w:type="spellStart"/>
+        <w:t xml:space="preserve">: </w:t>
+      </w:r>
+      <w:proofErr w:type="gramStart"/>
+      <w:r>
+        <w:rPr>
+          <w:lang w:val="en-US"/>
+        </w:rPr>
+        <w:t>string[</w:t>
+      </w:r>
+      <w:proofErr w:type="gramEnd"/>
+      <w:r>
+        <w:rPr>
+          <w:lang w:val="en-US"/>
+        </w:rPr>
+        <w:t>]): Promise&lt;</w:t>
+      </w:r>
+      <w:proofErr w:type="spellStart"/>
+      <w:proofErr w:type="gramStart"/>
       <w:r>
         <w:rPr>
           <w:lang w:val="en-US"/>
@@ -4032,7 +4341,14 @@
         <w:rPr>
           <w:lang w:val="en-US"/>
         </w:rPr>
-        <w:t>[]&gt;</w:t>
+        <w:t>[</w:t>
+      </w:r>
+      <w:proofErr w:type="gramEnd"/>
+      <w:r>
+        <w:rPr>
+          <w:lang w:val="en-US"/>
+        </w:rPr>
+        <w:t>]&gt;</w:t>
       </w:r>
     </w:p>
     <w:p>
@@ -4687,6 +5003,7 @@
         <w:rPr>
           <w:sz w:val="24"/>
           <w:szCs w:val="24"/>
+          <w:lang w:val="en-US"/>
         </w:rPr>
       </w:pPr>
       <w:r>
@@ -4730,38 +5047,5236 @@
     <w:p>
       <w:pPr>
         <w:pStyle w:val="ZIKSMAINTEXT"/>
+        <w:rPr>
+          <w:lang w:val="en-US"/>
+        </w:rPr>
+      </w:pPr>
+      <w:proofErr w:type="spellStart"/>
+      <w:r>
+        <w:rPr>
+          <w:b/>
+          <w:bCs/>
+          <w:lang w:val="en-US"/>
+        </w:rPr>
+        <w:lastRenderedPageBreak/>
+        <w:t>Завдання</w:t>
+      </w:r>
+      <w:proofErr w:type="spellEnd"/>
+      <w:r>
+        <w:rPr>
+          <w:b/>
+          <w:bCs/>
+          <w:lang w:val="en-US"/>
+        </w:rPr>
+        <w:t xml:space="preserve"> 4:</w:t>
+      </w:r>
+      <w:r>
+        <w:rPr>
+          <w:lang w:val="en-US"/>
+        </w:rPr>
+        <w:t xml:space="preserve"> </w:t>
+      </w:r>
+      <w:proofErr w:type="spellStart"/>
+      <w:r>
+        <w:rPr>
+          <w:lang w:val="en-US"/>
+        </w:rPr>
+        <w:t>Тести</w:t>
+      </w:r>
+      <w:proofErr w:type="spellEnd"/>
+      <w:r>
+        <w:rPr>
+          <w:lang w:val="en-US"/>
+        </w:rPr>
+        <w:t xml:space="preserve"> </w:t>
+      </w:r>
+      <w:proofErr w:type="spellStart"/>
+      <w:r>
+        <w:rPr>
+          <w:lang w:val="en-US"/>
+        </w:rPr>
+        <w:t>для</w:t>
+      </w:r>
+      <w:proofErr w:type="spellEnd"/>
+      <w:r>
+        <w:rPr>
+          <w:lang w:val="en-US"/>
+        </w:rPr>
+        <w:t xml:space="preserve"> </w:t>
+      </w:r>
+      <w:proofErr w:type="spellStart"/>
+      <w:r>
+        <w:rPr>
+          <w:lang w:val="en-US"/>
+        </w:rPr>
+        <w:t>retryOperation</w:t>
+      </w:r>
+      <w:proofErr w:type="spellEnd"/>
+    </w:p>
+    <w:p>
+      <w:pPr>
+        <w:pStyle w:val="ZIKSMAINTEXT"/>
+        <w:ind w:firstLine="0"/>
+        <w:rPr>
+          <w:lang w:val="en-US"/>
+        </w:rPr>
+      </w:pPr>
+      <w:proofErr w:type="spellStart"/>
+      <w:r>
+        <w:rPr>
+          <w:lang w:val="en-US"/>
+        </w:rPr>
+        <w:t>Написати</w:t>
+      </w:r>
+      <w:proofErr w:type="spellEnd"/>
+      <w:r>
+        <w:rPr>
+          <w:lang w:val="en-US"/>
+        </w:rPr>
+        <w:t xml:space="preserve"> </w:t>
+      </w:r>
+      <w:proofErr w:type="spellStart"/>
+      <w:r>
+        <w:rPr>
+          <w:lang w:val="en-US"/>
+        </w:rPr>
+        <w:t>тести</w:t>
+      </w:r>
+      <w:proofErr w:type="spellEnd"/>
+      <w:r>
+        <w:rPr>
+          <w:lang w:val="en-US"/>
+        </w:rPr>
+        <w:t xml:space="preserve"> </w:t>
+      </w:r>
+      <w:proofErr w:type="spellStart"/>
+      <w:r>
+        <w:rPr>
+          <w:lang w:val="en-US"/>
+        </w:rPr>
+        <w:t>для</w:t>
+      </w:r>
+      <w:proofErr w:type="spellEnd"/>
+      <w:r>
+        <w:rPr>
+          <w:lang w:val="en-US"/>
+        </w:rPr>
+        <w:t xml:space="preserve"> </w:t>
+      </w:r>
+      <w:proofErr w:type="spellStart"/>
+      <w:r>
+        <w:rPr>
+          <w:lang w:val="en-US"/>
+        </w:rPr>
+        <w:t>функції</w:t>
+      </w:r>
+      <w:proofErr w:type="spellEnd"/>
+      <w:r>
+        <w:rPr>
+          <w:lang w:val="en-US"/>
+        </w:rPr>
+        <w:t xml:space="preserve"> </w:t>
+      </w:r>
+      <w:proofErr w:type="spellStart"/>
+      <w:r>
+        <w:rPr>
+          <w:lang w:val="en-US"/>
+        </w:rPr>
+        <w:t>retryOperation</w:t>
+      </w:r>
+      <w:proofErr w:type="spellEnd"/>
+      <w:r>
+        <w:rPr>
+          <w:lang w:val="en-US"/>
+        </w:rPr>
+        <w:t xml:space="preserve"> з </w:t>
+      </w:r>
+      <w:proofErr w:type="spellStart"/>
+      <w:r>
+        <w:rPr>
+          <w:lang w:val="en-US"/>
+        </w:rPr>
+        <w:t>Лабораторної</w:t>
+      </w:r>
+      <w:proofErr w:type="spellEnd"/>
+      <w:r>
+        <w:rPr>
+          <w:lang w:val="en-US"/>
+        </w:rPr>
+        <w:t xml:space="preserve"> </w:t>
+      </w:r>
+      <w:proofErr w:type="spellStart"/>
+      <w:r>
+        <w:rPr>
+          <w:lang w:val="en-US"/>
+        </w:rPr>
+        <w:t>роботи</w:t>
+      </w:r>
+      <w:proofErr w:type="spellEnd"/>
+      <w:r>
+        <w:rPr>
+          <w:lang w:val="en-US"/>
+        </w:rPr>
+        <w:t xml:space="preserve"> №1.</w:t>
+      </w:r>
+    </w:p>
+    <w:p>
+      <w:pPr>
+        <w:pStyle w:val="ZIKSMAINTEXT"/>
+        <w:ind w:firstLine="0"/>
+        <w:rPr>
+          <w:lang w:val="en-US"/>
+        </w:rPr>
+      </w:pPr>
+      <w:proofErr w:type="spellStart"/>
+      <w:r>
+        <w:rPr>
+          <w:lang w:val="en-US"/>
+        </w:rPr>
+        <w:t>Сигнатура</w:t>
+      </w:r>
+      <w:proofErr w:type="spellEnd"/>
+      <w:r>
+        <w:rPr>
+          <w:lang w:val="en-US"/>
+        </w:rPr>
+        <w:t>:</w:t>
+      </w:r>
+    </w:p>
+    <w:p>
+      <w:pPr>
+        <w:pStyle w:val="ZIKSMAINTEXT"/>
+        <w:rPr>
+          <w:lang w:val="en-US"/>
+        </w:rPr>
+      </w:pPr>
+      <w:proofErr w:type="spellStart"/>
+      <w:r>
+        <w:rPr>
+          <w:lang w:val="en-US"/>
+        </w:rPr>
+        <w:t>retryOperation</w:t>
+      </w:r>
+      <w:proofErr w:type="spellEnd"/>
+      <w:r>
+        <w:rPr>
+          <w:lang w:val="en-US"/>
+        </w:rPr>
+        <w:t>&lt;T</w:t>
+      </w:r>
+      <w:proofErr w:type="gramStart"/>
+      <w:r>
+        <w:rPr>
+          <w:lang w:val="en-US"/>
+        </w:rPr>
+        <w:t>&gt;(</w:t>
+      </w:r>
+      <w:proofErr w:type="gramEnd"/>
+    </w:p>
+    <w:p>
+      <w:pPr>
+        <w:pStyle w:val="ZIKSMAINTEXT"/>
+        <w:rPr>
+          <w:lang w:val="en-US"/>
+        </w:rPr>
+      </w:pPr>
+      <w:r>
+        <w:rPr>
+          <w:lang w:val="en-US"/>
+        </w:rPr>
+        <w:t>operation: () =&gt; Promise&lt;T&gt;,</w:t>
+      </w:r>
+    </w:p>
+    <w:p>
+      <w:pPr>
+        <w:pStyle w:val="ZIKSMAINTEXT"/>
+        <w:rPr>
+          <w:lang w:val="en-US"/>
+        </w:rPr>
+      </w:pPr>
+      <w:proofErr w:type="spellStart"/>
+      <w:r>
+        <w:rPr>
+          <w:lang w:val="en-US"/>
+        </w:rPr>
+        <w:t>maxRetries</w:t>
+      </w:r>
+      <w:proofErr w:type="spellEnd"/>
+      <w:r>
+        <w:rPr>
+          <w:lang w:val="en-US"/>
+        </w:rPr>
+        <w:t>: number</w:t>
+      </w:r>
+    </w:p>
+    <w:p>
+      <w:pPr>
+        <w:pStyle w:val="ZIKSMAINTEXT"/>
+        <w:rPr>
+          <w:lang w:val="en-US"/>
+        </w:rPr>
+      </w:pPr>
+      <w:r>
+        <w:rPr>
+          <w:lang w:val="en-US"/>
+        </w:rPr>
+        <w:t>): Promise&lt;T&gt;</w:t>
+      </w:r>
+    </w:p>
+    <w:p>
+      <w:pPr>
+        <w:pStyle w:val="ZIKSMAINTEXT"/>
+        <w:ind w:firstLine="0"/>
+        <w:rPr>
+          <w:lang w:val="en-US"/>
+        </w:rPr>
+      </w:pPr>
+      <w:proofErr w:type="spellStart"/>
+      <w:r>
+        <w:rPr>
+          <w:lang w:val="en-US"/>
+        </w:rPr>
+        <w:t>Вимоги</w:t>
+      </w:r>
+      <w:proofErr w:type="spellEnd"/>
+      <w:r>
+        <w:rPr>
+          <w:lang w:val="en-US"/>
+        </w:rPr>
+        <w:t>:</w:t>
+      </w:r>
+    </w:p>
+    <w:p>
+      <w:pPr>
+        <w:pStyle w:val="ZIKSMAINTEXT"/>
+        <w:numPr>
+          <w:ilvl w:val="0"/>
+          <w:numId w:val="27"/>
+        </w:numPr>
+        <w:rPr>
+          <w:lang w:val="en-US"/>
+        </w:rPr>
+      </w:pPr>
+      <w:proofErr w:type="spellStart"/>
+      <w:r>
+        <w:rPr>
+          <w:lang w:val="en-US"/>
+        </w:rPr>
+        <w:t>Мінімальна</w:t>
+      </w:r>
+      <w:proofErr w:type="spellEnd"/>
+      <w:r>
+        <w:rPr>
+          <w:lang w:val="en-US"/>
+        </w:rPr>
+        <w:t xml:space="preserve"> </w:t>
+      </w:r>
+      <w:proofErr w:type="spellStart"/>
+      <w:r>
+        <w:rPr>
+          <w:lang w:val="en-US"/>
+        </w:rPr>
+        <w:t>кількість</w:t>
+      </w:r>
+      <w:proofErr w:type="spellEnd"/>
+      <w:r>
+        <w:rPr>
+          <w:lang w:val="en-US"/>
+        </w:rPr>
+        <w:t xml:space="preserve"> </w:t>
+      </w:r>
+      <w:proofErr w:type="spellStart"/>
+      <w:r>
+        <w:rPr>
+          <w:lang w:val="en-US"/>
+        </w:rPr>
+        <w:t>тестів</w:t>
+      </w:r>
+      <w:proofErr w:type="spellEnd"/>
+      <w:r>
+        <w:rPr>
+          <w:lang w:val="en-US"/>
+        </w:rPr>
+        <w:t>: 3.</w:t>
+      </w:r>
+    </w:p>
+    <w:p>
+      <w:pPr>
+        <w:pStyle w:val="ZIKSMAINTEXT"/>
+        <w:ind w:firstLine="0"/>
+        <w:rPr>
+          <w:b/>
+          <w:bCs/>
+          <w:lang w:val="en-US"/>
+        </w:rPr>
+      </w:pPr>
+      <w:r>
+        <w:rPr>
+          <w:b/>
+          <w:bCs/>
+        </w:rPr>
+        <w:t>Л</w:t>
+      </w:r>
+      <w:r>
+        <w:rPr>
+          <w:b/>
+          <w:bCs/>
+        </w:rPr>
+        <w:t xml:space="preserve">істинг </w:t>
+      </w:r>
+      <w:r>
+        <w:rPr>
+          <w:b/>
+          <w:bCs/>
+          <w:lang w:val="en-US"/>
+        </w:rPr>
+        <w:t>functions</w:t>
+      </w:r>
+      <w:r>
+        <w:rPr>
+          <w:b/>
+          <w:bCs/>
+          <w:lang w:val="en-US"/>
+        </w:rPr>
+        <w:t>/</w:t>
+      </w:r>
+      <w:proofErr w:type="spellStart"/>
+      <w:r>
+        <w:rPr>
+          <w:b/>
+          <w:bCs/>
+          <w:lang w:val="en-US"/>
+        </w:rPr>
+        <w:t>retryOperation</w:t>
+      </w:r>
+      <w:proofErr w:type="spellEnd"/>
+      <w:r>
+        <w:rPr>
+          <w:b/>
+          <w:bCs/>
+        </w:rPr>
+        <w:t>.</w:t>
+      </w:r>
+      <w:proofErr w:type="spellStart"/>
+      <w:r>
+        <w:rPr>
+          <w:b/>
+          <w:bCs/>
+          <w:lang w:val="en-US"/>
+        </w:rPr>
+        <w:t>test.ts</w:t>
+      </w:r>
+      <w:proofErr w:type="spellEnd"/>
+      <w:r>
+        <w:rPr>
+          <w:b/>
+          <w:bCs/>
+          <w:lang w:val="en-US"/>
+        </w:rPr>
+        <w:t>:</w:t>
+      </w:r>
+    </w:p>
+    <w:p>
+      <w:pPr>
+        <w:pStyle w:val="ZIKSMAINTEXT"/>
+        <w:rPr>
+          <w:sz w:val="15"/>
+          <w:szCs w:val="15"/>
+        </w:rPr>
+      </w:pPr>
+      <w:r>
+        <w:rPr>
+          <w:sz w:val="15"/>
+          <w:szCs w:val="15"/>
+        </w:rPr>
+        <w:t>import { jest, describe, it, expect, beforeEach } from '@jest/globals';</w:t>
+      </w:r>
+    </w:p>
+    <w:p>
+      <w:pPr>
+        <w:pStyle w:val="ZIKSMAINTEXT"/>
+        <w:rPr>
+          <w:sz w:val="15"/>
+          <w:szCs w:val="15"/>
+        </w:rPr>
+      </w:pPr>
+      <w:r>
+        <w:rPr>
+          <w:sz w:val="15"/>
+          <w:szCs w:val="15"/>
+        </w:rPr>
+        <w:t>import { retryOperation } from './retryOperation.js';</w:t>
+      </w:r>
+    </w:p>
+    <w:p>
+      <w:pPr>
+        <w:pStyle w:val="ZIKSMAINTEXT"/>
+        <w:rPr>
+          <w:sz w:val="15"/>
+          <w:szCs w:val="15"/>
+        </w:rPr>
+      </w:pPr>
+    </w:p>
+    <w:p>
+      <w:pPr>
+        <w:pStyle w:val="ZIKSMAINTEXT"/>
+        <w:rPr>
+          <w:sz w:val="15"/>
+          <w:szCs w:val="15"/>
+        </w:rPr>
+      </w:pPr>
+      <w:r>
+        <w:rPr>
+          <w:sz w:val="15"/>
+          <w:szCs w:val="15"/>
+        </w:rPr>
+        <w:t>jest.mock('./delay.js', () =&gt; ({</w:t>
+      </w:r>
+    </w:p>
+    <w:p>
+      <w:pPr>
+        <w:pStyle w:val="ZIKSMAINTEXT"/>
+        <w:rPr>
+          <w:sz w:val="15"/>
+          <w:szCs w:val="15"/>
+        </w:rPr>
+      </w:pPr>
+      <w:r>
+        <w:rPr>
+          <w:sz w:val="15"/>
+          <w:szCs w:val="15"/>
+        </w:rPr>
+        <w:t xml:space="preserve">    delay: jest.fn&lt;() =&gt; Promise&lt;void&gt;&gt;().mockResolvedValue(undefined)</w:t>
+      </w:r>
+    </w:p>
+    <w:p>
+      <w:pPr>
+        <w:pStyle w:val="ZIKSMAINTEXT"/>
+        <w:rPr>
+          <w:sz w:val="15"/>
+          <w:szCs w:val="15"/>
+        </w:rPr>
+      </w:pPr>
+      <w:r>
+        <w:rPr>
+          <w:sz w:val="15"/>
+          <w:szCs w:val="15"/>
+        </w:rPr>
+        <w:t>}));</w:t>
+      </w:r>
+    </w:p>
+    <w:p>
+      <w:pPr>
+        <w:pStyle w:val="ZIKSMAINTEXT"/>
+        <w:rPr>
+          <w:sz w:val="15"/>
+          <w:szCs w:val="15"/>
+        </w:rPr>
+      </w:pPr>
+    </w:p>
+    <w:p>
+      <w:pPr>
+        <w:pStyle w:val="ZIKSMAINTEXT"/>
+        <w:rPr>
+          <w:sz w:val="15"/>
+          <w:szCs w:val="15"/>
+        </w:rPr>
+      </w:pPr>
+      <w:r>
+        <w:rPr>
+          <w:sz w:val="15"/>
+          <w:szCs w:val="15"/>
+        </w:rPr>
+        <w:t>describe('retryOperation', () =&gt; {</w:t>
+      </w:r>
+    </w:p>
+    <w:p>
+      <w:pPr>
+        <w:pStyle w:val="ZIKSMAINTEXT"/>
+        <w:rPr>
+          <w:sz w:val="15"/>
+          <w:szCs w:val="15"/>
+        </w:rPr>
+      </w:pPr>
+      <w:r>
+        <w:rPr>
+          <w:sz w:val="15"/>
+          <w:szCs w:val="15"/>
+        </w:rPr>
+        <w:t xml:space="preserve">    beforeEach(() =&gt; {</w:t>
+      </w:r>
+    </w:p>
+    <w:p>
+      <w:pPr>
+        <w:pStyle w:val="ZIKSMAINTEXT"/>
+        <w:rPr>
+          <w:sz w:val="15"/>
+          <w:szCs w:val="15"/>
+        </w:rPr>
+      </w:pPr>
+      <w:r>
+        <w:rPr>
+          <w:sz w:val="15"/>
+          <w:szCs w:val="15"/>
+        </w:rPr>
+        <w:t xml:space="preserve">        jest.clearAllMocks();</w:t>
+      </w:r>
+    </w:p>
+    <w:p>
+      <w:pPr>
+        <w:pStyle w:val="ZIKSMAINTEXT"/>
+        <w:rPr>
+          <w:sz w:val="15"/>
+          <w:szCs w:val="15"/>
+        </w:rPr>
+      </w:pPr>
+      <w:r>
+        <w:rPr>
+          <w:sz w:val="15"/>
+          <w:szCs w:val="15"/>
+        </w:rPr>
+        <w:t xml:space="preserve">    });</w:t>
+      </w:r>
+    </w:p>
+    <w:p>
+      <w:pPr>
+        <w:pStyle w:val="ZIKSMAINTEXT"/>
+        <w:rPr>
+          <w:sz w:val="15"/>
+          <w:szCs w:val="15"/>
+        </w:rPr>
+      </w:pPr>
+    </w:p>
+    <w:p>
+      <w:pPr>
+        <w:pStyle w:val="ZIKSMAINTEXT"/>
+        <w:rPr>
+          <w:sz w:val="15"/>
+          <w:szCs w:val="15"/>
+        </w:rPr>
+      </w:pPr>
+      <w:r>
+        <w:rPr>
+          <w:sz w:val="15"/>
+          <w:szCs w:val="15"/>
+        </w:rPr>
+        <w:t xml:space="preserve">    it('should retry and return result after failure', async () =&gt; {</w:t>
+      </w:r>
+    </w:p>
+    <w:p>
+      <w:pPr>
+        <w:pStyle w:val="ZIKSMAINTEXT"/>
+        <w:rPr>
+          <w:sz w:val="15"/>
+          <w:szCs w:val="15"/>
+        </w:rPr>
+      </w:pPr>
+      <w:r>
+        <w:rPr>
+          <w:sz w:val="15"/>
+          <w:szCs w:val="15"/>
+        </w:rPr>
+        <w:t xml:space="preserve">        const operation = jest.fn&lt;() =&gt; Promise&lt;string&gt;&gt;()</w:t>
+      </w:r>
+    </w:p>
+    <w:p>
+      <w:pPr>
+        <w:pStyle w:val="ZIKSMAINTEXT"/>
+        <w:rPr>
+          <w:sz w:val="15"/>
+          <w:szCs w:val="15"/>
+        </w:rPr>
+      </w:pPr>
+      <w:r>
+        <w:rPr>
+          <w:sz w:val="15"/>
+          <w:szCs w:val="15"/>
+        </w:rPr>
+        <w:t xml:space="preserve">            .mockRejectedValueOnce(new Error('fail'))</w:t>
+      </w:r>
+    </w:p>
+    <w:p>
+      <w:pPr>
+        <w:pStyle w:val="ZIKSMAINTEXT"/>
+        <w:rPr>
+          <w:sz w:val="15"/>
+          <w:szCs w:val="15"/>
+        </w:rPr>
+      </w:pPr>
+      <w:r>
+        <w:rPr>
+          <w:sz w:val="15"/>
+          <w:szCs w:val="15"/>
+        </w:rPr>
+        <w:t xml:space="preserve">            .mockResolvedValue('success');</w:t>
+      </w:r>
+    </w:p>
+    <w:p>
+      <w:pPr>
+        <w:pStyle w:val="ZIKSMAINTEXT"/>
+        <w:rPr>
+          <w:sz w:val="15"/>
+          <w:szCs w:val="15"/>
+        </w:rPr>
+      </w:pPr>
+    </w:p>
+    <w:p>
+      <w:pPr>
+        <w:pStyle w:val="ZIKSMAINTEXT"/>
+        <w:rPr>
+          <w:sz w:val="15"/>
+          <w:szCs w:val="15"/>
+        </w:rPr>
+      </w:pPr>
+      <w:r>
+        <w:rPr>
+          <w:sz w:val="15"/>
+          <w:szCs w:val="15"/>
+        </w:rPr>
+        <w:t xml:space="preserve">        const result = await retryOperation(operation, 3);</w:t>
+      </w:r>
+    </w:p>
+    <w:p>
+      <w:pPr>
+        <w:pStyle w:val="ZIKSMAINTEXT"/>
+        <w:rPr>
+          <w:sz w:val="15"/>
+          <w:szCs w:val="15"/>
+        </w:rPr>
+      </w:pPr>
+    </w:p>
+    <w:p>
+      <w:pPr>
+        <w:pStyle w:val="ZIKSMAINTEXT"/>
+        <w:rPr>
+          <w:sz w:val="15"/>
+          <w:szCs w:val="15"/>
+        </w:rPr>
+      </w:pPr>
+      <w:r>
+        <w:rPr>
+          <w:sz w:val="15"/>
+          <w:szCs w:val="15"/>
+        </w:rPr>
+        <w:t xml:space="preserve">        expect(result).toBe('success');</w:t>
+      </w:r>
+    </w:p>
+    <w:p>
+      <w:pPr>
+        <w:pStyle w:val="ZIKSMAINTEXT"/>
+        <w:rPr>
+          <w:sz w:val="15"/>
+          <w:szCs w:val="15"/>
+        </w:rPr>
+      </w:pPr>
+      <w:r>
+        <w:rPr>
+          <w:sz w:val="15"/>
+          <w:szCs w:val="15"/>
+        </w:rPr>
+        <w:t xml:space="preserve">        expect(operation).toHaveBeenCalledTimes(2);</w:t>
+      </w:r>
+    </w:p>
+    <w:p>
+      <w:pPr>
+        <w:pStyle w:val="ZIKSMAINTEXT"/>
+        <w:rPr>
+          <w:sz w:val="15"/>
+          <w:szCs w:val="15"/>
+        </w:rPr>
+      </w:pPr>
+      <w:r>
+        <w:rPr>
+          <w:sz w:val="15"/>
+          <w:szCs w:val="15"/>
+        </w:rPr>
+        <w:t xml:space="preserve">    });</w:t>
+      </w:r>
+    </w:p>
+    <w:p>
+      <w:pPr>
+        <w:pStyle w:val="ZIKSMAINTEXT"/>
+        <w:rPr>
+          <w:sz w:val="15"/>
+          <w:szCs w:val="15"/>
+        </w:rPr>
+      </w:pPr>
+      <w:r>
+        <w:rPr>
+          <w:sz w:val="15"/>
+          <w:szCs w:val="15"/>
+        </w:rPr>
+        <w:t xml:space="preserve">    it('should wrap non-Error rejections in an Error', async () =&gt; {</w:t>
+      </w:r>
+    </w:p>
+    <w:p>
+      <w:pPr>
+        <w:pStyle w:val="ZIKSMAINTEXT"/>
+        <w:rPr>
+          <w:sz w:val="15"/>
+          <w:szCs w:val="15"/>
+        </w:rPr>
+      </w:pPr>
+      <w:r>
+        <w:rPr>
+          <w:sz w:val="15"/>
+          <w:szCs w:val="15"/>
+        </w:rPr>
+        <w:t xml:space="preserve">        const operation = jest.fn&lt;() =&gt; Promise&lt;string&gt;&gt;()</w:t>
+      </w:r>
+    </w:p>
+    <w:p>
+      <w:pPr>
+        <w:pStyle w:val="ZIKSMAINTEXT"/>
+        <w:rPr>
+          <w:sz w:val="15"/>
+          <w:szCs w:val="15"/>
+        </w:rPr>
+      </w:pPr>
+      <w:r>
+        <w:rPr>
+          <w:sz w:val="15"/>
+          <w:szCs w:val="15"/>
+        </w:rPr>
+        <w:t xml:space="preserve">            .mockImplementation(() =&gt; Promise.reject('oops'));</w:t>
+      </w:r>
+    </w:p>
+    <w:p>
+      <w:pPr>
+        <w:pStyle w:val="ZIKSMAINTEXT"/>
+        <w:rPr>
+          <w:sz w:val="15"/>
+          <w:szCs w:val="15"/>
+        </w:rPr>
+      </w:pPr>
+    </w:p>
+    <w:p>
+      <w:pPr>
+        <w:pStyle w:val="ZIKSMAINTEXT"/>
+        <w:rPr>
+          <w:sz w:val="15"/>
+          <w:szCs w:val="15"/>
+        </w:rPr>
+      </w:pPr>
+      <w:r>
+        <w:rPr>
+          <w:sz w:val="15"/>
+          <w:szCs w:val="15"/>
+        </w:rPr>
+        <w:t xml:space="preserve">        await expect(retryOperation(operation, 1)).rejects.toThrow('oops');</w:t>
+      </w:r>
+    </w:p>
+    <w:p>
+      <w:pPr>
+        <w:pStyle w:val="ZIKSMAINTEXT"/>
+        <w:rPr>
+          <w:sz w:val="15"/>
+          <w:szCs w:val="15"/>
+        </w:rPr>
+      </w:pPr>
+      <w:r>
+        <w:rPr>
+          <w:sz w:val="15"/>
+          <w:szCs w:val="15"/>
+        </w:rPr>
+        <w:t xml:space="preserve">    });</w:t>
+      </w:r>
+    </w:p>
+    <w:p>
+      <w:pPr>
+        <w:pStyle w:val="ZIKSMAINTEXT"/>
+        <w:rPr>
+          <w:sz w:val="15"/>
+          <w:szCs w:val="15"/>
+        </w:rPr>
+      </w:pPr>
+      <w:r>
+        <w:rPr>
+          <w:sz w:val="15"/>
+          <w:szCs w:val="15"/>
+        </w:rPr>
+        <w:t xml:space="preserve">    it('should throw after all retries exhausted', async () =&gt; {</w:t>
+      </w:r>
+    </w:p>
+    <w:p>
+      <w:pPr>
+        <w:pStyle w:val="ZIKSMAINTEXT"/>
+        <w:rPr>
+          <w:sz w:val="15"/>
+          <w:szCs w:val="15"/>
+        </w:rPr>
+      </w:pPr>
+      <w:r>
+        <w:rPr>
+          <w:sz w:val="15"/>
+          <w:szCs w:val="15"/>
+        </w:rPr>
+        <w:t xml:space="preserve">        const operation = jest.fn&lt;() =&gt; Promise&lt;string&gt;&gt;()</w:t>
+      </w:r>
+    </w:p>
+    <w:p>
+      <w:pPr>
+        <w:pStyle w:val="ZIKSMAINTEXT"/>
+        <w:rPr>
+          <w:sz w:val="15"/>
+          <w:szCs w:val="15"/>
+        </w:rPr>
+      </w:pPr>
+      <w:r>
+        <w:rPr>
+          <w:sz w:val="15"/>
+          <w:szCs w:val="15"/>
+        </w:rPr>
+        <w:t xml:space="preserve">            .mockRejectedValue(new Error('permanent fail'));</w:t>
+      </w:r>
+    </w:p>
+    <w:p>
+      <w:pPr>
+        <w:pStyle w:val="ZIKSMAINTEXT"/>
+        <w:rPr>
+          <w:sz w:val="15"/>
+          <w:szCs w:val="15"/>
+        </w:rPr>
+      </w:pPr>
+    </w:p>
+    <w:p>
+      <w:pPr>
+        <w:pStyle w:val="ZIKSMAINTEXT"/>
+        <w:rPr>
+          <w:sz w:val="15"/>
+          <w:szCs w:val="15"/>
+        </w:rPr>
+      </w:pPr>
+      <w:r>
+        <w:rPr>
+          <w:sz w:val="15"/>
+          <w:szCs w:val="15"/>
+        </w:rPr>
+        <w:t xml:space="preserve">        await expect(retryOperation(operation, 3)).rejects.toThrow('permanent fail');</w:t>
+      </w:r>
+    </w:p>
+    <w:p>
+      <w:pPr>
+        <w:pStyle w:val="ZIKSMAINTEXT"/>
+        <w:rPr>
+          <w:sz w:val="15"/>
+          <w:szCs w:val="15"/>
+        </w:rPr>
+      </w:pPr>
+      <w:r>
+        <w:rPr>
+          <w:sz w:val="15"/>
+          <w:szCs w:val="15"/>
+        </w:rPr>
+        <w:t xml:space="preserve">        expect(operation).toHaveBeenCalledTimes(3);</w:t>
+      </w:r>
+    </w:p>
+    <w:p>
+      <w:pPr>
+        <w:pStyle w:val="ZIKSMAINTEXT"/>
+        <w:rPr>
+          <w:sz w:val="15"/>
+          <w:szCs w:val="15"/>
+        </w:rPr>
+      </w:pPr>
+      <w:r>
+        <w:rPr>
+          <w:sz w:val="15"/>
+          <w:szCs w:val="15"/>
+        </w:rPr>
+        <w:t xml:space="preserve">    });</w:t>
+      </w:r>
+    </w:p>
+    <w:p>
+      <w:pPr>
+        <w:pStyle w:val="ZIKSMAINTEXT"/>
+        <w:rPr>
+          <w:sz w:val="15"/>
+          <w:szCs w:val="15"/>
+        </w:rPr>
+      </w:pPr>
+    </w:p>
+    <w:p>
+      <w:pPr>
+        <w:pStyle w:val="ZIKSMAINTEXT"/>
+        <w:rPr>
+          <w:sz w:val="15"/>
+          <w:szCs w:val="15"/>
+        </w:rPr>
+      </w:pPr>
+      <w:r>
+        <w:rPr>
+          <w:sz w:val="15"/>
+          <w:szCs w:val="15"/>
+        </w:rPr>
+        <w:t xml:space="preserve">    it('should use default maxRetries of 3', async () =&gt; {</w:t>
+      </w:r>
+    </w:p>
+    <w:p>
+      <w:pPr>
+        <w:pStyle w:val="ZIKSMAINTEXT"/>
+        <w:rPr>
+          <w:sz w:val="15"/>
+          <w:szCs w:val="15"/>
+        </w:rPr>
+      </w:pPr>
+      <w:r>
+        <w:rPr>
+          <w:sz w:val="15"/>
+          <w:szCs w:val="15"/>
+        </w:rPr>
+        <w:lastRenderedPageBreak/>
+        <w:t xml:space="preserve">        const operation = jest.fn&lt;() =&gt; Promise&lt;string&gt;&gt;()</w:t>
+      </w:r>
+    </w:p>
+    <w:p>
+      <w:pPr>
+        <w:pStyle w:val="ZIKSMAINTEXT"/>
+        <w:rPr>
+          <w:sz w:val="15"/>
+          <w:szCs w:val="15"/>
+        </w:rPr>
+      </w:pPr>
+      <w:r>
+        <w:rPr>
+          <w:sz w:val="15"/>
+          <w:szCs w:val="15"/>
+        </w:rPr>
+        <w:t xml:space="preserve">            .mockRejectedValue(new Error('fail'));</w:t>
+      </w:r>
+    </w:p>
+    <w:p>
+      <w:pPr>
+        <w:pStyle w:val="ZIKSMAINTEXT"/>
+        <w:rPr>
+          <w:sz w:val="15"/>
+          <w:szCs w:val="15"/>
+        </w:rPr>
+      </w:pPr>
+    </w:p>
+    <w:p>
+      <w:pPr>
+        <w:pStyle w:val="ZIKSMAINTEXT"/>
+        <w:rPr>
+          <w:sz w:val="15"/>
+          <w:szCs w:val="15"/>
+        </w:rPr>
+      </w:pPr>
+      <w:r>
+        <w:rPr>
+          <w:sz w:val="15"/>
+          <w:szCs w:val="15"/>
+        </w:rPr>
+        <w:t xml:space="preserve">        await expect(retryOperation(operation)).rejects.toThrow('fail');</w:t>
+      </w:r>
+    </w:p>
+    <w:p>
+      <w:pPr>
+        <w:pStyle w:val="ZIKSMAINTEXT"/>
+        <w:rPr>
+          <w:sz w:val="15"/>
+          <w:szCs w:val="15"/>
+        </w:rPr>
+      </w:pPr>
+      <w:r>
+        <w:rPr>
+          <w:sz w:val="15"/>
+          <w:szCs w:val="15"/>
+        </w:rPr>
+        <w:t xml:space="preserve">        expect(operation).toHaveBeenCalledTimes(3);</w:t>
+      </w:r>
+    </w:p>
+    <w:p>
+      <w:pPr>
+        <w:pStyle w:val="ZIKSMAINTEXT"/>
+        <w:rPr>
+          <w:sz w:val="15"/>
+          <w:szCs w:val="15"/>
+        </w:rPr>
+      </w:pPr>
+      <w:r>
+        <w:rPr>
+          <w:sz w:val="15"/>
+          <w:szCs w:val="15"/>
+        </w:rPr>
+        <w:t xml:space="preserve">    });</w:t>
+      </w:r>
+    </w:p>
+    <w:p>
+      <w:pPr>
+        <w:pStyle w:val="ZIKSMAINTEXT"/>
+        <w:ind w:firstLine="0"/>
+        <w:rPr>
+          <w:sz w:val="15"/>
+          <w:szCs w:val="15"/>
+        </w:rPr>
+      </w:pPr>
+      <w:r>
+        <w:rPr>
+          <w:sz w:val="15"/>
+          <w:szCs w:val="15"/>
+        </w:rPr>
+        <w:t>});</w:t>
+      </w:r>
+    </w:p>
+    <w:p>
+      <w:pPr>
+        <w:pStyle w:val="ZIKSMAINTEXT"/>
+        <w:ind w:firstLine="708"/>
+        <w:rPr>
+          <w:lang w:val="en-US"/>
+        </w:rPr>
+      </w:pPr>
+      <w:r>
+        <w:rPr>
+          <w:b/>
+          <w:bCs/>
+          <w:lang w:val="ru-RU"/>
+        </w:rPr>
+        <w:t>Завдання</w:t>
+      </w:r>
+      <w:r>
+        <w:rPr>
+          <w:b/>
+          <w:bCs/>
+          <w:lang w:val="en-US"/>
+        </w:rPr>
+        <w:t xml:space="preserve"> 5:</w:t>
+      </w:r>
+      <w:r>
+        <w:rPr>
+          <w:lang w:val="en-US"/>
+        </w:rPr>
+        <w:t xml:space="preserve"> </w:t>
+      </w:r>
+      <w:r>
+        <w:rPr>
+          <w:lang w:val="ru-RU"/>
+        </w:rPr>
+        <w:t>Тести</w:t>
+      </w:r>
+      <w:r>
+        <w:rPr>
+          <w:lang w:val="en-US"/>
+        </w:rPr>
+        <w:t xml:space="preserve"> </w:t>
+      </w:r>
+      <w:r>
+        <w:rPr>
+          <w:lang w:val="ru-RU"/>
+        </w:rPr>
+        <w:t>для</w:t>
+      </w:r>
+      <w:r>
+        <w:rPr>
+          <w:lang w:val="en-US"/>
+        </w:rPr>
+        <w:t xml:space="preserve"> </w:t>
+      </w:r>
+      <w:proofErr w:type="spellStart"/>
+      <w:r>
+        <w:rPr>
+          <w:lang w:val="en-US"/>
+        </w:rPr>
+        <w:t>processInBatches</w:t>
+      </w:r>
+      <w:proofErr w:type="spellEnd"/>
+    </w:p>
+    <w:p>
+      <w:pPr>
+        <w:pStyle w:val="ZIKSMAINTEXT"/>
+        <w:ind w:firstLine="0"/>
+        <w:rPr>
+          <w:lang w:val="en-US"/>
+        </w:rPr>
+      </w:pPr>
+      <w:proofErr w:type="spellStart"/>
+      <w:r>
+        <w:rPr>
+          <w:lang w:val="en-US"/>
+        </w:rPr>
+        <w:t>Написати</w:t>
+      </w:r>
+      <w:proofErr w:type="spellEnd"/>
+      <w:r>
+        <w:rPr>
+          <w:lang w:val="en-US"/>
+        </w:rPr>
+        <w:t xml:space="preserve"> </w:t>
+      </w:r>
+      <w:proofErr w:type="spellStart"/>
+      <w:r>
+        <w:rPr>
+          <w:lang w:val="en-US"/>
+        </w:rPr>
+        <w:t>тести</w:t>
+      </w:r>
+      <w:proofErr w:type="spellEnd"/>
+      <w:r>
+        <w:rPr>
+          <w:lang w:val="en-US"/>
+        </w:rPr>
+        <w:t xml:space="preserve"> </w:t>
+      </w:r>
+      <w:proofErr w:type="spellStart"/>
+      <w:r>
+        <w:rPr>
+          <w:lang w:val="en-US"/>
+        </w:rPr>
+        <w:t>для</w:t>
+      </w:r>
+      <w:proofErr w:type="spellEnd"/>
+      <w:r>
+        <w:rPr>
+          <w:lang w:val="en-US"/>
+        </w:rPr>
+        <w:t xml:space="preserve"> </w:t>
+      </w:r>
+      <w:proofErr w:type="spellStart"/>
+      <w:r>
+        <w:rPr>
+          <w:lang w:val="en-US"/>
+        </w:rPr>
+        <w:t>функції</w:t>
+      </w:r>
+      <w:proofErr w:type="spellEnd"/>
+      <w:r>
+        <w:rPr>
+          <w:lang w:val="en-US"/>
+        </w:rPr>
+        <w:t xml:space="preserve"> </w:t>
+      </w:r>
+      <w:proofErr w:type="spellStart"/>
+      <w:r>
+        <w:rPr>
+          <w:lang w:val="en-US"/>
+        </w:rPr>
+        <w:t>processInBatches</w:t>
+      </w:r>
+      <w:proofErr w:type="spellEnd"/>
+      <w:r>
+        <w:rPr>
+          <w:lang w:val="en-US"/>
+        </w:rPr>
+        <w:t xml:space="preserve"> з </w:t>
+      </w:r>
+      <w:proofErr w:type="spellStart"/>
+      <w:r>
+        <w:rPr>
+          <w:lang w:val="en-US"/>
+        </w:rPr>
+        <w:t>Лабораторної</w:t>
+      </w:r>
+      <w:proofErr w:type="spellEnd"/>
+      <w:r>
+        <w:rPr>
+          <w:lang w:val="en-US"/>
+        </w:rPr>
+        <w:t xml:space="preserve"> </w:t>
+      </w:r>
+      <w:proofErr w:type="spellStart"/>
+      <w:r>
+        <w:rPr>
+          <w:lang w:val="en-US"/>
+        </w:rPr>
+        <w:t>роботи</w:t>
+      </w:r>
+      <w:proofErr w:type="spellEnd"/>
+      <w:r>
+        <w:rPr>
+          <w:lang w:val="en-US"/>
+        </w:rPr>
+        <w:t xml:space="preserve"> №1.</w:t>
+      </w:r>
+    </w:p>
+    <w:p>
+      <w:pPr>
+        <w:pStyle w:val="ZIKSMAINTEXT"/>
+        <w:ind w:firstLine="0"/>
+        <w:rPr>
+          <w:lang w:val="en-US"/>
+        </w:rPr>
+      </w:pPr>
+      <w:proofErr w:type="spellStart"/>
+      <w:r>
+        <w:rPr>
+          <w:lang w:val="en-US"/>
+        </w:rPr>
+        <w:t>Сигнатура</w:t>
+      </w:r>
+      <w:proofErr w:type="spellEnd"/>
+      <w:r>
+        <w:rPr>
+          <w:lang w:val="en-US"/>
+        </w:rPr>
+        <w:t>:</w:t>
+      </w:r>
+    </w:p>
+    <w:p>
+      <w:pPr>
+        <w:pStyle w:val="ZIKSMAINTEXT"/>
+        <w:rPr>
+          <w:lang w:val="en-US"/>
+        </w:rPr>
+      </w:pPr>
+      <w:proofErr w:type="spellStart"/>
+      <w:r>
+        <w:rPr>
+          <w:lang w:val="en-US"/>
+        </w:rPr>
+        <w:t>processInBatches</w:t>
+      </w:r>
+      <w:proofErr w:type="spellEnd"/>
+      <w:r>
+        <w:rPr>
+          <w:lang w:val="en-US"/>
+        </w:rPr>
+        <w:t>&lt;T, R</w:t>
+      </w:r>
+      <w:proofErr w:type="gramStart"/>
+      <w:r>
+        <w:rPr>
+          <w:lang w:val="en-US"/>
+        </w:rPr>
+        <w:t>&gt;(</w:t>
+      </w:r>
+      <w:proofErr w:type="gramEnd"/>
+    </w:p>
+    <w:p>
+      <w:pPr>
+        <w:pStyle w:val="ZIKSMAINTEXT"/>
+        <w:rPr>
+          <w:lang w:val="en-US"/>
+        </w:rPr>
+      </w:pPr>
+      <w:r>
+        <w:rPr>
+          <w:lang w:val="en-US"/>
+        </w:rPr>
+        <w:t xml:space="preserve">items: </w:t>
+      </w:r>
+      <w:proofErr w:type="gramStart"/>
+      <w:r>
+        <w:rPr>
+          <w:lang w:val="en-US"/>
+        </w:rPr>
+        <w:t>T[</w:t>
+      </w:r>
+      <w:proofErr w:type="gramEnd"/>
+      <w:r>
+        <w:rPr>
+          <w:lang w:val="en-US"/>
+        </w:rPr>
+        <w:t>],</w:t>
+      </w:r>
+    </w:p>
+    <w:p>
+      <w:pPr>
+        <w:pStyle w:val="ZIKSMAINTEXT"/>
+        <w:rPr>
+          <w:lang w:val="en-US"/>
+        </w:rPr>
+      </w:pPr>
+      <w:proofErr w:type="spellStart"/>
+      <w:r>
+        <w:rPr>
+          <w:lang w:val="en-US"/>
+        </w:rPr>
+        <w:t>batchSize</w:t>
+      </w:r>
+      <w:proofErr w:type="spellEnd"/>
+      <w:r>
+        <w:rPr>
+          <w:lang w:val="en-US"/>
+        </w:rPr>
+        <w:t>: number,</w:t>
+      </w:r>
+    </w:p>
+    <w:p>
+      <w:pPr>
+        <w:pStyle w:val="ZIKSMAINTEXT"/>
+        <w:rPr>
+          <w:lang w:val="en-US"/>
+        </w:rPr>
+      </w:pPr>
+      <w:r>
+        <w:rPr>
+          <w:lang w:val="en-US"/>
+        </w:rPr>
+        <w:t xml:space="preserve">processor: (batch: </w:t>
+      </w:r>
+      <w:proofErr w:type="gramStart"/>
+      <w:r>
+        <w:rPr>
+          <w:lang w:val="en-US"/>
+        </w:rPr>
+        <w:t>T[</w:t>
+      </w:r>
+      <w:proofErr w:type="gramEnd"/>
+      <w:r>
+        <w:rPr>
+          <w:lang w:val="en-US"/>
+        </w:rPr>
+        <w:t>]) =&gt; Promise&lt;</w:t>
+      </w:r>
+      <w:proofErr w:type="gramStart"/>
+      <w:r>
+        <w:rPr>
+          <w:lang w:val="en-US"/>
+        </w:rPr>
+        <w:t>R[</w:t>
+      </w:r>
+      <w:proofErr w:type="gramEnd"/>
+      <w:r>
+        <w:rPr>
+          <w:lang w:val="en-US"/>
+        </w:rPr>
+        <w:t>]&gt;</w:t>
+      </w:r>
+    </w:p>
+    <w:p>
+      <w:pPr>
+        <w:pStyle w:val="ZIKSMAINTEXT"/>
+        <w:rPr>
+          <w:lang w:val="en-US"/>
+        </w:rPr>
+      </w:pPr>
+      <w:r>
+        <w:rPr>
+          <w:lang w:val="en-US"/>
+        </w:rPr>
+        <w:t>): Promise&lt;</w:t>
+      </w:r>
+      <w:proofErr w:type="gramStart"/>
+      <w:r>
+        <w:rPr>
+          <w:lang w:val="en-US"/>
+        </w:rPr>
+        <w:t>R[</w:t>
+      </w:r>
+      <w:proofErr w:type="gramEnd"/>
+      <w:r>
+        <w:rPr>
+          <w:lang w:val="en-US"/>
+        </w:rPr>
+        <w:t>]&gt;</w:t>
+      </w:r>
+    </w:p>
+    <w:p>
+      <w:pPr>
+        <w:pStyle w:val="ZIKSMAINTEXT"/>
+        <w:ind w:firstLine="0"/>
+        <w:rPr>
+          <w:lang w:val="en-US"/>
+        </w:rPr>
+      </w:pPr>
+      <w:proofErr w:type="spellStart"/>
+      <w:r>
+        <w:rPr>
+          <w:lang w:val="en-US"/>
+        </w:rPr>
+        <w:t>Вимоги</w:t>
+      </w:r>
+      <w:proofErr w:type="spellEnd"/>
+      <w:r>
+        <w:rPr>
+          <w:lang w:val="en-US"/>
+        </w:rPr>
+        <w:t>:</w:t>
+      </w:r>
+    </w:p>
+    <w:p>
+      <w:pPr>
+        <w:pStyle w:val="ZIKSMAINTEXT"/>
+        <w:numPr>
+          <w:ilvl w:val="0"/>
+          <w:numId w:val="27"/>
+        </w:numPr>
+        <w:rPr>
+          <w:lang w:val="en-US"/>
+        </w:rPr>
+      </w:pPr>
+      <w:proofErr w:type="spellStart"/>
+      <w:r>
+        <w:rPr>
+          <w:lang w:val="en-US"/>
+        </w:rPr>
+        <w:t>Мінімальна</w:t>
+      </w:r>
+      <w:proofErr w:type="spellEnd"/>
+      <w:r>
+        <w:rPr>
+          <w:lang w:val="en-US"/>
+        </w:rPr>
+        <w:t xml:space="preserve"> </w:t>
+      </w:r>
+      <w:proofErr w:type="spellStart"/>
+      <w:r>
+        <w:rPr>
+          <w:lang w:val="en-US"/>
+        </w:rPr>
+        <w:t>кількість</w:t>
+      </w:r>
+      <w:proofErr w:type="spellEnd"/>
+      <w:r>
+        <w:rPr>
+          <w:lang w:val="en-US"/>
+        </w:rPr>
+        <w:t xml:space="preserve"> </w:t>
+      </w:r>
+      <w:proofErr w:type="spellStart"/>
+      <w:r>
+        <w:rPr>
+          <w:lang w:val="en-US"/>
+        </w:rPr>
+        <w:t>тестів</w:t>
+      </w:r>
+      <w:proofErr w:type="spellEnd"/>
+      <w:r>
+        <w:rPr>
+          <w:lang w:val="en-US"/>
+        </w:rPr>
+        <w:t>: 3.</w:t>
+      </w:r>
+    </w:p>
+    <w:p>
+      <w:pPr>
+        <w:pStyle w:val="ZIKSMAINTEXT"/>
+        <w:ind w:firstLine="0"/>
+        <w:rPr>
+          <w:b/>
+          <w:bCs/>
+          <w:lang w:val="en-US"/>
+        </w:rPr>
+      </w:pPr>
+      <w:r>
+        <w:rPr>
+          <w:b/>
+          <w:bCs/>
+        </w:rPr>
+        <w:t>Л</w:t>
+      </w:r>
+      <w:r>
+        <w:rPr>
+          <w:b/>
+          <w:bCs/>
+        </w:rPr>
+        <w:t xml:space="preserve">істинг </w:t>
+      </w:r>
+      <w:r>
+        <w:rPr>
+          <w:b/>
+          <w:bCs/>
+          <w:lang w:val="en-US"/>
+        </w:rPr>
+        <w:t>functions/</w:t>
+      </w:r>
+      <w:proofErr w:type="spellStart"/>
+      <w:r>
+        <w:rPr>
+          <w:b/>
+          <w:bCs/>
+          <w:lang w:val="en-US"/>
+        </w:rPr>
+        <w:t>processInBatches</w:t>
+      </w:r>
+      <w:proofErr w:type="spellEnd"/>
+      <w:r>
+        <w:rPr>
+          <w:b/>
+          <w:bCs/>
+        </w:rPr>
+        <w:t>.</w:t>
+      </w:r>
+      <w:proofErr w:type="spellStart"/>
+      <w:r>
+        <w:rPr>
+          <w:b/>
+          <w:bCs/>
+          <w:lang w:val="en-US"/>
+        </w:rPr>
+        <w:t>test.ts</w:t>
+      </w:r>
+      <w:proofErr w:type="spellEnd"/>
+      <w:r>
+        <w:rPr>
+          <w:b/>
+          <w:bCs/>
+          <w:lang w:val="en-US"/>
+        </w:rPr>
+        <w:t>:</w:t>
+      </w:r>
+    </w:p>
+    <w:p>
+      <w:pPr>
+        <w:pStyle w:val="ZIKSMAINTEXT"/>
+        <w:rPr>
+          <w:sz w:val="15"/>
+          <w:szCs w:val="15"/>
+          <w:lang w:val="en-US"/>
+        </w:rPr>
+      </w:pPr>
+      <w:r>
+        <w:rPr>
+          <w:sz w:val="15"/>
+          <w:szCs w:val="15"/>
+          <w:lang w:val="en-US"/>
+        </w:rPr>
+        <w:t xml:space="preserve">import </w:t>
+      </w:r>
+      <w:proofErr w:type="gramStart"/>
+      <w:r>
+        <w:rPr>
+          <w:sz w:val="15"/>
+          <w:szCs w:val="15"/>
+          <w:lang w:val="en-US"/>
+        </w:rPr>
+        <w:t>{ jest</w:t>
+      </w:r>
+      <w:proofErr w:type="gramEnd"/>
+      <w:r>
+        <w:rPr>
+          <w:sz w:val="15"/>
+          <w:szCs w:val="15"/>
+          <w:lang w:val="en-US"/>
+        </w:rPr>
+        <w:t xml:space="preserve">, describe, it, expect, </w:t>
+      </w:r>
+      <w:proofErr w:type="spellStart"/>
+      <w:proofErr w:type="gramStart"/>
+      <w:r>
+        <w:rPr>
+          <w:sz w:val="15"/>
+          <w:szCs w:val="15"/>
+          <w:lang w:val="en-US"/>
+        </w:rPr>
+        <w:t>beforeEach</w:t>
+      </w:r>
+      <w:proofErr w:type="spellEnd"/>
+      <w:r>
+        <w:rPr>
+          <w:sz w:val="15"/>
+          <w:szCs w:val="15"/>
+          <w:lang w:val="en-US"/>
+        </w:rPr>
+        <w:t xml:space="preserve"> }</w:t>
+      </w:r>
+      <w:proofErr w:type="gramEnd"/>
+      <w:r>
+        <w:rPr>
+          <w:sz w:val="15"/>
+          <w:szCs w:val="15"/>
+          <w:lang w:val="en-US"/>
+        </w:rPr>
+        <w:t xml:space="preserve"> from '@jest/</w:t>
+      </w:r>
+      <w:proofErr w:type="spellStart"/>
+      <w:r>
+        <w:rPr>
+          <w:sz w:val="15"/>
+          <w:szCs w:val="15"/>
+          <w:lang w:val="en-US"/>
+        </w:rPr>
+        <w:t>globals</w:t>
+      </w:r>
+      <w:proofErr w:type="spellEnd"/>
+      <w:r>
+        <w:rPr>
+          <w:sz w:val="15"/>
+          <w:szCs w:val="15"/>
+          <w:lang w:val="en-US"/>
+        </w:rPr>
+        <w:t>';</w:t>
+      </w:r>
+    </w:p>
+    <w:p>
+      <w:pPr>
+        <w:pStyle w:val="ZIKSMAINTEXT"/>
+        <w:rPr>
+          <w:sz w:val="15"/>
+          <w:szCs w:val="15"/>
+          <w:lang w:val="en-US"/>
+        </w:rPr>
+      </w:pPr>
+      <w:r>
+        <w:rPr>
+          <w:sz w:val="15"/>
+          <w:szCs w:val="15"/>
+          <w:lang w:val="en-US"/>
+        </w:rPr>
+        <w:t xml:space="preserve">import </w:t>
+      </w:r>
+      <w:proofErr w:type="gramStart"/>
+      <w:r>
+        <w:rPr>
+          <w:sz w:val="15"/>
+          <w:szCs w:val="15"/>
+          <w:lang w:val="en-US"/>
+        </w:rPr>
+        <w:t xml:space="preserve">{ </w:t>
+      </w:r>
+      <w:proofErr w:type="spellStart"/>
+      <w:r>
+        <w:rPr>
+          <w:sz w:val="15"/>
+          <w:szCs w:val="15"/>
+          <w:lang w:val="en-US"/>
+        </w:rPr>
+        <w:t>processInBatches</w:t>
+      </w:r>
+      <w:proofErr w:type="spellEnd"/>
+      <w:proofErr w:type="gramEnd"/>
+      <w:r>
+        <w:rPr>
+          <w:sz w:val="15"/>
+          <w:szCs w:val="15"/>
+          <w:lang w:val="en-US"/>
+        </w:rPr>
+        <w:t xml:space="preserve"> } from './processInBatches.js';</w:t>
+      </w:r>
+    </w:p>
+    <w:p>
+      <w:pPr>
+        <w:pStyle w:val="ZIKSMAINTEXT"/>
+        <w:rPr>
+          <w:sz w:val="15"/>
+          <w:szCs w:val="15"/>
+          <w:lang w:val="en-US"/>
+        </w:rPr>
+      </w:pPr>
+    </w:p>
+    <w:p>
+      <w:pPr>
+        <w:pStyle w:val="ZIKSMAINTEXT"/>
+        <w:rPr>
+          <w:sz w:val="15"/>
+          <w:szCs w:val="15"/>
+          <w:lang w:val="en-US"/>
+        </w:rPr>
+      </w:pPr>
+      <w:proofErr w:type="gramStart"/>
+      <w:r>
+        <w:rPr>
+          <w:sz w:val="15"/>
+          <w:szCs w:val="15"/>
+          <w:lang w:val="en-US"/>
+        </w:rPr>
+        <w:t>describe(</w:t>
+      </w:r>
+      <w:proofErr w:type="gramEnd"/>
+      <w:r>
+        <w:rPr>
+          <w:sz w:val="15"/>
+          <w:szCs w:val="15"/>
+          <w:lang w:val="en-US"/>
+        </w:rPr>
+        <w:t>'</w:t>
+      </w:r>
+      <w:proofErr w:type="spellStart"/>
+      <w:r>
+        <w:rPr>
+          <w:sz w:val="15"/>
+          <w:szCs w:val="15"/>
+          <w:lang w:val="en-US"/>
+        </w:rPr>
+        <w:t>processInBatches</w:t>
+      </w:r>
+      <w:proofErr w:type="spellEnd"/>
+      <w:r>
+        <w:rPr>
+          <w:sz w:val="15"/>
+          <w:szCs w:val="15"/>
+          <w:lang w:val="en-US"/>
+        </w:rPr>
+        <w:t>', () =&gt; {</w:t>
+      </w:r>
+    </w:p>
+    <w:p>
+      <w:pPr>
+        <w:pStyle w:val="ZIKSMAINTEXT"/>
+        <w:rPr>
+          <w:sz w:val="15"/>
+          <w:szCs w:val="15"/>
+          <w:lang w:val="en-US"/>
+        </w:rPr>
+      </w:pPr>
+      <w:r>
+        <w:rPr>
+          <w:sz w:val="15"/>
+          <w:szCs w:val="15"/>
+          <w:lang w:val="en-US"/>
+        </w:rPr>
+        <w:t xml:space="preserve">    </w:t>
+      </w:r>
+      <w:proofErr w:type="spellStart"/>
+      <w:proofErr w:type="gramStart"/>
+      <w:r>
+        <w:rPr>
+          <w:sz w:val="15"/>
+          <w:szCs w:val="15"/>
+          <w:lang w:val="en-US"/>
+        </w:rPr>
+        <w:t>beforeEach</w:t>
+      </w:r>
+      <w:proofErr w:type="spellEnd"/>
+      <w:r>
+        <w:rPr>
+          <w:sz w:val="15"/>
+          <w:szCs w:val="15"/>
+          <w:lang w:val="en-US"/>
+        </w:rPr>
+        <w:t>(</w:t>
+      </w:r>
+      <w:proofErr w:type="gramEnd"/>
+      <w:r>
+        <w:rPr>
+          <w:sz w:val="15"/>
+          <w:szCs w:val="15"/>
+          <w:lang w:val="en-US"/>
+        </w:rPr>
+        <w:t>() =&gt; {</w:t>
+      </w:r>
+    </w:p>
+    <w:p>
+      <w:pPr>
+        <w:pStyle w:val="ZIKSMAINTEXT"/>
+        <w:rPr>
+          <w:sz w:val="15"/>
+          <w:szCs w:val="15"/>
+          <w:lang w:val="en-US"/>
+        </w:rPr>
+      </w:pPr>
+      <w:r>
+        <w:rPr>
+          <w:sz w:val="15"/>
+          <w:szCs w:val="15"/>
+          <w:lang w:val="en-US"/>
+        </w:rPr>
+        <w:t xml:space="preserve">        </w:t>
+      </w:r>
+      <w:proofErr w:type="spellStart"/>
+      <w:proofErr w:type="gramStart"/>
+      <w:r>
+        <w:rPr>
+          <w:sz w:val="15"/>
+          <w:szCs w:val="15"/>
+          <w:lang w:val="en-US"/>
+        </w:rPr>
+        <w:t>jest.clearAllMocks</w:t>
+      </w:r>
+      <w:proofErr w:type="spellEnd"/>
+      <w:proofErr w:type="gramEnd"/>
+      <w:r>
+        <w:rPr>
+          <w:sz w:val="15"/>
+          <w:szCs w:val="15"/>
+          <w:lang w:val="en-US"/>
+        </w:rPr>
+        <w:t>();</w:t>
+      </w:r>
+    </w:p>
+    <w:p>
+      <w:pPr>
+        <w:pStyle w:val="ZIKSMAINTEXT"/>
+        <w:rPr>
+          <w:sz w:val="15"/>
+          <w:szCs w:val="15"/>
+          <w:lang w:val="en-US"/>
+        </w:rPr>
+      </w:pPr>
+      <w:r>
+        <w:rPr>
+          <w:sz w:val="15"/>
+          <w:szCs w:val="15"/>
+          <w:lang w:val="en-US"/>
+        </w:rPr>
+        <w:t xml:space="preserve">    });</w:t>
+      </w:r>
+    </w:p>
+    <w:p>
+      <w:pPr>
+        <w:pStyle w:val="ZIKSMAINTEXT"/>
+        <w:rPr>
+          <w:sz w:val="15"/>
+          <w:szCs w:val="15"/>
+          <w:lang w:val="en-US"/>
+        </w:rPr>
+      </w:pPr>
+    </w:p>
+    <w:p>
+      <w:pPr>
+        <w:pStyle w:val="ZIKSMAINTEXT"/>
+        <w:rPr>
+          <w:sz w:val="15"/>
+          <w:szCs w:val="15"/>
+          <w:lang w:val="en-US"/>
+        </w:rPr>
+      </w:pPr>
+      <w:r>
+        <w:rPr>
+          <w:sz w:val="15"/>
+          <w:szCs w:val="15"/>
+          <w:lang w:val="en-US"/>
+        </w:rPr>
+        <w:t xml:space="preserve">    </w:t>
+      </w:r>
+      <w:proofErr w:type="gramStart"/>
+      <w:r>
+        <w:rPr>
+          <w:sz w:val="15"/>
+          <w:szCs w:val="15"/>
+          <w:lang w:val="en-US"/>
+        </w:rPr>
+        <w:t>it(</w:t>
+      </w:r>
+      <w:proofErr w:type="gramEnd"/>
+      <w:r>
+        <w:rPr>
+          <w:sz w:val="15"/>
+          <w:szCs w:val="15"/>
+          <w:lang w:val="en-US"/>
+        </w:rPr>
+        <w:t xml:space="preserve">'should return empty array when items </w:t>
+      </w:r>
+      <w:proofErr w:type="gramStart"/>
+      <w:r>
+        <w:rPr>
+          <w:sz w:val="15"/>
+          <w:szCs w:val="15"/>
+          <w:lang w:val="en-US"/>
+        </w:rPr>
+        <w:t>is</w:t>
+      </w:r>
+      <w:proofErr w:type="gramEnd"/>
+      <w:r>
+        <w:rPr>
+          <w:sz w:val="15"/>
+          <w:szCs w:val="15"/>
+          <w:lang w:val="en-US"/>
+        </w:rPr>
+        <w:t xml:space="preserve"> empty', async () =&gt; {</w:t>
+      </w:r>
+    </w:p>
+    <w:p>
+      <w:pPr>
+        <w:pStyle w:val="ZIKSMAINTEXT"/>
+        <w:rPr>
+          <w:sz w:val="15"/>
+          <w:szCs w:val="15"/>
+          <w:lang w:val="en-US"/>
+        </w:rPr>
+      </w:pPr>
+      <w:r>
+        <w:rPr>
+          <w:sz w:val="15"/>
+          <w:szCs w:val="15"/>
+          <w:lang w:val="en-US"/>
+        </w:rPr>
+        <w:t xml:space="preserve">        const processor = </w:t>
+      </w:r>
+      <w:proofErr w:type="spellStart"/>
+      <w:proofErr w:type="gramStart"/>
+      <w:r>
+        <w:rPr>
+          <w:sz w:val="15"/>
+          <w:szCs w:val="15"/>
+          <w:lang w:val="en-US"/>
+        </w:rPr>
+        <w:t>jest.fn</w:t>
+      </w:r>
+      <w:proofErr w:type="spellEnd"/>
+      <w:r>
+        <w:rPr>
+          <w:sz w:val="15"/>
+          <w:szCs w:val="15"/>
+          <w:lang w:val="en-US"/>
+        </w:rPr>
+        <w:t>&lt;(</w:t>
+      </w:r>
+      <w:proofErr w:type="gramEnd"/>
+      <w:r>
+        <w:rPr>
+          <w:sz w:val="15"/>
+          <w:szCs w:val="15"/>
+          <w:lang w:val="en-US"/>
+        </w:rPr>
+        <w:t xml:space="preserve">batch: </w:t>
+      </w:r>
+      <w:proofErr w:type="gramStart"/>
+      <w:r>
+        <w:rPr>
+          <w:sz w:val="15"/>
+          <w:szCs w:val="15"/>
+          <w:lang w:val="en-US"/>
+        </w:rPr>
+        <w:t>number[</w:t>
+      </w:r>
+      <w:proofErr w:type="gramEnd"/>
+      <w:r>
+        <w:rPr>
+          <w:sz w:val="15"/>
+          <w:szCs w:val="15"/>
+          <w:lang w:val="en-US"/>
+        </w:rPr>
+        <w:t>]) =&gt; Promise&lt;</w:t>
+      </w:r>
+      <w:proofErr w:type="gramStart"/>
+      <w:r>
+        <w:rPr>
+          <w:sz w:val="15"/>
+          <w:szCs w:val="15"/>
+          <w:lang w:val="en-US"/>
+        </w:rPr>
+        <w:t>number[</w:t>
+      </w:r>
+      <w:proofErr w:type="gramEnd"/>
+      <w:r>
+        <w:rPr>
+          <w:sz w:val="15"/>
+          <w:szCs w:val="15"/>
+          <w:lang w:val="en-US"/>
+        </w:rPr>
+        <w:t>]&gt;</w:t>
+      </w:r>
+      <w:proofErr w:type="gramStart"/>
+      <w:r>
+        <w:rPr>
+          <w:sz w:val="15"/>
+          <w:szCs w:val="15"/>
+          <w:lang w:val="en-US"/>
+        </w:rPr>
+        <w:t>&gt;(</w:t>
+      </w:r>
+      <w:proofErr w:type="gramEnd"/>
+      <w:r>
+        <w:rPr>
+          <w:sz w:val="15"/>
+          <w:szCs w:val="15"/>
+          <w:lang w:val="en-US"/>
+        </w:rPr>
+        <w:t>);</w:t>
+      </w:r>
+    </w:p>
+    <w:p>
+      <w:pPr>
+        <w:pStyle w:val="ZIKSMAINTEXT"/>
+        <w:rPr>
+          <w:sz w:val="15"/>
+          <w:szCs w:val="15"/>
+          <w:lang w:val="en-US"/>
+        </w:rPr>
+      </w:pPr>
+    </w:p>
+    <w:p>
+      <w:pPr>
+        <w:pStyle w:val="ZIKSMAINTEXT"/>
+        <w:rPr>
+          <w:sz w:val="15"/>
+          <w:szCs w:val="15"/>
+          <w:lang w:val="en-US"/>
+        </w:rPr>
+      </w:pPr>
+      <w:r>
+        <w:rPr>
+          <w:sz w:val="15"/>
+          <w:szCs w:val="15"/>
+          <w:lang w:val="en-US"/>
+        </w:rPr>
+        <w:t xml:space="preserve">        const result = await </w:t>
+      </w:r>
+      <w:proofErr w:type="spellStart"/>
+      <w:proofErr w:type="gramStart"/>
+      <w:r>
+        <w:rPr>
+          <w:sz w:val="15"/>
+          <w:szCs w:val="15"/>
+          <w:lang w:val="en-US"/>
+        </w:rPr>
+        <w:t>processInBatches</w:t>
+      </w:r>
+      <w:proofErr w:type="spellEnd"/>
+      <w:r>
+        <w:rPr>
+          <w:sz w:val="15"/>
+          <w:szCs w:val="15"/>
+          <w:lang w:val="en-US"/>
+        </w:rPr>
+        <w:t>(</w:t>
+      </w:r>
+      <w:proofErr w:type="gramEnd"/>
+      <w:r>
+        <w:rPr>
+          <w:sz w:val="15"/>
+          <w:szCs w:val="15"/>
+          <w:lang w:val="en-US"/>
+        </w:rPr>
+        <w:t>[], 3, processor);</w:t>
+      </w:r>
+    </w:p>
+    <w:p>
+      <w:pPr>
+        <w:pStyle w:val="ZIKSMAINTEXT"/>
+        <w:rPr>
+          <w:sz w:val="15"/>
+          <w:szCs w:val="15"/>
+          <w:lang w:val="en-US"/>
+        </w:rPr>
+      </w:pPr>
+    </w:p>
+    <w:p>
+      <w:pPr>
+        <w:pStyle w:val="ZIKSMAINTEXT"/>
+        <w:rPr>
+          <w:sz w:val="15"/>
+          <w:szCs w:val="15"/>
+          <w:lang w:val="en-US"/>
+        </w:rPr>
+      </w:pPr>
+      <w:r>
+        <w:rPr>
+          <w:sz w:val="15"/>
+          <w:szCs w:val="15"/>
+          <w:lang w:val="en-US"/>
+        </w:rPr>
+        <w:t xml:space="preserve">        expect(result</w:t>
+      </w:r>
+      <w:proofErr w:type="gramStart"/>
+      <w:r>
+        <w:rPr>
+          <w:sz w:val="15"/>
+          <w:szCs w:val="15"/>
+          <w:lang w:val="en-US"/>
+        </w:rPr>
+        <w:t>).</w:t>
+      </w:r>
+      <w:proofErr w:type="spellStart"/>
+      <w:r>
+        <w:rPr>
+          <w:sz w:val="15"/>
+          <w:szCs w:val="15"/>
+          <w:lang w:val="en-US"/>
+        </w:rPr>
+        <w:t>toEqual</w:t>
+      </w:r>
+      <w:proofErr w:type="spellEnd"/>
+      <w:proofErr w:type="gramEnd"/>
+      <w:r>
+        <w:rPr>
+          <w:sz w:val="15"/>
+          <w:szCs w:val="15"/>
+          <w:lang w:val="en-US"/>
+        </w:rPr>
+        <w:t>([]);</w:t>
+      </w:r>
+    </w:p>
+    <w:p>
+      <w:pPr>
+        <w:pStyle w:val="ZIKSMAINTEXT"/>
+        <w:rPr>
+          <w:sz w:val="15"/>
+          <w:szCs w:val="15"/>
+          <w:lang w:val="en-US"/>
+        </w:rPr>
+      </w:pPr>
+      <w:r>
+        <w:rPr>
+          <w:sz w:val="15"/>
+          <w:szCs w:val="15"/>
+          <w:lang w:val="en-US"/>
+        </w:rPr>
+        <w:t xml:space="preserve">        expect(processor</w:t>
+      </w:r>
+      <w:proofErr w:type="gramStart"/>
+      <w:r>
+        <w:rPr>
+          <w:sz w:val="15"/>
+          <w:szCs w:val="15"/>
+          <w:lang w:val="en-US"/>
+        </w:rPr>
+        <w:t>).</w:t>
+      </w:r>
+      <w:proofErr w:type="spellStart"/>
+      <w:r>
+        <w:rPr>
+          <w:sz w:val="15"/>
+          <w:szCs w:val="15"/>
+          <w:lang w:val="en-US"/>
+        </w:rPr>
+        <w:t>not</w:t>
+      </w:r>
+      <w:proofErr w:type="gramEnd"/>
+      <w:r>
+        <w:rPr>
+          <w:sz w:val="15"/>
+          <w:szCs w:val="15"/>
+          <w:lang w:val="en-US"/>
+        </w:rPr>
+        <w:t>.</w:t>
+      </w:r>
+      <w:proofErr w:type="gramStart"/>
+      <w:r>
+        <w:rPr>
+          <w:sz w:val="15"/>
+          <w:szCs w:val="15"/>
+          <w:lang w:val="en-US"/>
+        </w:rPr>
+        <w:t>toHaveBeenCalled</w:t>
+      </w:r>
+      <w:proofErr w:type="spellEnd"/>
+      <w:r>
+        <w:rPr>
+          <w:sz w:val="15"/>
+          <w:szCs w:val="15"/>
+          <w:lang w:val="en-US"/>
+        </w:rPr>
+        <w:t>(</w:t>
+      </w:r>
+      <w:proofErr w:type="gramEnd"/>
+      <w:r>
+        <w:rPr>
+          <w:sz w:val="15"/>
+          <w:szCs w:val="15"/>
+          <w:lang w:val="en-US"/>
+        </w:rPr>
+        <w:t>);</w:t>
+      </w:r>
+    </w:p>
+    <w:p>
+      <w:pPr>
+        <w:pStyle w:val="ZIKSMAINTEXT"/>
+        <w:rPr>
+          <w:sz w:val="15"/>
+          <w:szCs w:val="15"/>
+          <w:lang w:val="en-US"/>
+        </w:rPr>
+      </w:pPr>
+      <w:r>
+        <w:rPr>
+          <w:sz w:val="15"/>
+          <w:szCs w:val="15"/>
+          <w:lang w:val="en-US"/>
+        </w:rPr>
+        <w:t xml:space="preserve">    });</w:t>
+      </w:r>
+    </w:p>
+    <w:p>
+      <w:pPr>
+        <w:pStyle w:val="ZIKSMAINTEXT"/>
+        <w:rPr>
+          <w:sz w:val="15"/>
+          <w:szCs w:val="15"/>
+          <w:lang w:val="en-US"/>
+        </w:rPr>
+      </w:pPr>
+    </w:p>
+    <w:p>
+      <w:pPr>
+        <w:pStyle w:val="ZIKSMAINTEXT"/>
+        <w:rPr>
+          <w:sz w:val="15"/>
+          <w:szCs w:val="15"/>
+          <w:lang w:val="en-US"/>
+        </w:rPr>
+      </w:pPr>
+      <w:r>
+        <w:rPr>
+          <w:sz w:val="15"/>
+          <w:szCs w:val="15"/>
+          <w:lang w:val="en-US"/>
+        </w:rPr>
+        <w:t xml:space="preserve">    </w:t>
+      </w:r>
+      <w:proofErr w:type="gramStart"/>
+      <w:r>
+        <w:rPr>
+          <w:sz w:val="15"/>
+          <w:szCs w:val="15"/>
+          <w:lang w:val="en-US"/>
+        </w:rPr>
+        <w:t>it(</w:t>
+      </w:r>
+      <w:proofErr w:type="gramEnd"/>
+      <w:r>
+        <w:rPr>
+          <w:sz w:val="15"/>
+          <w:szCs w:val="15"/>
+          <w:lang w:val="en-US"/>
+        </w:rPr>
+        <w:t>'should return first batch without processing', async () =&gt; {</w:t>
+      </w:r>
+    </w:p>
+    <w:p>
+      <w:pPr>
+        <w:pStyle w:val="ZIKSMAINTEXT"/>
+        <w:rPr>
+          <w:sz w:val="15"/>
+          <w:szCs w:val="15"/>
+          <w:lang w:val="en-US"/>
+        </w:rPr>
+      </w:pPr>
+      <w:r>
+        <w:rPr>
+          <w:sz w:val="15"/>
+          <w:szCs w:val="15"/>
+          <w:lang w:val="en-US"/>
+        </w:rPr>
+        <w:t xml:space="preserve">        const processor = </w:t>
+      </w:r>
+      <w:proofErr w:type="spellStart"/>
+      <w:proofErr w:type="gramStart"/>
+      <w:r>
+        <w:rPr>
+          <w:sz w:val="15"/>
+          <w:szCs w:val="15"/>
+          <w:lang w:val="en-US"/>
+        </w:rPr>
+        <w:t>jest.fn</w:t>
+      </w:r>
+      <w:proofErr w:type="spellEnd"/>
+      <w:r>
+        <w:rPr>
+          <w:sz w:val="15"/>
+          <w:szCs w:val="15"/>
+          <w:lang w:val="en-US"/>
+        </w:rPr>
+        <w:t>&lt;(</w:t>
+      </w:r>
+      <w:proofErr w:type="gramEnd"/>
+      <w:r>
+        <w:rPr>
+          <w:sz w:val="15"/>
+          <w:szCs w:val="15"/>
+          <w:lang w:val="en-US"/>
+        </w:rPr>
+        <w:t xml:space="preserve">batch: </w:t>
+      </w:r>
+      <w:proofErr w:type="gramStart"/>
+      <w:r>
+        <w:rPr>
+          <w:sz w:val="15"/>
+          <w:szCs w:val="15"/>
+          <w:lang w:val="en-US"/>
+        </w:rPr>
+        <w:t>number[</w:t>
+      </w:r>
+      <w:proofErr w:type="gramEnd"/>
+      <w:r>
+        <w:rPr>
+          <w:sz w:val="15"/>
+          <w:szCs w:val="15"/>
+          <w:lang w:val="en-US"/>
+        </w:rPr>
+        <w:t>]) =&gt; Promise&lt;</w:t>
+      </w:r>
+      <w:proofErr w:type="gramStart"/>
+      <w:r>
+        <w:rPr>
+          <w:sz w:val="15"/>
+          <w:szCs w:val="15"/>
+          <w:lang w:val="en-US"/>
+        </w:rPr>
+        <w:t>number[</w:t>
+      </w:r>
+      <w:proofErr w:type="gramEnd"/>
+      <w:r>
+        <w:rPr>
+          <w:sz w:val="15"/>
+          <w:szCs w:val="15"/>
+          <w:lang w:val="en-US"/>
+        </w:rPr>
+        <w:t>]&gt;</w:t>
+      </w:r>
+      <w:proofErr w:type="gramStart"/>
+      <w:r>
+        <w:rPr>
+          <w:sz w:val="15"/>
+          <w:szCs w:val="15"/>
+          <w:lang w:val="en-US"/>
+        </w:rPr>
+        <w:t>&gt;(</w:t>
+      </w:r>
+      <w:proofErr w:type="gramEnd"/>
+      <w:r>
+        <w:rPr>
+          <w:sz w:val="15"/>
+          <w:szCs w:val="15"/>
+          <w:lang w:val="en-US"/>
+        </w:rPr>
+        <w:t>)</w:t>
+      </w:r>
+    </w:p>
+    <w:p>
+      <w:pPr>
+        <w:pStyle w:val="ZIKSMAINTEXT"/>
+        <w:rPr>
+          <w:sz w:val="15"/>
+          <w:szCs w:val="15"/>
+          <w:lang w:val="en-US"/>
+        </w:rPr>
+      </w:pPr>
+      <w:r>
+        <w:rPr>
+          <w:sz w:val="15"/>
+          <w:szCs w:val="15"/>
+          <w:lang w:val="en-US"/>
+        </w:rPr>
+        <w:t xml:space="preserve">            </w:t>
+      </w:r>
+      <w:proofErr w:type="gramStart"/>
+      <w:r>
+        <w:rPr>
+          <w:sz w:val="15"/>
+          <w:szCs w:val="15"/>
+          <w:lang w:val="en-US"/>
+        </w:rPr>
+        <w:t>.</w:t>
+      </w:r>
+      <w:proofErr w:type="spellStart"/>
+      <w:r>
+        <w:rPr>
+          <w:sz w:val="15"/>
+          <w:szCs w:val="15"/>
+          <w:lang w:val="en-US"/>
+        </w:rPr>
+        <w:t>mockResolvedValue</w:t>
+      </w:r>
+      <w:proofErr w:type="spellEnd"/>
+      <w:proofErr w:type="gramEnd"/>
+      <w:r>
+        <w:rPr>
+          <w:sz w:val="15"/>
+          <w:szCs w:val="15"/>
+          <w:lang w:val="en-US"/>
+        </w:rPr>
+        <w:t>([20, 40, 60]);</w:t>
+      </w:r>
+    </w:p>
+    <w:p>
+      <w:pPr>
+        <w:pStyle w:val="ZIKSMAINTEXT"/>
+        <w:rPr>
+          <w:sz w:val="15"/>
+          <w:szCs w:val="15"/>
+          <w:lang w:val="en-US"/>
+        </w:rPr>
+      </w:pPr>
+    </w:p>
+    <w:p>
+      <w:pPr>
+        <w:pStyle w:val="ZIKSMAINTEXT"/>
+        <w:rPr>
+          <w:sz w:val="15"/>
+          <w:szCs w:val="15"/>
+          <w:lang w:val="en-US"/>
+        </w:rPr>
+      </w:pPr>
+      <w:r>
+        <w:rPr>
+          <w:sz w:val="15"/>
+          <w:szCs w:val="15"/>
+          <w:lang w:val="en-US"/>
+        </w:rPr>
+        <w:t xml:space="preserve">        const result = await </w:t>
+      </w:r>
+      <w:proofErr w:type="spellStart"/>
+      <w:proofErr w:type="gramStart"/>
+      <w:r>
+        <w:rPr>
+          <w:sz w:val="15"/>
+          <w:szCs w:val="15"/>
+          <w:lang w:val="en-US"/>
+        </w:rPr>
+        <w:t>processInBatches</w:t>
+      </w:r>
+      <w:proofErr w:type="spellEnd"/>
+      <w:r>
+        <w:rPr>
+          <w:sz w:val="15"/>
+          <w:szCs w:val="15"/>
+          <w:lang w:val="en-US"/>
+        </w:rPr>
+        <w:t>(</w:t>
+      </w:r>
+      <w:proofErr w:type="gramEnd"/>
+      <w:r>
+        <w:rPr>
+          <w:sz w:val="15"/>
+          <w:szCs w:val="15"/>
+          <w:lang w:val="en-US"/>
+        </w:rPr>
+        <w:t>[1, 2, 3, 4, 5, 6], 3, processor);</w:t>
+      </w:r>
+    </w:p>
+    <w:p>
+      <w:pPr>
+        <w:pStyle w:val="ZIKSMAINTEXT"/>
+        <w:rPr>
+          <w:sz w:val="15"/>
+          <w:szCs w:val="15"/>
+          <w:lang w:val="en-US"/>
+        </w:rPr>
+      </w:pPr>
+    </w:p>
+    <w:p>
+      <w:pPr>
+        <w:pStyle w:val="ZIKSMAINTEXT"/>
+        <w:rPr>
+          <w:sz w:val="15"/>
+          <w:szCs w:val="15"/>
+          <w:lang w:val="en-US"/>
+        </w:rPr>
+      </w:pPr>
+      <w:r>
+        <w:rPr>
+          <w:sz w:val="15"/>
+          <w:szCs w:val="15"/>
+          <w:lang w:val="en-US"/>
+        </w:rPr>
+        <w:t xml:space="preserve">        expect(result[0]</w:t>
+      </w:r>
+      <w:proofErr w:type="gramStart"/>
+      <w:r>
+        <w:rPr>
+          <w:sz w:val="15"/>
+          <w:szCs w:val="15"/>
+          <w:lang w:val="en-US"/>
+        </w:rPr>
+        <w:t>).</w:t>
+      </w:r>
+      <w:proofErr w:type="spellStart"/>
+      <w:r>
+        <w:rPr>
+          <w:sz w:val="15"/>
+          <w:szCs w:val="15"/>
+          <w:lang w:val="en-US"/>
+        </w:rPr>
+        <w:t>toBe</w:t>
+      </w:r>
+      <w:proofErr w:type="spellEnd"/>
+      <w:proofErr w:type="gramEnd"/>
+      <w:r>
+        <w:rPr>
+          <w:sz w:val="15"/>
+          <w:szCs w:val="15"/>
+          <w:lang w:val="en-US"/>
+        </w:rPr>
+        <w:t>(1);</w:t>
+      </w:r>
+    </w:p>
+    <w:p>
+      <w:pPr>
+        <w:pStyle w:val="ZIKSMAINTEXT"/>
+        <w:rPr>
+          <w:sz w:val="15"/>
+          <w:szCs w:val="15"/>
+          <w:lang w:val="en-US"/>
+        </w:rPr>
+      </w:pPr>
+      <w:r>
+        <w:rPr>
+          <w:sz w:val="15"/>
+          <w:szCs w:val="15"/>
+          <w:lang w:val="en-US"/>
+        </w:rPr>
+        <w:t xml:space="preserve">        expect(result[1]</w:t>
+      </w:r>
+      <w:proofErr w:type="gramStart"/>
+      <w:r>
+        <w:rPr>
+          <w:sz w:val="15"/>
+          <w:szCs w:val="15"/>
+          <w:lang w:val="en-US"/>
+        </w:rPr>
+        <w:t>).</w:t>
+      </w:r>
+      <w:proofErr w:type="spellStart"/>
+      <w:r>
+        <w:rPr>
+          <w:sz w:val="15"/>
+          <w:szCs w:val="15"/>
+          <w:lang w:val="en-US"/>
+        </w:rPr>
+        <w:t>toBe</w:t>
+      </w:r>
+      <w:proofErr w:type="spellEnd"/>
+      <w:proofErr w:type="gramEnd"/>
+      <w:r>
+        <w:rPr>
+          <w:sz w:val="15"/>
+          <w:szCs w:val="15"/>
+          <w:lang w:val="en-US"/>
+        </w:rPr>
+        <w:t>(2);</w:t>
+      </w:r>
+    </w:p>
+    <w:p>
+      <w:pPr>
+        <w:pStyle w:val="ZIKSMAINTEXT"/>
+        <w:rPr>
+          <w:sz w:val="15"/>
+          <w:szCs w:val="15"/>
+          <w:lang w:val="en-US"/>
+        </w:rPr>
+      </w:pPr>
+      <w:r>
+        <w:rPr>
+          <w:sz w:val="15"/>
+          <w:szCs w:val="15"/>
+          <w:lang w:val="en-US"/>
+        </w:rPr>
+        <w:t xml:space="preserve">        expect(result[2]</w:t>
+      </w:r>
+      <w:proofErr w:type="gramStart"/>
+      <w:r>
+        <w:rPr>
+          <w:sz w:val="15"/>
+          <w:szCs w:val="15"/>
+          <w:lang w:val="en-US"/>
+        </w:rPr>
+        <w:t>).</w:t>
+      </w:r>
+      <w:proofErr w:type="spellStart"/>
+      <w:r>
+        <w:rPr>
+          <w:sz w:val="15"/>
+          <w:szCs w:val="15"/>
+          <w:lang w:val="en-US"/>
+        </w:rPr>
+        <w:t>toBe</w:t>
+      </w:r>
+      <w:proofErr w:type="spellEnd"/>
+      <w:proofErr w:type="gramEnd"/>
+      <w:r>
+        <w:rPr>
+          <w:sz w:val="15"/>
+          <w:szCs w:val="15"/>
+          <w:lang w:val="en-US"/>
+        </w:rPr>
+        <w:t>(3);</w:t>
+      </w:r>
+    </w:p>
+    <w:p>
+      <w:pPr>
+        <w:pStyle w:val="ZIKSMAINTEXT"/>
+        <w:rPr>
+          <w:sz w:val="15"/>
+          <w:szCs w:val="15"/>
+          <w:lang w:val="en-US"/>
+        </w:rPr>
+      </w:pPr>
+      <w:r>
+        <w:rPr>
+          <w:sz w:val="15"/>
+          <w:szCs w:val="15"/>
+          <w:lang w:val="en-US"/>
+        </w:rPr>
+        <w:t xml:space="preserve">    });</w:t>
+      </w:r>
+    </w:p>
+    <w:p>
+      <w:pPr>
+        <w:pStyle w:val="ZIKSMAINTEXT"/>
+        <w:rPr>
+          <w:sz w:val="15"/>
+          <w:szCs w:val="15"/>
+          <w:lang w:val="en-US"/>
+        </w:rPr>
+      </w:pPr>
+    </w:p>
+    <w:p>
+      <w:pPr>
+        <w:pStyle w:val="ZIKSMAINTEXT"/>
+        <w:rPr>
+          <w:sz w:val="15"/>
+          <w:szCs w:val="15"/>
+          <w:lang w:val="en-US"/>
+        </w:rPr>
+      </w:pPr>
+      <w:r>
+        <w:rPr>
+          <w:sz w:val="15"/>
+          <w:szCs w:val="15"/>
+          <w:lang w:val="en-US"/>
+        </w:rPr>
+        <w:lastRenderedPageBreak/>
+        <w:t xml:space="preserve">    </w:t>
+      </w:r>
+      <w:proofErr w:type="gramStart"/>
+      <w:r>
+        <w:rPr>
+          <w:sz w:val="15"/>
+          <w:szCs w:val="15"/>
+          <w:lang w:val="en-US"/>
+        </w:rPr>
+        <w:t>it(</w:t>
+      </w:r>
+      <w:proofErr w:type="gramEnd"/>
+      <w:r>
+        <w:rPr>
+          <w:sz w:val="15"/>
+          <w:szCs w:val="15"/>
+          <w:lang w:val="en-US"/>
+        </w:rPr>
+        <w:t>'should process subsequent batches with processor', async () =&gt; {</w:t>
+      </w:r>
+    </w:p>
+    <w:p>
+      <w:pPr>
+        <w:pStyle w:val="ZIKSMAINTEXT"/>
+        <w:rPr>
+          <w:sz w:val="15"/>
+          <w:szCs w:val="15"/>
+          <w:lang w:val="en-US"/>
+        </w:rPr>
+      </w:pPr>
+      <w:r>
+        <w:rPr>
+          <w:sz w:val="15"/>
+          <w:szCs w:val="15"/>
+          <w:lang w:val="en-US"/>
+        </w:rPr>
+        <w:t xml:space="preserve">        const processor = </w:t>
+      </w:r>
+      <w:proofErr w:type="spellStart"/>
+      <w:proofErr w:type="gramStart"/>
+      <w:r>
+        <w:rPr>
+          <w:sz w:val="15"/>
+          <w:szCs w:val="15"/>
+          <w:lang w:val="en-US"/>
+        </w:rPr>
+        <w:t>jest.fn</w:t>
+      </w:r>
+      <w:proofErr w:type="spellEnd"/>
+      <w:r>
+        <w:rPr>
+          <w:sz w:val="15"/>
+          <w:szCs w:val="15"/>
+          <w:lang w:val="en-US"/>
+        </w:rPr>
+        <w:t>&lt;(</w:t>
+      </w:r>
+      <w:proofErr w:type="gramEnd"/>
+      <w:r>
+        <w:rPr>
+          <w:sz w:val="15"/>
+          <w:szCs w:val="15"/>
+          <w:lang w:val="en-US"/>
+        </w:rPr>
+        <w:t xml:space="preserve">batch: </w:t>
+      </w:r>
+      <w:proofErr w:type="gramStart"/>
+      <w:r>
+        <w:rPr>
+          <w:sz w:val="15"/>
+          <w:szCs w:val="15"/>
+          <w:lang w:val="en-US"/>
+        </w:rPr>
+        <w:t>number[</w:t>
+      </w:r>
+      <w:proofErr w:type="gramEnd"/>
+      <w:r>
+        <w:rPr>
+          <w:sz w:val="15"/>
+          <w:szCs w:val="15"/>
+          <w:lang w:val="en-US"/>
+        </w:rPr>
+        <w:t>]) =&gt; Promise&lt;</w:t>
+      </w:r>
+      <w:proofErr w:type="gramStart"/>
+      <w:r>
+        <w:rPr>
+          <w:sz w:val="15"/>
+          <w:szCs w:val="15"/>
+          <w:lang w:val="en-US"/>
+        </w:rPr>
+        <w:t>number[</w:t>
+      </w:r>
+      <w:proofErr w:type="gramEnd"/>
+      <w:r>
+        <w:rPr>
+          <w:sz w:val="15"/>
+          <w:szCs w:val="15"/>
+          <w:lang w:val="en-US"/>
+        </w:rPr>
+        <w:t>]&gt;</w:t>
+      </w:r>
+      <w:proofErr w:type="gramStart"/>
+      <w:r>
+        <w:rPr>
+          <w:sz w:val="15"/>
+          <w:szCs w:val="15"/>
+          <w:lang w:val="en-US"/>
+        </w:rPr>
+        <w:t>&gt;(</w:t>
+      </w:r>
+      <w:proofErr w:type="gramEnd"/>
+      <w:r>
+        <w:rPr>
+          <w:sz w:val="15"/>
+          <w:szCs w:val="15"/>
+          <w:lang w:val="en-US"/>
+        </w:rPr>
+        <w:t>)</w:t>
+      </w:r>
+    </w:p>
+    <w:p>
+      <w:pPr>
+        <w:pStyle w:val="ZIKSMAINTEXT"/>
+        <w:rPr>
+          <w:sz w:val="15"/>
+          <w:szCs w:val="15"/>
+          <w:lang w:val="en-US"/>
+        </w:rPr>
+      </w:pPr>
+      <w:r>
+        <w:rPr>
+          <w:sz w:val="15"/>
+          <w:szCs w:val="15"/>
+          <w:lang w:val="en-US"/>
+        </w:rPr>
+        <w:t xml:space="preserve">            </w:t>
+      </w:r>
+      <w:proofErr w:type="gramStart"/>
+      <w:r>
+        <w:rPr>
+          <w:sz w:val="15"/>
+          <w:szCs w:val="15"/>
+          <w:lang w:val="en-US"/>
+        </w:rPr>
+        <w:t>.</w:t>
+      </w:r>
+      <w:proofErr w:type="spellStart"/>
+      <w:r>
+        <w:rPr>
+          <w:sz w:val="15"/>
+          <w:szCs w:val="15"/>
+          <w:lang w:val="en-US"/>
+        </w:rPr>
+        <w:t>mockResolvedValue</w:t>
+      </w:r>
+      <w:proofErr w:type="spellEnd"/>
+      <w:proofErr w:type="gramEnd"/>
+      <w:r>
+        <w:rPr>
+          <w:sz w:val="15"/>
+          <w:szCs w:val="15"/>
+          <w:lang w:val="en-US"/>
+        </w:rPr>
+        <w:t>([8, 10]);</w:t>
+      </w:r>
+    </w:p>
+    <w:p>
+      <w:pPr>
+        <w:pStyle w:val="ZIKSMAINTEXT"/>
+        <w:rPr>
+          <w:sz w:val="15"/>
+          <w:szCs w:val="15"/>
+          <w:lang w:val="en-US"/>
+        </w:rPr>
+      </w:pPr>
+    </w:p>
+    <w:p>
+      <w:pPr>
+        <w:pStyle w:val="ZIKSMAINTEXT"/>
+        <w:rPr>
+          <w:sz w:val="15"/>
+          <w:szCs w:val="15"/>
+          <w:lang w:val="en-US"/>
+        </w:rPr>
+      </w:pPr>
+      <w:r>
+        <w:rPr>
+          <w:sz w:val="15"/>
+          <w:szCs w:val="15"/>
+          <w:lang w:val="en-US"/>
+        </w:rPr>
+        <w:t xml:space="preserve">        const result = await </w:t>
+      </w:r>
+      <w:proofErr w:type="spellStart"/>
+      <w:proofErr w:type="gramStart"/>
+      <w:r>
+        <w:rPr>
+          <w:sz w:val="15"/>
+          <w:szCs w:val="15"/>
+          <w:lang w:val="en-US"/>
+        </w:rPr>
+        <w:t>processInBatches</w:t>
+      </w:r>
+      <w:proofErr w:type="spellEnd"/>
+      <w:r>
+        <w:rPr>
+          <w:sz w:val="15"/>
+          <w:szCs w:val="15"/>
+          <w:lang w:val="en-US"/>
+        </w:rPr>
+        <w:t>(</w:t>
+      </w:r>
+      <w:proofErr w:type="gramEnd"/>
+      <w:r>
+        <w:rPr>
+          <w:sz w:val="15"/>
+          <w:szCs w:val="15"/>
+          <w:lang w:val="en-US"/>
+        </w:rPr>
+        <w:t>[1, 2, 3, 4, 5], 3, processor);</w:t>
+      </w:r>
+    </w:p>
+    <w:p>
+      <w:pPr>
+        <w:pStyle w:val="ZIKSMAINTEXT"/>
+        <w:rPr>
+          <w:sz w:val="15"/>
+          <w:szCs w:val="15"/>
+          <w:lang w:val="en-US"/>
+        </w:rPr>
+      </w:pPr>
+    </w:p>
+    <w:p>
+      <w:pPr>
+        <w:pStyle w:val="ZIKSMAINTEXT"/>
+        <w:rPr>
+          <w:sz w:val="15"/>
+          <w:szCs w:val="15"/>
+          <w:lang w:val="en-US"/>
+        </w:rPr>
+      </w:pPr>
+      <w:r>
+        <w:rPr>
+          <w:sz w:val="15"/>
+          <w:szCs w:val="15"/>
+          <w:lang w:val="en-US"/>
+        </w:rPr>
+        <w:t xml:space="preserve">        expect(processor</w:t>
+      </w:r>
+      <w:proofErr w:type="gramStart"/>
+      <w:r>
+        <w:rPr>
+          <w:sz w:val="15"/>
+          <w:szCs w:val="15"/>
+          <w:lang w:val="en-US"/>
+        </w:rPr>
+        <w:t>).</w:t>
+      </w:r>
+      <w:proofErr w:type="spellStart"/>
+      <w:r>
+        <w:rPr>
+          <w:sz w:val="15"/>
+          <w:szCs w:val="15"/>
+          <w:lang w:val="en-US"/>
+        </w:rPr>
+        <w:t>toHaveBeenCalledTimes</w:t>
+      </w:r>
+      <w:proofErr w:type="spellEnd"/>
+      <w:proofErr w:type="gramEnd"/>
+      <w:r>
+        <w:rPr>
+          <w:sz w:val="15"/>
+          <w:szCs w:val="15"/>
+          <w:lang w:val="en-US"/>
+        </w:rPr>
+        <w:t>(1);</w:t>
+      </w:r>
+    </w:p>
+    <w:p>
+      <w:pPr>
+        <w:pStyle w:val="ZIKSMAINTEXT"/>
+        <w:rPr>
+          <w:sz w:val="15"/>
+          <w:szCs w:val="15"/>
+          <w:lang w:val="en-US"/>
+        </w:rPr>
+      </w:pPr>
+      <w:r>
+        <w:rPr>
+          <w:sz w:val="15"/>
+          <w:szCs w:val="15"/>
+          <w:lang w:val="en-US"/>
+        </w:rPr>
+        <w:t xml:space="preserve">        expect(result</w:t>
+      </w:r>
+      <w:proofErr w:type="gramStart"/>
+      <w:r>
+        <w:rPr>
+          <w:sz w:val="15"/>
+          <w:szCs w:val="15"/>
+          <w:lang w:val="en-US"/>
+        </w:rPr>
+        <w:t>).</w:t>
+      </w:r>
+      <w:proofErr w:type="spellStart"/>
+      <w:r>
+        <w:rPr>
+          <w:sz w:val="15"/>
+          <w:szCs w:val="15"/>
+          <w:lang w:val="en-US"/>
+        </w:rPr>
+        <w:t>toHaveLength</w:t>
+      </w:r>
+      <w:proofErr w:type="spellEnd"/>
+      <w:proofErr w:type="gramEnd"/>
+      <w:r>
+        <w:rPr>
+          <w:sz w:val="15"/>
+          <w:szCs w:val="15"/>
+          <w:lang w:val="en-US"/>
+        </w:rPr>
+        <w:t>(5);</w:t>
+      </w:r>
+    </w:p>
+    <w:p>
+      <w:pPr>
+        <w:pStyle w:val="ZIKSMAINTEXT"/>
+        <w:rPr>
+          <w:sz w:val="15"/>
+          <w:szCs w:val="15"/>
+          <w:lang w:val="en-US"/>
+        </w:rPr>
+      </w:pPr>
+      <w:r>
+        <w:rPr>
+          <w:sz w:val="15"/>
+          <w:szCs w:val="15"/>
+          <w:lang w:val="en-US"/>
+        </w:rPr>
+        <w:t xml:space="preserve">    });</w:t>
+      </w:r>
+    </w:p>
+    <w:p>
+      <w:pPr>
+        <w:pStyle w:val="ZIKSMAINTEXT"/>
+        <w:rPr>
+          <w:sz w:val="15"/>
+          <w:szCs w:val="15"/>
+          <w:lang w:val="en-US"/>
+        </w:rPr>
+      </w:pPr>
+    </w:p>
+    <w:p>
+      <w:pPr>
+        <w:pStyle w:val="ZIKSMAINTEXT"/>
+        <w:rPr>
+          <w:sz w:val="15"/>
+          <w:szCs w:val="15"/>
+          <w:lang w:val="en-US"/>
+        </w:rPr>
+      </w:pPr>
+      <w:r>
+        <w:rPr>
+          <w:sz w:val="15"/>
+          <w:szCs w:val="15"/>
+          <w:lang w:val="en-US"/>
+        </w:rPr>
+        <w:t xml:space="preserve">    </w:t>
+      </w:r>
+      <w:proofErr w:type="gramStart"/>
+      <w:r>
+        <w:rPr>
+          <w:sz w:val="15"/>
+          <w:szCs w:val="15"/>
+          <w:lang w:val="en-US"/>
+        </w:rPr>
+        <w:t>it(</w:t>
+      </w:r>
+      <w:proofErr w:type="gramEnd"/>
+      <w:r>
+        <w:rPr>
+          <w:sz w:val="15"/>
+          <w:szCs w:val="15"/>
+          <w:lang w:val="en-US"/>
+        </w:rPr>
+        <w:t>'should return correct total length', async () =&gt; {</w:t>
+      </w:r>
+    </w:p>
+    <w:p>
+      <w:pPr>
+        <w:pStyle w:val="ZIKSMAINTEXT"/>
+        <w:rPr>
+          <w:sz w:val="15"/>
+          <w:szCs w:val="15"/>
+          <w:lang w:val="en-US"/>
+        </w:rPr>
+      </w:pPr>
+      <w:r>
+        <w:rPr>
+          <w:sz w:val="15"/>
+          <w:szCs w:val="15"/>
+          <w:lang w:val="en-US"/>
+        </w:rPr>
+        <w:t xml:space="preserve">        const processor = </w:t>
+      </w:r>
+      <w:proofErr w:type="spellStart"/>
+      <w:proofErr w:type="gramStart"/>
+      <w:r>
+        <w:rPr>
+          <w:sz w:val="15"/>
+          <w:szCs w:val="15"/>
+          <w:lang w:val="en-US"/>
+        </w:rPr>
+        <w:t>jest.fn</w:t>
+      </w:r>
+      <w:proofErr w:type="spellEnd"/>
+      <w:r>
+        <w:rPr>
+          <w:sz w:val="15"/>
+          <w:szCs w:val="15"/>
+          <w:lang w:val="en-US"/>
+        </w:rPr>
+        <w:t>&lt;(</w:t>
+      </w:r>
+      <w:proofErr w:type="gramEnd"/>
+      <w:r>
+        <w:rPr>
+          <w:sz w:val="15"/>
+          <w:szCs w:val="15"/>
+          <w:lang w:val="en-US"/>
+        </w:rPr>
+        <w:t xml:space="preserve">batch: </w:t>
+      </w:r>
+      <w:proofErr w:type="gramStart"/>
+      <w:r>
+        <w:rPr>
+          <w:sz w:val="15"/>
+          <w:szCs w:val="15"/>
+          <w:lang w:val="en-US"/>
+        </w:rPr>
+        <w:t>string[</w:t>
+      </w:r>
+      <w:proofErr w:type="gramEnd"/>
+      <w:r>
+        <w:rPr>
+          <w:sz w:val="15"/>
+          <w:szCs w:val="15"/>
+          <w:lang w:val="en-US"/>
+        </w:rPr>
+        <w:t>]) =&gt; Promise&lt;</w:t>
+      </w:r>
+      <w:proofErr w:type="gramStart"/>
+      <w:r>
+        <w:rPr>
+          <w:sz w:val="15"/>
+          <w:szCs w:val="15"/>
+          <w:lang w:val="en-US"/>
+        </w:rPr>
+        <w:t>string[</w:t>
+      </w:r>
+      <w:proofErr w:type="gramEnd"/>
+      <w:r>
+        <w:rPr>
+          <w:sz w:val="15"/>
+          <w:szCs w:val="15"/>
+          <w:lang w:val="en-US"/>
+        </w:rPr>
+        <w:t>]&gt;</w:t>
+      </w:r>
+      <w:proofErr w:type="gramStart"/>
+      <w:r>
+        <w:rPr>
+          <w:sz w:val="15"/>
+          <w:szCs w:val="15"/>
+          <w:lang w:val="en-US"/>
+        </w:rPr>
+        <w:t>&gt;(</w:t>
+      </w:r>
+      <w:proofErr w:type="gramEnd"/>
+      <w:r>
+        <w:rPr>
+          <w:sz w:val="15"/>
+          <w:szCs w:val="15"/>
+          <w:lang w:val="en-US"/>
+        </w:rPr>
+        <w:t>)</w:t>
+      </w:r>
+    </w:p>
+    <w:p>
+      <w:pPr>
+        <w:pStyle w:val="ZIKSMAINTEXT"/>
+        <w:rPr>
+          <w:sz w:val="15"/>
+          <w:szCs w:val="15"/>
+          <w:lang w:val="en-US"/>
+        </w:rPr>
+      </w:pPr>
+      <w:r>
+        <w:rPr>
+          <w:sz w:val="15"/>
+          <w:szCs w:val="15"/>
+          <w:lang w:val="en-US"/>
+        </w:rPr>
+        <w:t xml:space="preserve">            </w:t>
+      </w:r>
+      <w:proofErr w:type="gramStart"/>
+      <w:r>
+        <w:rPr>
+          <w:sz w:val="15"/>
+          <w:szCs w:val="15"/>
+          <w:lang w:val="en-US"/>
+        </w:rPr>
+        <w:t>.</w:t>
+      </w:r>
+      <w:proofErr w:type="spellStart"/>
+      <w:r>
+        <w:rPr>
+          <w:sz w:val="15"/>
+          <w:szCs w:val="15"/>
+          <w:lang w:val="en-US"/>
+        </w:rPr>
+        <w:t>mockResolvedValue</w:t>
+      </w:r>
+      <w:proofErr w:type="spellEnd"/>
+      <w:proofErr w:type="gramEnd"/>
+      <w:r>
+        <w:rPr>
+          <w:sz w:val="15"/>
+          <w:szCs w:val="15"/>
+          <w:lang w:val="en-US"/>
+        </w:rPr>
+        <w:t>(['X', 'X', 'X']);</w:t>
+      </w:r>
+    </w:p>
+    <w:p>
+      <w:pPr>
+        <w:pStyle w:val="ZIKSMAINTEXT"/>
+        <w:rPr>
+          <w:sz w:val="15"/>
+          <w:szCs w:val="15"/>
+          <w:lang w:val="en-US"/>
+        </w:rPr>
+      </w:pPr>
+    </w:p>
+    <w:p>
+      <w:pPr>
+        <w:pStyle w:val="ZIKSMAINTEXT"/>
+        <w:rPr>
+          <w:sz w:val="15"/>
+          <w:szCs w:val="15"/>
+          <w:lang w:val="en-US"/>
+        </w:rPr>
+      </w:pPr>
+      <w:r>
+        <w:rPr>
+          <w:sz w:val="15"/>
+          <w:szCs w:val="15"/>
+          <w:lang w:val="en-US"/>
+        </w:rPr>
+        <w:t xml:space="preserve">        const result = await </w:t>
+      </w:r>
+      <w:proofErr w:type="spellStart"/>
+      <w:proofErr w:type="gramStart"/>
+      <w:r>
+        <w:rPr>
+          <w:sz w:val="15"/>
+          <w:szCs w:val="15"/>
+          <w:lang w:val="en-US"/>
+        </w:rPr>
+        <w:t>processInBatches</w:t>
+      </w:r>
+      <w:proofErr w:type="spellEnd"/>
+      <w:r>
+        <w:rPr>
+          <w:sz w:val="15"/>
+          <w:szCs w:val="15"/>
+          <w:lang w:val="en-US"/>
+        </w:rPr>
+        <w:t>(</w:t>
+      </w:r>
+      <w:proofErr w:type="gramEnd"/>
+    </w:p>
+    <w:p>
+      <w:pPr>
+        <w:pStyle w:val="ZIKSMAINTEXT"/>
+        <w:rPr>
+          <w:sz w:val="15"/>
+          <w:szCs w:val="15"/>
+          <w:lang w:val="en-US"/>
+        </w:rPr>
+      </w:pPr>
+      <w:r>
+        <w:rPr>
+          <w:sz w:val="15"/>
+          <w:szCs w:val="15"/>
+          <w:lang w:val="en-US"/>
+        </w:rPr>
+        <w:t xml:space="preserve">            ['a', 'b', 'c', 'd', 'e', 'f'],</w:t>
+      </w:r>
+    </w:p>
+    <w:p>
+      <w:pPr>
+        <w:pStyle w:val="ZIKSMAINTEXT"/>
+        <w:rPr>
+          <w:sz w:val="15"/>
+          <w:szCs w:val="15"/>
+          <w:lang w:val="en-US"/>
+        </w:rPr>
+      </w:pPr>
+      <w:r>
+        <w:rPr>
+          <w:sz w:val="15"/>
+          <w:szCs w:val="15"/>
+          <w:lang w:val="en-US"/>
+        </w:rPr>
+        <w:t xml:space="preserve">            3,</w:t>
+      </w:r>
+    </w:p>
+    <w:p>
+      <w:pPr>
+        <w:pStyle w:val="ZIKSMAINTEXT"/>
+        <w:rPr>
+          <w:sz w:val="15"/>
+          <w:szCs w:val="15"/>
+          <w:lang w:val="en-US"/>
+        </w:rPr>
+      </w:pPr>
+      <w:r>
+        <w:rPr>
+          <w:sz w:val="15"/>
+          <w:szCs w:val="15"/>
+          <w:lang w:val="en-US"/>
+        </w:rPr>
+        <w:t xml:space="preserve">            processor</w:t>
+      </w:r>
+    </w:p>
+    <w:p>
+      <w:pPr>
+        <w:pStyle w:val="ZIKSMAINTEXT"/>
+        <w:rPr>
+          <w:sz w:val="15"/>
+          <w:szCs w:val="15"/>
+          <w:lang w:val="en-US"/>
+        </w:rPr>
+      </w:pPr>
+      <w:r>
+        <w:rPr>
+          <w:sz w:val="15"/>
+          <w:szCs w:val="15"/>
+          <w:lang w:val="en-US"/>
+        </w:rPr>
+        <w:t xml:space="preserve">        );</w:t>
+      </w:r>
+    </w:p>
+    <w:p>
+      <w:pPr>
+        <w:pStyle w:val="ZIKSMAINTEXT"/>
+        <w:rPr>
+          <w:sz w:val="15"/>
+          <w:szCs w:val="15"/>
+          <w:lang w:val="en-US"/>
+        </w:rPr>
+      </w:pPr>
+    </w:p>
+    <w:p>
+      <w:pPr>
+        <w:pStyle w:val="ZIKSMAINTEXT"/>
+        <w:rPr>
+          <w:sz w:val="15"/>
+          <w:szCs w:val="15"/>
+          <w:lang w:val="en-US"/>
+        </w:rPr>
+      </w:pPr>
+      <w:r>
+        <w:rPr>
+          <w:sz w:val="15"/>
+          <w:szCs w:val="15"/>
+          <w:lang w:val="en-US"/>
+        </w:rPr>
+        <w:t xml:space="preserve">        expect(result</w:t>
+      </w:r>
+      <w:proofErr w:type="gramStart"/>
+      <w:r>
+        <w:rPr>
+          <w:sz w:val="15"/>
+          <w:szCs w:val="15"/>
+          <w:lang w:val="en-US"/>
+        </w:rPr>
+        <w:t>).</w:t>
+      </w:r>
+      <w:proofErr w:type="spellStart"/>
+      <w:r>
+        <w:rPr>
+          <w:sz w:val="15"/>
+          <w:szCs w:val="15"/>
+          <w:lang w:val="en-US"/>
+        </w:rPr>
+        <w:t>toHaveLength</w:t>
+      </w:r>
+      <w:proofErr w:type="spellEnd"/>
+      <w:proofErr w:type="gramEnd"/>
+      <w:r>
+        <w:rPr>
+          <w:sz w:val="15"/>
+          <w:szCs w:val="15"/>
+          <w:lang w:val="en-US"/>
+        </w:rPr>
+        <w:t>(6);</w:t>
+      </w:r>
+    </w:p>
+    <w:p>
+      <w:pPr>
+        <w:pStyle w:val="ZIKSMAINTEXT"/>
+        <w:rPr>
+          <w:sz w:val="15"/>
+          <w:szCs w:val="15"/>
+          <w:lang w:val="en-US"/>
+        </w:rPr>
+      </w:pPr>
+      <w:r>
+        <w:rPr>
+          <w:sz w:val="15"/>
+          <w:szCs w:val="15"/>
+          <w:lang w:val="en-US"/>
+        </w:rPr>
+        <w:t xml:space="preserve">    });</w:t>
+      </w:r>
+    </w:p>
+    <w:p>
+      <w:pPr>
+        <w:pStyle w:val="ZIKSMAINTEXT"/>
+        <w:ind w:firstLine="0"/>
+        <w:rPr>
+          <w:sz w:val="15"/>
+          <w:szCs w:val="15"/>
+          <w:lang w:val="en-US"/>
+        </w:rPr>
+      </w:pPr>
+      <w:r>
+        <w:rPr>
+          <w:sz w:val="15"/>
+          <w:szCs w:val="15"/>
+          <w:lang w:val="en-US"/>
+        </w:rPr>
+        <w:t>});</w:t>
+      </w:r>
+    </w:p>
+    <w:p>
+      <w:pPr>
+        <w:pStyle w:val="ZIKSMAINTEXT"/>
+        <w:ind w:firstLine="0"/>
+        <w:rPr>
+          <w:lang w:val="en-US"/>
+        </w:rPr>
+      </w:pPr>
+      <w:proofErr w:type="spellStart"/>
+      <w:r>
+        <w:rPr>
+          <w:b/>
+          <w:bCs/>
+          <w:lang w:val="en-US"/>
+        </w:rPr>
+        <w:t>Завдання</w:t>
+      </w:r>
+      <w:proofErr w:type="spellEnd"/>
+      <w:r>
+        <w:rPr>
+          <w:b/>
+          <w:bCs/>
+          <w:lang w:val="en-US"/>
+        </w:rPr>
+        <w:t xml:space="preserve"> 6:</w:t>
+      </w:r>
+      <w:r>
+        <w:rPr>
+          <w:lang w:val="en-US"/>
+        </w:rPr>
+        <w:t xml:space="preserve"> </w:t>
+      </w:r>
+      <w:proofErr w:type="spellStart"/>
+      <w:r>
+        <w:rPr>
+          <w:lang w:val="en-US"/>
+        </w:rPr>
+        <w:t>Тести</w:t>
+      </w:r>
+      <w:proofErr w:type="spellEnd"/>
+      <w:r>
+        <w:rPr>
+          <w:lang w:val="en-US"/>
+        </w:rPr>
+        <w:t xml:space="preserve"> </w:t>
+      </w:r>
+      <w:proofErr w:type="spellStart"/>
+      <w:r>
+        <w:rPr>
+          <w:lang w:val="en-US"/>
+        </w:rPr>
+        <w:t>для</w:t>
+      </w:r>
+      <w:proofErr w:type="spellEnd"/>
+      <w:r>
+        <w:rPr>
+          <w:lang w:val="en-US"/>
+        </w:rPr>
+        <w:t xml:space="preserve"> </w:t>
+      </w:r>
+      <w:proofErr w:type="spellStart"/>
+      <w:r>
+        <w:rPr>
+          <w:lang w:val="en-US"/>
+        </w:rPr>
+        <w:t>raceWithTimeout</w:t>
+      </w:r>
+      <w:proofErr w:type="spellEnd"/>
+    </w:p>
+    <w:p>
+      <w:pPr>
+        <w:pStyle w:val="ZIKSMAINTEXT"/>
+        <w:ind w:firstLine="0"/>
+        <w:rPr>
+          <w:lang w:val="en-US"/>
+        </w:rPr>
+      </w:pPr>
+      <w:proofErr w:type="spellStart"/>
+      <w:r>
+        <w:rPr>
+          <w:lang w:val="en-US"/>
+        </w:rPr>
+        <w:t>Написати</w:t>
+      </w:r>
+      <w:proofErr w:type="spellEnd"/>
+      <w:r>
+        <w:rPr>
+          <w:lang w:val="en-US"/>
+        </w:rPr>
+        <w:t xml:space="preserve"> </w:t>
+      </w:r>
+      <w:proofErr w:type="spellStart"/>
+      <w:r>
+        <w:rPr>
+          <w:lang w:val="en-US"/>
+        </w:rPr>
+        <w:t>тести</w:t>
+      </w:r>
+      <w:proofErr w:type="spellEnd"/>
+      <w:r>
+        <w:rPr>
+          <w:lang w:val="en-US"/>
+        </w:rPr>
+        <w:t xml:space="preserve"> </w:t>
+      </w:r>
+      <w:proofErr w:type="spellStart"/>
+      <w:r>
+        <w:rPr>
+          <w:lang w:val="en-US"/>
+        </w:rPr>
+        <w:t>для</w:t>
+      </w:r>
+      <w:proofErr w:type="spellEnd"/>
+      <w:r>
+        <w:rPr>
+          <w:lang w:val="en-US"/>
+        </w:rPr>
+        <w:t xml:space="preserve"> </w:t>
+      </w:r>
+      <w:proofErr w:type="spellStart"/>
+      <w:r>
+        <w:rPr>
+          <w:lang w:val="en-US"/>
+        </w:rPr>
+        <w:t>функції</w:t>
+      </w:r>
+      <w:proofErr w:type="spellEnd"/>
+      <w:r>
+        <w:rPr>
+          <w:lang w:val="en-US"/>
+        </w:rPr>
+        <w:t xml:space="preserve"> </w:t>
+      </w:r>
+      <w:proofErr w:type="spellStart"/>
+      <w:r>
+        <w:rPr>
+          <w:lang w:val="en-US"/>
+        </w:rPr>
+        <w:t>raceWithTimeout</w:t>
+      </w:r>
+      <w:proofErr w:type="spellEnd"/>
+      <w:r>
+        <w:rPr>
+          <w:lang w:val="en-US"/>
+        </w:rPr>
+        <w:t xml:space="preserve"> з </w:t>
+      </w:r>
+      <w:proofErr w:type="spellStart"/>
+      <w:r>
+        <w:rPr>
+          <w:lang w:val="en-US"/>
+        </w:rPr>
+        <w:t>Лабораторної</w:t>
+      </w:r>
+      <w:proofErr w:type="spellEnd"/>
+      <w:r>
+        <w:rPr>
+          <w:lang w:val="en-US"/>
+        </w:rPr>
+        <w:t xml:space="preserve"> </w:t>
+      </w:r>
+      <w:proofErr w:type="spellStart"/>
+      <w:r>
+        <w:rPr>
+          <w:lang w:val="en-US"/>
+        </w:rPr>
+        <w:t>роботи</w:t>
+      </w:r>
+      <w:proofErr w:type="spellEnd"/>
+      <w:r>
+        <w:rPr>
+          <w:lang w:val="en-US"/>
+        </w:rPr>
+        <w:t xml:space="preserve"> №1.</w:t>
+      </w:r>
+    </w:p>
+    <w:p>
+      <w:pPr>
+        <w:pStyle w:val="ZIKSMAINTEXT"/>
+        <w:ind w:firstLine="0"/>
+        <w:rPr>
+          <w:lang w:val="en-US"/>
+        </w:rPr>
+      </w:pPr>
+      <w:proofErr w:type="spellStart"/>
+      <w:r>
+        <w:rPr>
+          <w:lang w:val="en-US"/>
+        </w:rPr>
+        <w:t>Сигнатура</w:t>
+      </w:r>
+      <w:proofErr w:type="spellEnd"/>
+      <w:r>
+        <w:rPr>
+          <w:lang w:val="en-US"/>
+        </w:rPr>
+        <w:t>:</w:t>
+      </w:r>
+    </w:p>
+    <w:p>
+      <w:pPr>
+        <w:pStyle w:val="ZIKSMAINTEXT"/>
+        <w:rPr>
+          <w:lang w:val="en-US"/>
+        </w:rPr>
+      </w:pPr>
+      <w:proofErr w:type="spellStart"/>
+      <w:r>
+        <w:rPr>
+          <w:lang w:val="en-US"/>
+        </w:rPr>
+        <w:t>raceWithTimeout</w:t>
+      </w:r>
+      <w:proofErr w:type="spellEnd"/>
+      <w:r>
+        <w:rPr>
+          <w:lang w:val="en-US"/>
+        </w:rPr>
+        <w:t>&lt;T</w:t>
+      </w:r>
+      <w:proofErr w:type="gramStart"/>
+      <w:r>
+        <w:rPr>
+          <w:lang w:val="en-US"/>
+        </w:rPr>
+        <w:t>&gt;(</w:t>
+      </w:r>
+      <w:proofErr w:type="gramEnd"/>
+    </w:p>
+    <w:p>
+      <w:pPr>
+        <w:pStyle w:val="ZIKSMAINTEXT"/>
+        <w:rPr>
+          <w:lang w:val="en-US"/>
+        </w:rPr>
+      </w:pPr>
+      <w:r>
+        <w:rPr>
+          <w:lang w:val="en-US"/>
+        </w:rPr>
+        <w:t>promise: Promise&lt;T&gt;,</w:t>
+      </w:r>
+    </w:p>
+    <w:p>
+      <w:pPr>
+        <w:pStyle w:val="ZIKSMAINTEXT"/>
+        <w:rPr>
+          <w:lang w:val="en-US"/>
+        </w:rPr>
+      </w:pPr>
+      <w:proofErr w:type="spellStart"/>
+      <w:r>
+        <w:rPr>
+          <w:lang w:val="en-US"/>
+        </w:rPr>
+        <w:t>timeoutMs</w:t>
+      </w:r>
+      <w:proofErr w:type="spellEnd"/>
+      <w:r>
+        <w:rPr>
+          <w:lang w:val="en-US"/>
+        </w:rPr>
+        <w:t>: number</w:t>
+      </w:r>
+    </w:p>
+    <w:p>
+      <w:pPr>
+        <w:pStyle w:val="ZIKSMAINTEXT"/>
+        <w:rPr>
+          <w:lang w:val="en-US"/>
+        </w:rPr>
+      </w:pPr>
+      <w:r>
+        <w:rPr>
+          <w:lang w:val="en-US"/>
+        </w:rPr>
+        <w:t>): Promise&lt;T&gt;</w:t>
+      </w:r>
+    </w:p>
+    <w:p>
+      <w:pPr>
+        <w:pStyle w:val="ZIKSMAINTEXT"/>
+        <w:ind w:firstLine="0"/>
+        <w:rPr>
+          <w:lang w:val="en-US"/>
+        </w:rPr>
+      </w:pPr>
+      <w:proofErr w:type="spellStart"/>
+      <w:r>
+        <w:rPr>
+          <w:lang w:val="en-US"/>
+        </w:rPr>
+        <w:t>Вимоги</w:t>
+      </w:r>
+      <w:proofErr w:type="spellEnd"/>
+      <w:r>
+        <w:rPr>
+          <w:lang w:val="en-US"/>
+        </w:rPr>
+        <w:t>:</w:t>
+      </w:r>
+    </w:p>
+    <w:p>
+      <w:pPr>
+        <w:pStyle w:val="ZIKSMAINTEXT"/>
+        <w:numPr>
+          <w:ilvl w:val="0"/>
+          <w:numId w:val="27"/>
+        </w:numPr>
+        <w:rPr>
+          <w:lang w:val="en-US"/>
+        </w:rPr>
+      </w:pPr>
+      <w:proofErr w:type="spellStart"/>
+      <w:r>
+        <w:rPr>
+          <w:lang w:val="en-US"/>
+        </w:rPr>
+        <w:t>Мінімальна</w:t>
+      </w:r>
+      <w:proofErr w:type="spellEnd"/>
+      <w:r>
+        <w:rPr>
+          <w:lang w:val="en-US"/>
+        </w:rPr>
+        <w:t xml:space="preserve"> </w:t>
+      </w:r>
+      <w:proofErr w:type="spellStart"/>
+      <w:r>
+        <w:rPr>
+          <w:lang w:val="en-US"/>
+        </w:rPr>
+        <w:t>кількість</w:t>
+      </w:r>
+      <w:proofErr w:type="spellEnd"/>
+      <w:r>
+        <w:rPr>
+          <w:lang w:val="en-US"/>
+        </w:rPr>
+        <w:t xml:space="preserve"> </w:t>
+      </w:r>
+      <w:proofErr w:type="spellStart"/>
+      <w:r>
+        <w:rPr>
+          <w:lang w:val="en-US"/>
+        </w:rPr>
+        <w:t>тестів</w:t>
+      </w:r>
+      <w:proofErr w:type="spellEnd"/>
+      <w:r>
+        <w:rPr>
+          <w:lang w:val="en-US"/>
+        </w:rPr>
+        <w:t>: 2.</w:t>
+      </w:r>
+    </w:p>
+    <w:p>
+      <w:pPr>
+        <w:pStyle w:val="ZIKSMAINTEXT"/>
+        <w:ind w:firstLine="0"/>
+        <w:rPr>
+          <w:b/>
+          <w:bCs/>
+          <w:lang w:val="en-US"/>
+        </w:rPr>
+      </w:pPr>
+      <w:proofErr w:type="spellStart"/>
+      <w:r>
+        <w:rPr>
+          <w:b/>
+          <w:bCs/>
+          <w:lang w:val="en-US"/>
+        </w:rPr>
+        <w:t>Лістинг</w:t>
+      </w:r>
+      <w:proofErr w:type="spellEnd"/>
+      <w:r>
+        <w:rPr>
+          <w:b/>
+          <w:bCs/>
+          <w:lang w:val="en-US"/>
+        </w:rPr>
+        <w:t xml:space="preserve"> functions/</w:t>
+      </w:r>
+      <w:proofErr w:type="spellStart"/>
+      <w:r>
+        <w:rPr>
+          <w:b/>
+          <w:bCs/>
+          <w:lang w:val="en-US"/>
+        </w:rPr>
+        <w:t>raceWithTimeout.test.ts</w:t>
+      </w:r>
+      <w:proofErr w:type="spellEnd"/>
+      <w:r>
+        <w:rPr>
+          <w:b/>
+          <w:bCs/>
+          <w:lang w:val="en-US"/>
+        </w:rPr>
+        <w:t>:</w:t>
+      </w:r>
+    </w:p>
+    <w:p>
+      <w:pPr>
+        <w:pStyle w:val="ZIKSMAINTEXT"/>
+        <w:rPr>
+          <w:sz w:val="15"/>
+          <w:szCs w:val="15"/>
+          <w:lang w:val="en-US"/>
+        </w:rPr>
+      </w:pPr>
+      <w:r>
+        <w:rPr>
+          <w:sz w:val="15"/>
+          <w:szCs w:val="15"/>
+          <w:lang w:val="en-US"/>
+        </w:rPr>
+        <w:t xml:space="preserve">import </w:t>
+      </w:r>
+      <w:proofErr w:type="gramStart"/>
+      <w:r>
+        <w:rPr>
+          <w:sz w:val="15"/>
+          <w:szCs w:val="15"/>
+          <w:lang w:val="en-US"/>
+        </w:rPr>
+        <w:t>{ jest</w:t>
+      </w:r>
+      <w:proofErr w:type="gramEnd"/>
+      <w:r>
+        <w:rPr>
+          <w:sz w:val="15"/>
+          <w:szCs w:val="15"/>
+          <w:lang w:val="en-US"/>
+        </w:rPr>
+        <w:t xml:space="preserve">, describe, it, expect, </w:t>
+      </w:r>
+      <w:proofErr w:type="spellStart"/>
+      <w:proofErr w:type="gramStart"/>
+      <w:r>
+        <w:rPr>
+          <w:sz w:val="15"/>
+          <w:szCs w:val="15"/>
+          <w:lang w:val="en-US"/>
+        </w:rPr>
+        <w:t>beforeEach</w:t>
+      </w:r>
+      <w:proofErr w:type="spellEnd"/>
+      <w:r>
+        <w:rPr>
+          <w:sz w:val="15"/>
+          <w:szCs w:val="15"/>
+          <w:lang w:val="en-US"/>
+        </w:rPr>
+        <w:t xml:space="preserve"> }</w:t>
+      </w:r>
+      <w:proofErr w:type="gramEnd"/>
+      <w:r>
+        <w:rPr>
+          <w:sz w:val="15"/>
+          <w:szCs w:val="15"/>
+          <w:lang w:val="en-US"/>
+        </w:rPr>
+        <w:t xml:space="preserve"> from '@jest/</w:t>
+      </w:r>
+      <w:proofErr w:type="spellStart"/>
+      <w:r>
+        <w:rPr>
+          <w:sz w:val="15"/>
+          <w:szCs w:val="15"/>
+          <w:lang w:val="en-US"/>
+        </w:rPr>
+        <w:t>globals</w:t>
+      </w:r>
+      <w:proofErr w:type="spellEnd"/>
+      <w:r>
+        <w:rPr>
+          <w:sz w:val="15"/>
+          <w:szCs w:val="15"/>
+          <w:lang w:val="en-US"/>
+        </w:rPr>
+        <w:t>';</w:t>
+      </w:r>
+    </w:p>
+    <w:p>
+      <w:pPr>
+        <w:pStyle w:val="ZIKSMAINTEXT"/>
+        <w:rPr>
+          <w:sz w:val="15"/>
+          <w:szCs w:val="15"/>
+          <w:lang w:val="en-US"/>
+        </w:rPr>
+      </w:pPr>
+      <w:r>
+        <w:rPr>
+          <w:sz w:val="15"/>
+          <w:szCs w:val="15"/>
+          <w:lang w:val="en-US"/>
+        </w:rPr>
+        <w:t xml:space="preserve">import </w:t>
+      </w:r>
+      <w:proofErr w:type="gramStart"/>
+      <w:r>
+        <w:rPr>
+          <w:sz w:val="15"/>
+          <w:szCs w:val="15"/>
+          <w:lang w:val="en-US"/>
+        </w:rPr>
+        <w:t xml:space="preserve">{ </w:t>
+      </w:r>
+      <w:proofErr w:type="spellStart"/>
+      <w:r>
+        <w:rPr>
+          <w:sz w:val="15"/>
+          <w:szCs w:val="15"/>
+          <w:lang w:val="en-US"/>
+        </w:rPr>
+        <w:t>raceWithTimeout</w:t>
+      </w:r>
+      <w:proofErr w:type="spellEnd"/>
+      <w:proofErr w:type="gramEnd"/>
+      <w:r>
+        <w:rPr>
+          <w:sz w:val="15"/>
+          <w:szCs w:val="15"/>
+          <w:lang w:val="en-US"/>
+        </w:rPr>
+        <w:t xml:space="preserve"> } from './raceWithTimeout.js';</w:t>
+      </w:r>
+    </w:p>
+    <w:p>
+      <w:pPr>
+        <w:pStyle w:val="ZIKSMAINTEXT"/>
+        <w:rPr>
+          <w:sz w:val="15"/>
+          <w:szCs w:val="15"/>
+          <w:lang w:val="en-US"/>
+        </w:rPr>
+      </w:pPr>
+    </w:p>
+    <w:p>
+      <w:pPr>
+        <w:pStyle w:val="ZIKSMAINTEXT"/>
+        <w:rPr>
+          <w:sz w:val="15"/>
+          <w:szCs w:val="15"/>
+          <w:lang w:val="en-US"/>
+        </w:rPr>
+      </w:pPr>
+      <w:proofErr w:type="gramStart"/>
+      <w:r>
+        <w:rPr>
+          <w:sz w:val="15"/>
+          <w:szCs w:val="15"/>
+          <w:lang w:val="en-US"/>
+        </w:rPr>
+        <w:t>describe(</w:t>
+      </w:r>
+      <w:proofErr w:type="gramEnd"/>
+      <w:r>
+        <w:rPr>
+          <w:sz w:val="15"/>
+          <w:szCs w:val="15"/>
+          <w:lang w:val="en-US"/>
+        </w:rPr>
+        <w:t>'</w:t>
+      </w:r>
+      <w:proofErr w:type="spellStart"/>
+      <w:r>
+        <w:rPr>
+          <w:sz w:val="15"/>
+          <w:szCs w:val="15"/>
+          <w:lang w:val="en-US"/>
+        </w:rPr>
+        <w:t>raceWithTimeout</w:t>
+      </w:r>
+      <w:proofErr w:type="spellEnd"/>
+      <w:r>
+        <w:rPr>
+          <w:sz w:val="15"/>
+          <w:szCs w:val="15"/>
+          <w:lang w:val="en-US"/>
+        </w:rPr>
+        <w:t>', () =&gt; {</w:t>
+      </w:r>
+    </w:p>
+    <w:p>
+      <w:pPr>
+        <w:pStyle w:val="ZIKSMAINTEXT"/>
+        <w:rPr>
+          <w:sz w:val="15"/>
+          <w:szCs w:val="15"/>
+          <w:lang w:val="en-US"/>
+        </w:rPr>
+      </w:pPr>
+      <w:r>
+        <w:rPr>
+          <w:sz w:val="15"/>
+          <w:szCs w:val="15"/>
+          <w:lang w:val="en-US"/>
+        </w:rPr>
+        <w:t xml:space="preserve">    </w:t>
+      </w:r>
+      <w:proofErr w:type="spellStart"/>
+      <w:proofErr w:type="gramStart"/>
+      <w:r>
+        <w:rPr>
+          <w:sz w:val="15"/>
+          <w:szCs w:val="15"/>
+          <w:lang w:val="en-US"/>
+        </w:rPr>
+        <w:t>beforeEach</w:t>
+      </w:r>
+      <w:proofErr w:type="spellEnd"/>
+      <w:r>
+        <w:rPr>
+          <w:sz w:val="15"/>
+          <w:szCs w:val="15"/>
+          <w:lang w:val="en-US"/>
+        </w:rPr>
+        <w:t>(</w:t>
+      </w:r>
+      <w:proofErr w:type="gramEnd"/>
+      <w:r>
+        <w:rPr>
+          <w:sz w:val="15"/>
+          <w:szCs w:val="15"/>
+          <w:lang w:val="en-US"/>
+        </w:rPr>
+        <w:t>() =&gt; {</w:t>
+      </w:r>
+    </w:p>
+    <w:p>
+      <w:pPr>
+        <w:pStyle w:val="ZIKSMAINTEXT"/>
+        <w:rPr>
+          <w:sz w:val="15"/>
+          <w:szCs w:val="15"/>
+          <w:lang w:val="en-US"/>
+        </w:rPr>
+      </w:pPr>
+      <w:r>
+        <w:rPr>
+          <w:sz w:val="15"/>
+          <w:szCs w:val="15"/>
+          <w:lang w:val="en-US"/>
+        </w:rPr>
+        <w:t xml:space="preserve">        </w:t>
+      </w:r>
+      <w:proofErr w:type="spellStart"/>
+      <w:proofErr w:type="gramStart"/>
+      <w:r>
+        <w:rPr>
+          <w:sz w:val="15"/>
+          <w:szCs w:val="15"/>
+          <w:lang w:val="en-US"/>
+        </w:rPr>
+        <w:t>jest.clearAllMocks</w:t>
+      </w:r>
+      <w:proofErr w:type="spellEnd"/>
+      <w:proofErr w:type="gramEnd"/>
+      <w:r>
+        <w:rPr>
+          <w:sz w:val="15"/>
+          <w:szCs w:val="15"/>
+          <w:lang w:val="en-US"/>
+        </w:rPr>
+        <w:t>();</w:t>
+      </w:r>
+    </w:p>
+    <w:p>
+      <w:pPr>
+        <w:pStyle w:val="ZIKSMAINTEXT"/>
+        <w:rPr>
+          <w:sz w:val="15"/>
+          <w:szCs w:val="15"/>
+          <w:lang w:val="en-US"/>
+        </w:rPr>
+      </w:pPr>
+      <w:r>
+        <w:rPr>
+          <w:sz w:val="15"/>
+          <w:szCs w:val="15"/>
+          <w:lang w:val="en-US"/>
+        </w:rPr>
+        <w:t xml:space="preserve">        </w:t>
+      </w:r>
+      <w:proofErr w:type="spellStart"/>
+      <w:proofErr w:type="gramStart"/>
+      <w:r>
+        <w:rPr>
+          <w:sz w:val="15"/>
+          <w:szCs w:val="15"/>
+          <w:lang w:val="en-US"/>
+        </w:rPr>
+        <w:t>jest.useRealTimers</w:t>
+      </w:r>
+      <w:proofErr w:type="spellEnd"/>
+      <w:proofErr w:type="gramEnd"/>
+      <w:r>
+        <w:rPr>
+          <w:sz w:val="15"/>
+          <w:szCs w:val="15"/>
+          <w:lang w:val="en-US"/>
+        </w:rPr>
+        <w:t>();</w:t>
+      </w:r>
+    </w:p>
+    <w:p>
+      <w:pPr>
+        <w:pStyle w:val="ZIKSMAINTEXT"/>
+        <w:rPr>
+          <w:sz w:val="15"/>
+          <w:szCs w:val="15"/>
+          <w:lang w:val="en-US"/>
+        </w:rPr>
+      </w:pPr>
+      <w:r>
+        <w:rPr>
+          <w:sz w:val="15"/>
+          <w:szCs w:val="15"/>
+          <w:lang w:val="en-US"/>
+        </w:rPr>
+        <w:t xml:space="preserve">    });</w:t>
+      </w:r>
+    </w:p>
+    <w:p>
+      <w:pPr>
+        <w:pStyle w:val="ZIKSMAINTEXT"/>
+        <w:rPr>
+          <w:sz w:val="15"/>
+          <w:szCs w:val="15"/>
+          <w:lang w:val="en-US"/>
+        </w:rPr>
+      </w:pPr>
+    </w:p>
+    <w:p>
+      <w:pPr>
+        <w:pStyle w:val="ZIKSMAINTEXT"/>
+        <w:rPr>
+          <w:sz w:val="15"/>
+          <w:szCs w:val="15"/>
+          <w:lang w:val="en-US"/>
+        </w:rPr>
+      </w:pPr>
+      <w:r>
+        <w:rPr>
+          <w:sz w:val="15"/>
+          <w:szCs w:val="15"/>
+          <w:lang w:val="en-US"/>
+        </w:rPr>
+        <w:t xml:space="preserve">    </w:t>
+      </w:r>
+      <w:proofErr w:type="gramStart"/>
+      <w:r>
+        <w:rPr>
+          <w:sz w:val="15"/>
+          <w:szCs w:val="15"/>
+          <w:lang w:val="en-US"/>
+        </w:rPr>
+        <w:t>it(</w:t>
+      </w:r>
+      <w:proofErr w:type="gramEnd"/>
+      <w:r>
+        <w:rPr>
+          <w:sz w:val="15"/>
+          <w:szCs w:val="15"/>
+          <w:lang w:val="en-US"/>
+        </w:rPr>
+        <w:t>'should return result when promise resolves before timeout', async () =&gt; {</w:t>
+      </w:r>
+    </w:p>
+    <w:p>
+      <w:pPr>
+        <w:pStyle w:val="ZIKSMAINTEXT"/>
+        <w:rPr>
+          <w:sz w:val="15"/>
+          <w:szCs w:val="15"/>
+          <w:lang w:val="en-US"/>
+        </w:rPr>
+      </w:pPr>
+      <w:r>
+        <w:rPr>
+          <w:sz w:val="15"/>
+          <w:szCs w:val="15"/>
+          <w:lang w:val="en-US"/>
+        </w:rPr>
+        <w:t xml:space="preserve">        const promise = </w:t>
+      </w:r>
+      <w:proofErr w:type="spellStart"/>
+      <w:r>
+        <w:rPr>
+          <w:sz w:val="15"/>
+          <w:szCs w:val="15"/>
+          <w:lang w:val="en-US"/>
+        </w:rPr>
+        <w:t>Promise.resolve</w:t>
+      </w:r>
+      <w:proofErr w:type="spellEnd"/>
+      <w:r>
+        <w:rPr>
+          <w:sz w:val="15"/>
+          <w:szCs w:val="15"/>
+          <w:lang w:val="en-US"/>
+        </w:rPr>
+        <w:t>('success');</w:t>
+      </w:r>
+    </w:p>
+    <w:p>
+      <w:pPr>
+        <w:pStyle w:val="ZIKSMAINTEXT"/>
+        <w:rPr>
+          <w:sz w:val="15"/>
+          <w:szCs w:val="15"/>
+          <w:lang w:val="en-US"/>
+        </w:rPr>
+      </w:pPr>
+    </w:p>
+    <w:p>
+      <w:pPr>
+        <w:pStyle w:val="ZIKSMAINTEXT"/>
+        <w:rPr>
+          <w:sz w:val="15"/>
+          <w:szCs w:val="15"/>
+          <w:lang w:val="en-US"/>
+        </w:rPr>
+      </w:pPr>
+      <w:r>
+        <w:rPr>
+          <w:sz w:val="15"/>
+          <w:szCs w:val="15"/>
+          <w:lang w:val="en-US"/>
+        </w:rPr>
+        <w:t xml:space="preserve">        const result = await </w:t>
+      </w:r>
+      <w:proofErr w:type="spellStart"/>
+      <w:r>
+        <w:rPr>
+          <w:sz w:val="15"/>
+          <w:szCs w:val="15"/>
+          <w:lang w:val="en-US"/>
+        </w:rPr>
+        <w:t>raceWithTimeout</w:t>
+      </w:r>
+      <w:proofErr w:type="spellEnd"/>
+      <w:r>
+        <w:rPr>
+          <w:sz w:val="15"/>
+          <w:szCs w:val="15"/>
+          <w:lang w:val="en-US"/>
+        </w:rPr>
+        <w:t>&lt;string</w:t>
+      </w:r>
+      <w:proofErr w:type="gramStart"/>
+      <w:r>
+        <w:rPr>
+          <w:sz w:val="15"/>
+          <w:szCs w:val="15"/>
+          <w:lang w:val="en-US"/>
+        </w:rPr>
+        <w:t>&gt;(</w:t>
+      </w:r>
+      <w:proofErr w:type="gramEnd"/>
+      <w:r>
+        <w:rPr>
+          <w:sz w:val="15"/>
+          <w:szCs w:val="15"/>
+          <w:lang w:val="en-US"/>
+        </w:rPr>
+        <w:t>promise, 1000);</w:t>
+      </w:r>
+    </w:p>
+    <w:p>
+      <w:pPr>
+        <w:pStyle w:val="ZIKSMAINTEXT"/>
+        <w:rPr>
+          <w:sz w:val="15"/>
+          <w:szCs w:val="15"/>
+          <w:lang w:val="en-US"/>
+        </w:rPr>
+      </w:pPr>
+    </w:p>
+    <w:p>
+      <w:pPr>
+        <w:pStyle w:val="ZIKSMAINTEXT"/>
+        <w:rPr>
+          <w:sz w:val="15"/>
+          <w:szCs w:val="15"/>
+          <w:lang w:val="en-US"/>
+        </w:rPr>
+      </w:pPr>
+      <w:r>
+        <w:rPr>
+          <w:sz w:val="15"/>
+          <w:szCs w:val="15"/>
+          <w:lang w:val="en-US"/>
+        </w:rPr>
+        <w:lastRenderedPageBreak/>
+        <w:t xml:space="preserve">        expect(result</w:t>
+      </w:r>
+      <w:proofErr w:type="gramStart"/>
+      <w:r>
+        <w:rPr>
+          <w:sz w:val="15"/>
+          <w:szCs w:val="15"/>
+          <w:lang w:val="en-US"/>
+        </w:rPr>
+        <w:t>).</w:t>
+      </w:r>
+      <w:proofErr w:type="spellStart"/>
+      <w:r>
+        <w:rPr>
+          <w:sz w:val="15"/>
+          <w:szCs w:val="15"/>
+          <w:lang w:val="en-US"/>
+        </w:rPr>
+        <w:t>toBe</w:t>
+      </w:r>
+      <w:proofErr w:type="spellEnd"/>
+      <w:proofErr w:type="gramEnd"/>
+      <w:r>
+        <w:rPr>
+          <w:sz w:val="15"/>
+          <w:szCs w:val="15"/>
+          <w:lang w:val="en-US"/>
+        </w:rPr>
+        <w:t>('success');</w:t>
+      </w:r>
+    </w:p>
+    <w:p>
+      <w:pPr>
+        <w:pStyle w:val="ZIKSMAINTEXT"/>
+        <w:rPr>
+          <w:sz w:val="15"/>
+          <w:szCs w:val="15"/>
+          <w:lang w:val="en-US"/>
+        </w:rPr>
+      </w:pPr>
+      <w:r>
+        <w:rPr>
+          <w:sz w:val="15"/>
+          <w:szCs w:val="15"/>
+          <w:lang w:val="en-US"/>
+        </w:rPr>
+        <w:t xml:space="preserve">    });</w:t>
+      </w:r>
+    </w:p>
+    <w:p>
+      <w:pPr>
+        <w:pStyle w:val="ZIKSMAINTEXT"/>
+        <w:rPr>
+          <w:sz w:val="15"/>
+          <w:szCs w:val="15"/>
+          <w:lang w:val="en-US"/>
+        </w:rPr>
+      </w:pPr>
+    </w:p>
+    <w:p>
+      <w:pPr>
+        <w:pStyle w:val="ZIKSMAINTEXT"/>
+        <w:rPr>
+          <w:sz w:val="15"/>
+          <w:szCs w:val="15"/>
+          <w:lang w:val="en-US"/>
+        </w:rPr>
+      </w:pPr>
+      <w:r>
+        <w:rPr>
+          <w:sz w:val="15"/>
+          <w:szCs w:val="15"/>
+          <w:lang w:val="en-US"/>
+        </w:rPr>
+        <w:t xml:space="preserve">    </w:t>
+      </w:r>
+      <w:proofErr w:type="gramStart"/>
+      <w:r>
+        <w:rPr>
+          <w:sz w:val="15"/>
+          <w:szCs w:val="15"/>
+          <w:lang w:val="en-US"/>
+        </w:rPr>
+        <w:t>it(</w:t>
+      </w:r>
+      <w:proofErr w:type="gramEnd"/>
+      <w:r>
+        <w:rPr>
+          <w:sz w:val="15"/>
+          <w:szCs w:val="15"/>
+          <w:lang w:val="en-US"/>
+        </w:rPr>
+        <w:t xml:space="preserve">'should throw </w:t>
+      </w:r>
+      <w:proofErr w:type="spellStart"/>
+      <w:r>
+        <w:rPr>
+          <w:sz w:val="15"/>
+          <w:szCs w:val="15"/>
+          <w:lang w:val="en-US"/>
+        </w:rPr>
+        <w:t>TimeoutError</w:t>
+      </w:r>
+      <w:proofErr w:type="spellEnd"/>
+      <w:r>
+        <w:rPr>
+          <w:sz w:val="15"/>
+          <w:szCs w:val="15"/>
+          <w:lang w:val="en-US"/>
+        </w:rPr>
+        <w:t xml:space="preserve"> when promise takes too long', async () =&gt; {</w:t>
+      </w:r>
+    </w:p>
+    <w:p>
+      <w:pPr>
+        <w:pStyle w:val="ZIKSMAINTEXT"/>
+        <w:rPr>
+          <w:sz w:val="15"/>
+          <w:szCs w:val="15"/>
+          <w:lang w:val="en-US"/>
+        </w:rPr>
+      </w:pPr>
+      <w:r>
+        <w:rPr>
+          <w:sz w:val="15"/>
+          <w:szCs w:val="15"/>
+          <w:lang w:val="en-US"/>
+        </w:rPr>
+        <w:t xml:space="preserve">        const promise = new Promise&lt;string</w:t>
+      </w:r>
+      <w:proofErr w:type="gramStart"/>
+      <w:r>
+        <w:rPr>
+          <w:sz w:val="15"/>
+          <w:szCs w:val="15"/>
+          <w:lang w:val="en-US"/>
+        </w:rPr>
+        <w:t>&gt;(</w:t>
+      </w:r>
+      <w:proofErr w:type="gramEnd"/>
+      <w:r>
+        <w:rPr>
+          <w:sz w:val="15"/>
+          <w:szCs w:val="15"/>
+          <w:lang w:val="en-US"/>
+        </w:rPr>
+        <w:t>resolve =&gt;</w:t>
+      </w:r>
+    </w:p>
+    <w:p>
+      <w:pPr>
+        <w:pStyle w:val="ZIKSMAINTEXT"/>
+        <w:rPr>
+          <w:sz w:val="15"/>
+          <w:szCs w:val="15"/>
+          <w:lang w:val="en-US"/>
+        </w:rPr>
+      </w:pPr>
+      <w:r>
+        <w:rPr>
+          <w:sz w:val="15"/>
+          <w:szCs w:val="15"/>
+          <w:lang w:val="en-US"/>
+        </w:rPr>
+        <w:t xml:space="preserve">            </w:t>
+      </w:r>
+      <w:proofErr w:type="spellStart"/>
+      <w:proofErr w:type="gramStart"/>
+      <w:r>
+        <w:rPr>
+          <w:sz w:val="15"/>
+          <w:szCs w:val="15"/>
+          <w:lang w:val="en-US"/>
+        </w:rPr>
+        <w:t>setTimeout</w:t>
+      </w:r>
+      <w:proofErr w:type="spellEnd"/>
+      <w:r>
+        <w:rPr>
+          <w:sz w:val="15"/>
+          <w:szCs w:val="15"/>
+          <w:lang w:val="en-US"/>
+        </w:rPr>
+        <w:t>(</w:t>
+      </w:r>
+      <w:proofErr w:type="gramEnd"/>
+      <w:r>
+        <w:rPr>
+          <w:sz w:val="15"/>
+          <w:szCs w:val="15"/>
+          <w:lang w:val="en-US"/>
+        </w:rPr>
+        <w:t>() =&gt; resolve('late'), 500)</w:t>
+      </w:r>
+    </w:p>
+    <w:p>
+      <w:pPr>
+        <w:pStyle w:val="ZIKSMAINTEXT"/>
+        <w:rPr>
+          <w:sz w:val="15"/>
+          <w:szCs w:val="15"/>
+          <w:lang w:val="en-US"/>
+        </w:rPr>
+      </w:pPr>
+      <w:r>
+        <w:rPr>
+          <w:sz w:val="15"/>
+          <w:szCs w:val="15"/>
+          <w:lang w:val="en-US"/>
+        </w:rPr>
+        <w:t xml:space="preserve">        );</w:t>
+      </w:r>
+    </w:p>
+    <w:p>
+      <w:pPr>
+        <w:pStyle w:val="ZIKSMAINTEXT"/>
+        <w:rPr>
+          <w:sz w:val="15"/>
+          <w:szCs w:val="15"/>
+          <w:lang w:val="en-US"/>
+        </w:rPr>
+      </w:pPr>
+    </w:p>
+    <w:p>
+      <w:pPr>
+        <w:pStyle w:val="ZIKSMAINTEXT"/>
+        <w:rPr>
+          <w:sz w:val="15"/>
+          <w:szCs w:val="15"/>
+          <w:lang w:val="en-US"/>
+        </w:rPr>
+      </w:pPr>
+      <w:r>
+        <w:rPr>
+          <w:sz w:val="15"/>
+          <w:szCs w:val="15"/>
+          <w:lang w:val="en-US"/>
+        </w:rPr>
+        <w:t xml:space="preserve">        await expect(</w:t>
+      </w:r>
+      <w:proofErr w:type="spellStart"/>
+      <w:r>
+        <w:rPr>
+          <w:sz w:val="15"/>
+          <w:szCs w:val="15"/>
+          <w:lang w:val="en-US"/>
+        </w:rPr>
+        <w:t>raceWithTimeout</w:t>
+      </w:r>
+      <w:proofErr w:type="spellEnd"/>
+      <w:r>
+        <w:rPr>
+          <w:sz w:val="15"/>
+          <w:szCs w:val="15"/>
+          <w:lang w:val="en-US"/>
+        </w:rPr>
+        <w:t>&lt;string</w:t>
+      </w:r>
+      <w:proofErr w:type="gramStart"/>
+      <w:r>
+        <w:rPr>
+          <w:sz w:val="15"/>
+          <w:szCs w:val="15"/>
+          <w:lang w:val="en-US"/>
+        </w:rPr>
+        <w:t>&gt;(</w:t>
+      </w:r>
+      <w:proofErr w:type="gramEnd"/>
+      <w:r>
+        <w:rPr>
+          <w:sz w:val="15"/>
+          <w:szCs w:val="15"/>
+          <w:lang w:val="en-US"/>
+        </w:rPr>
+        <w:t>promise, 50))</w:t>
+      </w:r>
+    </w:p>
+    <w:p>
+      <w:pPr>
+        <w:pStyle w:val="ZIKSMAINTEXT"/>
+        <w:rPr>
+          <w:sz w:val="15"/>
+          <w:szCs w:val="15"/>
+          <w:lang w:val="en-US"/>
+        </w:rPr>
+      </w:pPr>
+      <w:r>
+        <w:rPr>
+          <w:sz w:val="15"/>
+          <w:szCs w:val="15"/>
+          <w:lang w:val="en-US"/>
+        </w:rPr>
+        <w:t xml:space="preserve">            </w:t>
+      </w:r>
+      <w:proofErr w:type="gramStart"/>
+      <w:r>
+        <w:rPr>
+          <w:sz w:val="15"/>
+          <w:szCs w:val="15"/>
+          <w:lang w:val="en-US"/>
+        </w:rPr>
+        <w:t>.</w:t>
+      </w:r>
+      <w:proofErr w:type="spellStart"/>
+      <w:r>
+        <w:rPr>
+          <w:sz w:val="15"/>
+          <w:szCs w:val="15"/>
+          <w:lang w:val="en-US"/>
+        </w:rPr>
+        <w:t>rejects</w:t>
+      </w:r>
+      <w:proofErr w:type="gramEnd"/>
+      <w:r>
+        <w:rPr>
+          <w:sz w:val="15"/>
+          <w:szCs w:val="15"/>
+          <w:lang w:val="en-US"/>
+        </w:rPr>
+        <w:t>.</w:t>
+      </w:r>
+      <w:proofErr w:type="gramStart"/>
+      <w:r>
+        <w:rPr>
+          <w:sz w:val="15"/>
+          <w:szCs w:val="15"/>
+          <w:lang w:val="en-US"/>
+        </w:rPr>
+        <w:t>toThrow</w:t>
+      </w:r>
+      <w:proofErr w:type="spellEnd"/>
+      <w:r>
+        <w:rPr>
+          <w:sz w:val="15"/>
+          <w:szCs w:val="15"/>
+          <w:lang w:val="en-US"/>
+        </w:rPr>
+        <w:t>(</w:t>
+      </w:r>
+      <w:proofErr w:type="gramEnd"/>
+      <w:r>
+        <w:rPr>
+          <w:sz w:val="15"/>
+          <w:szCs w:val="15"/>
+          <w:lang w:val="en-US"/>
+        </w:rPr>
+        <w:t>'Operation timed out after 50ms');</w:t>
+      </w:r>
+    </w:p>
+    <w:p>
+      <w:pPr>
+        <w:pStyle w:val="ZIKSMAINTEXT"/>
+        <w:rPr>
+          <w:sz w:val="15"/>
+          <w:szCs w:val="15"/>
+          <w:lang w:val="en-US"/>
+        </w:rPr>
+      </w:pPr>
+      <w:r>
+        <w:rPr>
+          <w:sz w:val="15"/>
+          <w:szCs w:val="15"/>
+          <w:lang w:val="en-US"/>
+        </w:rPr>
+        <w:t xml:space="preserve">    });</w:t>
+      </w:r>
+    </w:p>
+    <w:p>
+      <w:pPr>
+        <w:pStyle w:val="ZIKSMAINTEXT"/>
+        <w:rPr>
+          <w:sz w:val="15"/>
+          <w:szCs w:val="15"/>
+          <w:lang w:val="en-US"/>
+        </w:rPr>
+      </w:pPr>
+    </w:p>
+    <w:p>
+      <w:pPr>
+        <w:pStyle w:val="ZIKSMAINTEXT"/>
+        <w:rPr>
+          <w:sz w:val="15"/>
+          <w:szCs w:val="15"/>
+          <w:lang w:val="en-US"/>
+        </w:rPr>
+      </w:pPr>
+      <w:r>
+        <w:rPr>
+          <w:sz w:val="15"/>
+          <w:szCs w:val="15"/>
+          <w:lang w:val="en-US"/>
+        </w:rPr>
+        <w:t xml:space="preserve">    </w:t>
+      </w:r>
+      <w:proofErr w:type="gramStart"/>
+      <w:r>
+        <w:rPr>
+          <w:sz w:val="15"/>
+          <w:szCs w:val="15"/>
+          <w:lang w:val="en-US"/>
+        </w:rPr>
+        <w:t>it(</w:t>
+      </w:r>
+      <w:proofErr w:type="gramEnd"/>
+      <w:r>
+        <w:rPr>
+          <w:sz w:val="15"/>
+          <w:szCs w:val="15"/>
+          <w:lang w:val="en-US"/>
+        </w:rPr>
+        <w:t xml:space="preserve">'should include </w:t>
+      </w:r>
+      <w:proofErr w:type="spellStart"/>
+      <w:r>
+        <w:rPr>
+          <w:sz w:val="15"/>
+          <w:szCs w:val="15"/>
+          <w:lang w:val="en-US"/>
+        </w:rPr>
+        <w:t>timeoutMs</w:t>
+      </w:r>
+      <w:proofErr w:type="spellEnd"/>
+      <w:r>
+        <w:rPr>
+          <w:sz w:val="15"/>
+          <w:szCs w:val="15"/>
+          <w:lang w:val="en-US"/>
+        </w:rPr>
+        <w:t xml:space="preserve"> in error', async () =&gt; {</w:t>
+      </w:r>
+    </w:p>
+    <w:p>
+      <w:pPr>
+        <w:pStyle w:val="ZIKSMAINTEXT"/>
+        <w:rPr>
+          <w:sz w:val="15"/>
+          <w:szCs w:val="15"/>
+          <w:lang w:val="en-US"/>
+        </w:rPr>
+      </w:pPr>
+      <w:r>
+        <w:rPr>
+          <w:sz w:val="15"/>
+          <w:szCs w:val="15"/>
+          <w:lang w:val="en-US"/>
+        </w:rPr>
+        <w:t xml:space="preserve">        const promise = new Promise&lt;string</w:t>
+      </w:r>
+      <w:proofErr w:type="gramStart"/>
+      <w:r>
+        <w:rPr>
+          <w:sz w:val="15"/>
+          <w:szCs w:val="15"/>
+          <w:lang w:val="en-US"/>
+        </w:rPr>
+        <w:t>&gt;(</w:t>
+      </w:r>
+      <w:proofErr w:type="gramEnd"/>
+      <w:r>
+        <w:rPr>
+          <w:sz w:val="15"/>
+          <w:szCs w:val="15"/>
+          <w:lang w:val="en-US"/>
+        </w:rPr>
+        <w:t>resolve =&gt;</w:t>
+      </w:r>
+    </w:p>
+    <w:p>
+      <w:pPr>
+        <w:pStyle w:val="ZIKSMAINTEXT"/>
+        <w:rPr>
+          <w:sz w:val="15"/>
+          <w:szCs w:val="15"/>
+          <w:lang w:val="en-US"/>
+        </w:rPr>
+      </w:pPr>
+      <w:r>
+        <w:rPr>
+          <w:sz w:val="15"/>
+          <w:szCs w:val="15"/>
+          <w:lang w:val="en-US"/>
+        </w:rPr>
+        <w:t xml:space="preserve">            </w:t>
+      </w:r>
+      <w:proofErr w:type="spellStart"/>
+      <w:proofErr w:type="gramStart"/>
+      <w:r>
+        <w:rPr>
+          <w:sz w:val="15"/>
+          <w:szCs w:val="15"/>
+          <w:lang w:val="en-US"/>
+        </w:rPr>
+        <w:t>setTimeout</w:t>
+      </w:r>
+      <w:proofErr w:type="spellEnd"/>
+      <w:r>
+        <w:rPr>
+          <w:sz w:val="15"/>
+          <w:szCs w:val="15"/>
+          <w:lang w:val="en-US"/>
+        </w:rPr>
+        <w:t>(</w:t>
+      </w:r>
+      <w:proofErr w:type="gramEnd"/>
+      <w:r>
+        <w:rPr>
+          <w:sz w:val="15"/>
+          <w:szCs w:val="15"/>
+          <w:lang w:val="en-US"/>
+        </w:rPr>
+        <w:t>() =&gt; resolve('late'), 500)</w:t>
+      </w:r>
+    </w:p>
+    <w:p>
+      <w:pPr>
+        <w:pStyle w:val="ZIKSMAINTEXT"/>
+        <w:rPr>
+          <w:sz w:val="15"/>
+          <w:szCs w:val="15"/>
+          <w:lang w:val="en-US"/>
+        </w:rPr>
+      </w:pPr>
+      <w:r>
+        <w:rPr>
+          <w:sz w:val="15"/>
+          <w:szCs w:val="15"/>
+          <w:lang w:val="en-US"/>
+        </w:rPr>
+        <w:t xml:space="preserve">        );</w:t>
+      </w:r>
+    </w:p>
+    <w:p>
+      <w:pPr>
+        <w:pStyle w:val="ZIKSMAINTEXT"/>
+        <w:rPr>
+          <w:sz w:val="15"/>
+          <w:szCs w:val="15"/>
+          <w:lang w:val="en-US"/>
+        </w:rPr>
+      </w:pPr>
+    </w:p>
+    <w:p>
+      <w:pPr>
+        <w:pStyle w:val="ZIKSMAINTEXT"/>
+        <w:rPr>
+          <w:sz w:val="15"/>
+          <w:szCs w:val="15"/>
+          <w:lang w:val="en-US"/>
+        </w:rPr>
+      </w:pPr>
+      <w:r>
+        <w:rPr>
+          <w:sz w:val="15"/>
+          <w:szCs w:val="15"/>
+          <w:lang w:val="en-US"/>
+        </w:rPr>
+        <w:t xml:space="preserve">        try {</w:t>
+      </w:r>
+    </w:p>
+    <w:p>
+      <w:pPr>
+        <w:pStyle w:val="ZIKSMAINTEXT"/>
+        <w:rPr>
+          <w:sz w:val="15"/>
+          <w:szCs w:val="15"/>
+          <w:lang w:val="en-US"/>
+        </w:rPr>
+      </w:pPr>
+      <w:r>
+        <w:rPr>
+          <w:sz w:val="15"/>
+          <w:szCs w:val="15"/>
+          <w:lang w:val="en-US"/>
+        </w:rPr>
+        <w:t xml:space="preserve">            await </w:t>
+      </w:r>
+      <w:proofErr w:type="spellStart"/>
+      <w:r>
+        <w:rPr>
+          <w:sz w:val="15"/>
+          <w:szCs w:val="15"/>
+          <w:lang w:val="en-US"/>
+        </w:rPr>
+        <w:t>raceWithTimeout</w:t>
+      </w:r>
+      <w:proofErr w:type="spellEnd"/>
+      <w:r>
+        <w:rPr>
+          <w:sz w:val="15"/>
+          <w:szCs w:val="15"/>
+          <w:lang w:val="en-US"/>
+        </w:rPr>
+        <w:t>&lt;string</w:t>
+      </w:r>
+      <w:proofErr w:type="gramStart"/>
+      <w:r>
+        <w:rPr>
+          <w:sz w:val="15"/>
+          <w:szCs w:val="15"/>
+          <w:lang w:val="en-US"/>
+        </w:rPr>
+        <w:t>&gt;(</w:t>
+      </w:r>
+      <w:proofErr w:type="gramEnd"/>
+      <w:r>
+        <w:rPr>
+          <w:sz w:val="15"/>
+          <w:szCs w:val="15"/>
+          <w:lang w:val="en-US"/>
+        </w:rPr>
+        <w:t>promise, 50);</w:t>
+      </w:r>
+    </w:p>
+    <w:p>
+      <w:pPr>
+        <w:pStyle w:val="ZIKSMAINTEXT"/>
+        <w:rPr>
+          <w:sz w:val="15"/>
+          <w:szCs w:val="15"/>
+          <w:lang w:val="en-US"/>
+        </w:rPr>
+      </w:pPr>
+      <w:r>
+        <w:rPr>
+          <w:sz w:val="15"/>
+          <w:szCs w:val="15"/>
+          <w:lang w:val="en-US"/>
+        </w:rPr>
+        <w:t xml:space="preserve">        } catch (error) {</w:t>
+      </w:r>
+    </w:p>
+    <w:p>
+      <w:pPr>
+        <w:pStyle w:val="ZIKSMAINTEXT"/>
+        <w:rPr>
+          <w:sz w:val="15"/>
+          <w:szCs w:val="15"/>
+          <w:lang w:val="en-US"/>
+        </w:rPr>
+      </w:pPr>
+      <w:r>
+        <w:rPr>
+          <w:sz w:val="15"/>
+          <w:szCs w:val="15"/>
+          <w:lang w:val="en-US"/>
+        </w:rPr>
+        <w:t xml:space="preserve">            </w:t>
+      </w:r>
+      <w:proofErr w:type="gramStart"/>
+      <w:r>
+        <w:rPr>
+          <w:sz w:val="15"/>
+          <w:szCs w:val="15"/>
+          <w:lang w:val="en-US"/>
+        </w:rPr>
+        <w:t>expect(</w:t>
+      </w:r>
+      <w:proofErr w:type="gramEnd"/>
+      <w:r>
+        <w:rPr>
+          <w:sz w:val="15"/>
+          <w:szCs w:val="15"/>
+          <w:lang w:val="en-US"/>
+        </w:rPr>
+        <w:t>(error as any</w:t>
+      </w:r>
+      <w:proofErr w:type="gramStart"/>
+      <w:r>
+        <w:rPr>
+          <w:sz w:val="15"/>
+          <w:szCs w:val="15"/>
+          <w:lang w:val="en-US"/>
+        </w:rPr>
+        <w:t>).</w:t>
+      </w:r>
+      <w:proofErr w:type="spellStart"/>
+      <w:r>
+        <w:rPr>
+          <w:sz w:val="15"/>
+          <w:szCs w:val="15"/>
+          <w:lang w:val="en-US"/>
+        </w:rPr>
+        <w:t>timeoutMs</w:t>
+      </w:r>
+      <w:proofErr w:type="spellEnd"/>
+      <w:r>
+        <w:rPr>
+          <w:sz w:val="15"/>
+          <w:szCs w:val="15"/>
+          <w:lang w:val="en-US"/>
+        </w:rPr>
+        <w:t>).</w:t>
+      </w:r>
+      <w:proofErr w:type="spellStart"/>
+      <w:r>
+        <w:rPr>
+          <w:sz w:val="15"/>
+          <w:szCs w:val="15"/>
+          <w:lang w:val="en-US"/>
+        </w:rPr>
+        <w:t>toBe</w:t>
+      </w:r>
+      <w:proofErr w:type="spellEnd"/>
+      <w:proofErr w:type="gramEnd"/>
+      <w:r>
+        <w:rPr>
+          <w:sz w:val="15"/>
+          <w:szCs w:val="15"/>
+          <w:lang w:val="en-US"/>
+        </w:rPr>
+        <w:t>(50);</w:t>
+      </w:r>
+    </w:p>
+    <w:p>
+      <w:pPr>
+        <w:pStyle w:val="ZIKSMAINTEXT"/>
+        <w:rPr>
+          <w:sz w:val="15"/>
+          <w:szCs w:val="15"/>
+          <w:lang w:val="en-US"/>
+        </w:rPr>
+      </w:pPr>
+      <w:r>
+        <w:rPr>
+          <w:sz w:val="15"/>
+          <w:szCs w:val="15"/>
+          <w:lang w:val="en-US"/>
+        </w:rPr>
+        <w:t xml:space="preserve">        }</w:t>
+      </w:r>
+    </w:p>
+    <w:p>
+      <w:pPr>
+        <w:pStyle w:val="ZIKSMAINTEXT"/>
+        <w:rPr>
+          <w:sz w:val="15"/>
+          <w:szCs w:val="15"/>
+          <w:lang w:val="en-US"/>
+        </w:rPr>
+      </w:pPr>
+      <w:r>
+        <w:rPr>
+          <w:sz w:val="15"/>
+          <w:szCs w:val="15"/>
+          <w:lang w:val="en-US"/>
+        </w:rPr>
+        <w:t xml:space="preserve">    });</w:t>
+      </w:r>
+    </w:p>
+    <w:p>
+      <w:pPr>
+        <w:pStyle w:val="ZIKSMAINTEXT"/>
+        <w:ind w:firstLine="0"/>
+        <w:rPr>
+          <w:sz w:val="15"/>
+          <w:szCs w:val="15"/>
+          <w:lang w:val="en-US"/>
+        </w:rPr>
+      </w:pPr>
+      <w:r>
+        <w:rPr>
+          <w:sz w:val="15"/>
+          <w:szCs w:val="15"/>
+          <w:lang w:val="en-US"/>
+        </w:rPr>
+        <w:t>});</w:t>
+      </w:r>
+    </w:p>
+    <w:p>
+      <w:pPr>
+        <w:pStyle w:val="ZIKSMAINTEXT"/>
+        <w:ind w:firstLine="0"/>
+        <w:rPr>
+          <w:b/>
+          <w:bCs/>
+          <w:lang w:val="en-US"/>
+        </w:rPr>
+      </w:pPr>
+      <w:r>
+        <w:rPr>
+          <w:b/>
+          <w:bCs/>
+        </w:rPr>
+        <w:t>Результат виконання тестів</w:t>
+      </w:r>
+      <w:r>
+        <w:rPr>
+          <w:b/>
+          <w:bCs/>
+          <w:lang w:val="en-US"/>
+        </w:rPr>
+        <w:t>:</w:t>
+      </w:r>
+    </w:p>
+    <w:p>
+      <w:pPr>
+        <w:pStyle w:val="ZIKSMAINTEXT"/>
         <w:ind w:firstLine="0"/>
         <w:jc w:val="center"/>
         <w:rPr>
-          <w:sz w:val="15"/>
-          <w:szCs w:val="15"/>
-          <w:lang w:val="en-US"/>
-        </w:rPr>
-      </w:pPr>
-    </w:p>
-    <w:p>
-      <w:pPr>
-        <w:pStyle w:val="ZIKSMAINTEXT"/>
-        <w:ind w:firstLine="0"/>
-      </w:pPr>
-      <w:r>
-        <w:t>Посилання на репозиторій -</w:t>
-      </w:r>
-      <w:r>
-        <w:rPr>
           <w:b/>
           <w:bCs/>
-        </w:rPr>
-        <w:t xml:space="preserve"> </w:t>
-      </w:r>
+          <w:lang w:val="en-US"/>
+        </w:rPr>
+      </w:pPr>
       <w:r>
         <w:rPr>
           <w:b/>
           <w:bCs/>
+          <w:lang w:val="en-US"/>
+        </w:rPr>
+        <w:drawing>
+          <wp:inline distT="0" distB="0" distL="0" distR="0" wp14:anchorId="08984048" wp14:editId="06D88C83">
+            <wp:extent cx="5876013" cy="2143125"/>
+            <wp:effectExtent l="0" t="0" r="0" b="0"/>
+            <wp:docPr id="348132035" name="Picture 1"/>
+            <wp:cNvGraphicFramePr>
+              <a:graphicFrameLocks xmlns:a="http://schemas.openxmlformats.org/drawingml/2006/main" noChangeAspect="1"/>
+            </wp:cNvGraphicFramePr>
+            <a:graphic xmlns:a="http://schemas.openxmlformats.org/drawingml/2006/main">
+              <a:graphicData uri="http://schemas.openxmlformats.org/drawingml/2006/picture">
+                <pic:pic xmlns:pic="http://schemas.openxmlformats.org/drawingml/2006/picture">
+                  <pic:nvPicPr>
+                    <pic:cNvPr id="348132035" name=""/>
+                    <pic:cNvPicPr/>
+                  </pic:nvPicPr>
+                  <pic:blipFill>
+                    <a:blip r:embed="rId11"/>
+                    <a:stretch>
+                      <a:fillRect/>
+                    </a:stretch>
+                  </pic:blipFill>
+                  <pic:spPr>
+                    <a:xfrm>
+                      <a:off x="0" y="0"/>
+                      <a:ext cx="5886904" cy="2147097"/>
+                    </a:xfrm>
+                    <a:prstGeom prst="rect">
+                      <a:avLst/>
+                    </a:prstGeom>
+                  </pic:spPr>
+                </pic:pic>
+              </a:graphicData>
+            </a:graphic>
+          </wp:inline>
+        </w:drawing>
+      </w:r>
+    </w:p>
+    <w:p>
+      <w:pPr>
+        <w:pStyle w:val="ZIKSMAINTEXT"/>
+        <w:ind w:firstLine="0"/>
+        <w:jc w:val="center"/>
+        <w:rPr>
+          <w:sz w:val="24"/>
+          <w:szCs w:val="24"/>
+        </w:rPr>
+      </w:pPr>
+      <w:r>
+        <w:rPr>
+          <w:sz w:val="24"/>
+          <w:szCs w:val="24"/>
+        </w:rPr>
+        <w:t xml:space="preserve">Рис. </w:t>
+      </w:r>
+      <w:r>
+        <w:rPr>
+          <w:sz w:val="24"/>
+          <w:szCs w:val="24"/>
+        </w:rPr>
+        <w:t>4</w:t>
+      </w:r>
+      <w:r>
+        <w:rPr>
+          <w:sz w:val="24"/>
+          <w:szCs w:val="24"/>
+        </w:rPr>
+        <w:t>. Результат виконання завдан</w:t>
+      </w:r>
+      <w:r>
+        <w:rPr>
+          <w:sz w:val="24"/>
+          <w:szCs w:val="24"/>
+        </w:rPr>
+        <w:t>ь</w:t>
+      </w:r>
+      <w:r>
+        <w:rPr>
+          <w:sz w:val="24"/>
+          <w:szCs w:val="24"/>
         </w:rPr>
         <w:t xml:space="preserve"> </w:t>
       </w:r>
-      <w:hyperlink r:id="rId11" w:history="1">
+      <w:r>
+        <w:rPr>
+          <w:sz w:val="24"/>
+          <w:szCs w:val="24"/>
+        </w:rPr>
+        <w:t>4-6</w:t>
+      </w:r>
+      <w:r>
+        <w:rPr>
+          <w:sz w:val="24"/>
+          <w:szCs w:val="24"/>
+        </w:rPr>
+        <w:t>.</w:t>
+      </w:r>
+    </w:p>
+    <w:p>
+      <w:pPr>
+        <w:pStyle w:val="ZIKSMAINTEXT"/>
+        <w:ind w:firstLine="0"/>
+      </w:pPr>
+      <w:r>
+        <w:t>Посилання на репозиторій -</w:t>
+      </w:r>
+      <w:r>
+        <w:rPr>
+          <w:b/>
+          <w:bCs/>
+        </w:rPr>
+        <w:t xml:space="preserve"> </w:t>
+      </w:r>
+      <w:r>
+        <w:rPr>
+          <w:b/>
+          <w:bCs/>
+        </w:rPr>
+        <w:t xml:space="preserve"> </w:t>
+      </w:r>
+      <w:hyperlink r:id="rId12" w:history="1">
         <w:r>
           <w:rPr>
             <w:rStyle w:val="Hyperlink"/>
@@ -4777,7 +10292,7 @@
         <w:pStyle w:val="ZIKSHEADERFOURTH"/>
         <w:spacing w:line="360" w:lineRule="auto"/>
         <w:rPr>
-          <w:lang w:val="en-US"/>
+          <w:lang w:val="ru-RU"/>
         </w:rPr>
       </w:pPr>
       <w:r>
@@ -4791,14 +10306,174 @@
         <w:rPr>
           <w:b/>
           <w:bCs/>
-          <w:lang w:val="en-US"/>
+          <w:lang w:val="ru-RU"/>
         </w:rPr>
         <w:t xml:space="preserve"> </w:t>
       </w:r>
+      <w:r>
+        <w:rPr>
+          <w:lang w:val="ru-RU"/>
+        </w:rPr>
+        <w:t xml:space="preserve">Під час виконання лабораторної роботи були набуті практичні навички написання автоматизованих тестів для асинхронного </w:t>
+      </w:r>
+      <w:r>
+        <w:rPr>
+          <w:lang w:val="en-US"/>
+        </w:rPr>
+        <w:t>TypeScript</w:t>
+      </w:r>
+      <w:r>
+        <w:rPr>
+          <w:lang w:val="ru-RU"/>
+        </w:rPr>
+        <w:t xml:space="preserve">-коду з використанням </w:t>
+      </w:r>
+      <w:r>
+        <w:rPr>
+          <w:lang w:val="en-US"/>
+        </w:rPr>
+        <w:t>Jest</w:t>
+      </w:r>
+      <w:r>
+        <w:rPr>
+          <w:lang w:val="ru-RU"/>
+        </w:rPr>
+        <w:t xml:space="preserve">. Було налаштовано середовище тестування з </w:t>
+      </w:r>
+      <w:proofErr w:type="spellStart"/>
+      <w:r>
+        <w:rPr>
+          <w:lang w:val="en-US"/>
+        </w:rPr>
+        <w:t>ts</w:t>
+      </w:r>
+      <w:proofErr w:type="spellEnd"/>
+      <w:r>
+        <w:rPr>
+          <w:lang w:val="ru-RU"/>
+        </w:rPr>
+        <w:t>-</w:t>
+      </w:r>
+      <w:r>
+        <w:rPr>
+          <w:lang w:val="en-US"/>
+        </w:rPr>
+        <w:t>jest</w:t>
+      </w:r>
+      <w:r>
+        <w:rPr>
+          <w:lang w:val="ru-RU"/>
+        </w:rPr>
+        <w:t xml:space="preserve">, типізовано функції через </w:t>
+      </w:r>
+      <w:r>
+        <w:rPr>
+          <w:lang w:val="en-US"/>
+        </w:rPr>
+        <w:t>generics</w:t>
+      </w:r>
+      <w:r>
+        <w:rPr>
+          <w:lang w:val="ru-RU"/>
+        </w:rPr>
+        <w:t xml:space="preserve"> та написано тести для чотирьох функцій: </w:t>
+      </w:r>
+      <w:proofErr w:type="spellStart"/>
+      <w:r>
+        <w:rPr>
+          <w:lang w:val="en-US"/>
+        </w:rPr>
+        <w:t>fetchUserProfiles</w:t>
+      </w:r>
+      <w:proofErr w:type="spellEnd"/>
+      <w:r>
+        <w:rPr>
+          <w:lang w:val="ru-RU"/>
+        </w:rPr>
+        <w:t xml:space="preserve">, </w:t>
+      </w:r>
+      <w:proofErr w:type="spellStart"/>
+      <w:r>
+        <w:rPr>
+          <w:lang w:val="en-US"/>
+        </w:rPr>
+        <w:t>retryOperation</w:t>
+      </w:r>
+      <w:proofErr w:type="spellEnd"/>
+      <w:r>
+        <w:rPr>
+          <w:lang w:val="ru-RU"/>
+        </w:rPr>
+        <w:t xml:space="preserve">, </w:t>
+      </w:r>
+      <w:proofErr w:type="spellStart"/>
+      <w:r>
+        <w:rPr>
+          <w:lang w:val="en-US"/>
+        </w:rPr>
+        <w:t>processInBatches</w:t>
+      </w:r>
+      <w:proofErr w:type="spellEnd"/>
+      <w:r>
+        <w:rPr>
+          <w:lang w:val="ru-RU"/>
+        </w:rPr>
+        <w:t xml:space="preserve"> і </w:t>
+      </w:r>
+      <w:proofErr w:type="spellStart"/>
+      <w:r>
+        <w:rPr>
+          <w:lang w:val="en-US"/>
+        </w:rPr>
+        <w:t>raceWithTimeout</w:t>
+      </w:r>
+      <w:proofErr w:type="spellEnd"/>
+      <w:r>
+        <w:rPr>
+          <w:lang w:val="ru-RU"/>
+        </w:rPr>
+        <w:t xml:space="preserve">. Досягнуто 100% покриття коду за </w:t>
+      </w:r>
+      <w:r>
+        <w:rPr>
+          <w:lang w:val="en-US"/>
+        </w:rPr>
+        <w:t>statements</w:t>
+      </w:r>
+      <w:r>
+        <w:rPr>
+          <w:lang w:val="ru-RU"/>
+        </w:rPr>
+        <w:t xml:space="preserve">, </w:t>
+      </w:r>
+      <w:r>
+        <w:rPr>
+          <w:lang w:val="en-US"/>
+        </w:rPr>
+        <w:t>functions</w:t>
+      </w:r>
+      <w:r>
+        <w:rPr>
+          <w:lang w:val="ru-RU"/>
+        </w:rPr>
+        <w:t xml:space="preserve"> та </w:t>
+      </w:r>
+      <w:r>
+        <w:rPr>
+          <w:lang w:val="en-US"/>
+        </w:rPr>
+        <w:t>lines</w:t>
+      </w:r>
+      <w:r>
+        <w:rPr>
+          <w:lang w:val="ru-RU"/>
+        </w:rPr>
+        <w:t>, що підтверджує якість написаних тестів і коректність реалізації функцій.</w:t>
+      </w:r>
     </w:p>
     <w:sectPr>
-      <w:headerReference w:type="default" r:id="rId12"/>
-      <w:headerReference w:type="first" r:id="rId13"/>
+      <w:headerReference w:type="default" r:id="rId13"/>
+      <w:headerReference w:type="first" r:id="rId14"/>
       <w:type w:val="continuous"/>
       <w:pgSz w:w="11906" w:h="16838"/>
       <w:pgMar w:top="567" w:right="567" w:bottom="1418" w:left="1418" w:header="709" w:footer="709" w:gutter="0"/>
@@ -8727,7 +14402,7 @@
                                 <w:iCs/>
                                 <w:sz w:val="20"/>
                               </w:rPr>
-                              <w:t>12</w:t>
+                              <w:t>9</w:t>
                             </w:r>
                           </w:p>
                         </w:txbxContent>
@@ -9575,7 +15250,7 @@
                           <w:iCs/>
                           <w:sz w:val="20"/>
                         </w:rPr>
-                        <w:t>12</w:t>
+                        <w:t>9</w:t>
                       </w:r>
                     </w:p>
                   </w:txbxContent>
@@ -11825,7 +17500,7 @@
   <w:abstractNum w:abstractNumId="19" w15:restartNumberingAfterBreak="0">
     <w:nsid w:val="444B3929"/>
     <w:multiLevelType w:val="hybridMultilevel"/>
-    <w:tmpl w:val="17A686AC"/>
+    <w:tmpl w:val="2B163C52"/>
     <w:lvl w:ilvl="0" w:tplc="04220001">
       <w:start w:val="1"/>
       <w:numFmt w:val="bullet"/>
